--- a/06-转换电路/04-电压基准源/可编程基准源电路/可编程基准源电路.docx
+++ b/06-转换电路/04-电压基准源/可编程基准源电路/可编程基准源电路.docx
@@ -2148,6 +2148,20 @@
     </w:p>
     <w:bookmarkEnd w:id="26"/>
     <w:bookmarkEnd w:id="27"/>
+    <w:p>
+      <w:pPr>
+        <w:spacing w:before="360"/>
+        <w:jc w:val="center"/>
+      </w:pPr>
+      <w:r>
+        <w:rPr>
+          <w:rFonts w:ascii="Times New Roman" w:hAnsi="Times New Roman"/>
+          <w:color w:val="555555"/>
+          <w:sz w:val="21"/>
+        </w:rPr>
+        <w:t>材料收集者：杜文杰</w:t>
+      </w:r>
+    </w:p>
     <w:sectPr>
       <w:headerReference r:id="rId9" w:type="default"/>
       <w:footerReference r:id="rId10" w:type="default"/>

--- a/06-转换电路/04-电压基准源/可编程基准源电路/可编程基准源电路.docx
+++ b/06-转换电路/04-电压基准源/可编程基准源电路/可编程基准源电路.docx
@@ -1,6 +1,6 @@
 
 <file path=word/document.xml><?xml version="1.0" encoding="utf-8"?>
-<w:document xmlns:w="http://schemas.openxmlformats.org/wordprocessingml/2006/main" xmlns:m="http://schemas.openxmlformats.org/officeDocument/2006/math" xmlns:r="http://schemas.openxmlformats.org/officeDocument/2006/relationships" xmlns:o="urn:schemas-microsoft-com:office:office" xmlns:v="urn:schemas-microsoft-com:vml" xmlns:w10="urn:schemas-microsoft-com:office:word" xmlns:a="http://schemas.openxmlformats.org/drawingml/2006/main" xmlns:pic="http://schemas.openxmlformats.org/drawingml/2006/picture" xmlns:wp="http://schemas.openxmlformats.org/drawingml/2006/wordprocessingDrawing">
+<w:document xmlns:m="http://schemas.openxmlformats.org/officeDocument/2006/math" xmlns:r="http://schemas.openxmlformats.org/officeDocument/2006/relationships" xmlns:w="http://schemas.openxmlformats.org/wordprocessingml/2006/main" xmlns:o="urn:schemas-microsoft-com:office:office" xmlns:v="urn:schemas-microsoft-com:vml" xmlns:w10="urn:schemas-microsoft-com:office:word" xmlns:a="http://schemas.openxmlformats.org/drawingml/2006/main" xmlns:pic="http://schemas.openxmlformats.org/drawingml/2006/picture" xmlns:wp="http://schemas.openxmlformats.org/drawingml/2006/wordprocessingDrawing">
   <w:body>
     <w:bookmarkStart w:id="27" w:name="可编程基准源电路"/>
     <w:p>
@@ -9,7 +9,7 @@
       </w:pPr>
       <w:r>
         <w:rPr>
-          <w:rFonts w:hint="eastAsia"/>
+          <w:rFonts w:hint="eastAsia" w:eastAsia="黑体"/>
         </w:rPr>
         <w:t xml:space="preserve">可编程基准源电路</w:t>
       </w:r>
@@ -21,7 +21,7 @@
       </w:pPr>
       <w:r>
         <w:rPr>
-          <w:rFonts w:hint="eastAsia"/>
+          <w:rFonts w:hint="eastAsia" w:eastAsia="黑体"/>
         </w:rPr>
         <w:t xml:space="preserve">拓扑描述</w:t>
       </w:r>
@@ -32,13 +32,13 @@
       </w:pPr>
       <w:r>
         <w:rPr>
-          <w:rFonts w:hint="eastAsia"/>
+          <w:rFonts w:hint="eastAsia" w:eastAsia="黑体"/>
         </w:rPr>
         <w:t xml:space="preserve">元件组成与节点定义：电路由</w:t>
       </w:r>
       <w:r>
         <w:rPr>
-          <w:rFonts w:hint="eastAsia"/>
+          <w:rFonts w:hint="eastAsia" w:eastAsia="黑体"/>
           <w:b/>
           <w:bCs/>
         </w:rPr>
@@ -46,6 +46,7 @@
       </w:r>
       <w:r>
         <w:rPr>
+          <w:rFonts w:eastAsia="黑体"/>
           <w:b/>
           <w:bCs/>
         </w:rPr>
@@ -53,18 +54,21 @@
       </w:r>
       <w:r>
         <w:rPr>
-          <w:rFonts w:hint="eastAsia"/>
+          <w:rFonts w:hint="eastAsia" w:eastAsia="黑体"/>
           <w:b/>
           <w:bCs/>
         </w:rPr>
         <w:t xml:space="preserve">基准）U1</w:t>
       </w:r>
       <w:r>
+        <w:rPr>
+          <w:rFonts w:eastAsia="黑体"/>
+        </w:rPr>
         <w:t xml:space="preserve">、</w:t>
       </w:r>
       <w:r>
         <w:rPr>
-          <w:rFonts w:hint="eastAsia"/>
+          <w:rFonts w:hint="eastAsia" w:eastAsia="黑体"/>
           <w:b/>
           <w:bCs/>
         </w:rPr>
@@ -72,23 +76,27 @@
       </w:r>
       <w:r>
         <w:rPr>
+          <w:rFonts w:eastAsia="黑体"/>
           <w:b/>
           <w:bCs/>
         </w:rPr>
         <w:t xml:space="preserve"> RP1</w:t>
       </w:r>
       <w:r>
+        <w:rPr>
+          <w:rFonts w:eastAsia="黑体"/>
+        </w:rPr>
         <w:t xml:space="preserve"> </w:t>
       </w:r>
       <w:r>
         <w:rPr>
-          <w:rFonts w:hint="eastAsia"/>
+          <w:rFonts w:hint="eastAsia" w:eastAsia="黑体"/>
         </w:rPr>
         <w:t xml:space="preserve">与</w:t>
       </w:r>
       <w:r>
         <w:rPr>
-          <w:rFonts w:hint="eastAsia"/>
+          <w:rFonts w:hint="eastAsia" w:eastAsia="黑体"/>
           <w:b/>
           <w:bCs/>
         </w:rPr>
@@ -96,32 +104,39 @@
       </w:r>
       <w:r>
         <w:rPr>
+          <w:rFonts w:eastAsia="黑体"/>
           <w:b/>
           <w:bCs/>
         </w:rPr>
         <w:t xml:space="preserve"> U2</w:t>
       </w:r>
       <w:r>
+        <w:rPr>
+          <w:rFonts w:eastAsia="黑体"/>
+        </w:rPr>
         <w:t xml:space="preserve"> </w:t>
       </w:r>
       <w:r>
         <w:rPr>
-          <w:rFonts w:hint="eastAsia"/>
+          <w:rFonts w:hint="eastAsia" w:eastAsia="黑体"/>
         </w:rPr>
         <w:t xml:space="preserve">组成。电路共有</w:t>
       </w:r>
       <w:r>
+        <w:rPr>
+          <w:rFonts w:eastAsia="黑体"/>
+        </w:rPr>
         <w:t xml:space="preserve"> 6 </w:t>
       </w:r>
       <w:r>
         <w:rPr>
-          <w:rFonts w:hint="eastAsia"/>
+          <w:rFonts w:hint="eastAsia" w:eastAsia="黑体"/>
         </w:rPr>
         <w:t xml:space="preserve">个关键节点：</w:t>
       </w:r>
       <w:r>
         <w:rPr>
-          <w:rFonts w:hint="eastAsia"/>
+          <w:rFonts w:hint="eastAsia" w:eastAsia="黑体"/>
           <w:b/>
           <w:bCs/>
         </w:rPr>
@@ -129,6 +144,7 @@
       </w:r>
       <w:r>
         <w:rPr>
+          <w:rFonts w:eastAsia="黑体"/>
           <w:b/>
           <w:bCs/>
         </w:rPr>
@@ -136,7 +152,7 @@
       </w:r>
       <w:r>
         <w:rPr>
-          <w:rFonts w:hint="eastAsia"/>
+          <w:rFonts w:hint="eastAsia" w:eastAsia="黑体"/>
           <w:b/>
           <w:bCs/>
         </w:rPr>
@@ -144,6 +160,7 @@
       </w:r>
       <w:r>
         <w:rPr>
+          <w:rFonts w:eastAsia="黑体"/>
           <w:b/>
           <w:bCs/>
         </w:rPr>
@@ -174,22 +191,25 @@
       </m:oMath>
       <w:r>
         <w:rPr>
-          <w:rFonts w:hint="eastAsia"/>
+          <w:rFonts w:hint="eastAsia" w:eastAsia="黑体"/>
         </w:rPr>
         <w:t xml:space="preserve">（连</w:t>
       </w:r>
       <w:r>
+        <w:rPr>
+          <w:rFonts w:eastAsia="黑体"/>
+        </w:rPr>
         <w:t xml:space="preserve"> U1、U2 </w:t>
       </w:r>
       <w:r>
         <w:rPr>
-          <w:rFonts w:hint="eastAsia"/>
+          <w:rFonts w:hint="eastAsia" w:eastAsia="黑体"/>
         </w:rPr>
         <w:t xml:space="preserve">的电源脚）；</w:t>
       </w:r>
       <w:r>
         <w:rPr>
-          <w:rFonts w:hint="eastAsia"/>
+          <w:rFonts w:hint="eastAsia" w:eastAsia="黑体"/>
           <w:b/>
           <w:bCs/>
         </w:rPr>
@@ -197,6 +217,7 @@
       </w:r>
       <w:r>
         <w:rPr>
+          <w:rFonts w:eastAsia="黑体"/>
           <w:b/>
           <w:bCs/>
         </w:rPr>
@@ -204,7 +225,7 @@
       </w:r>
       <w:r>
         <w:rPr>
-          <w:rFonts w:hint="eastAsia"/>
+          <w:rFonts w:hint="eastAsia" w:eastAsia="黑体"/>
           <w:b/>
           <w:bCs/>
         </w:rPr>
@@ -212,6 +233,7 @@
       </w:r>
       <w:r>
         <w:rPr>
+          <w:rFonts w:eastAsia="黑体"/>
           <w:b/>
           <w:bCs/>
         </w:rPr>
@@ -219,22 +241,25 @@
       </w:r>
       <w:r>
         <w:rPr>
-          <w:rFonts w:hint="eastAsia"/>
+          <w:rFonts w:hint="eastAsia" w:eastAsia="黑体"/>
         </w:rPr>
         <w:t xml:space="preserve">（连</w:t>
       </w:r>
       <w:r>
+        <w:rPr>
+          <w:rFonts w:eastAsia="黑体"/>
+        </w:rPr>
         <w:t xml:space="preserve"> U1、U2、RP1 </w:t>
       </w:r>
       <w:r>
         <w:rPr>
-          <w:rFonts w:hint="eastAsia"/>
+          <w:rFonts w:hint="eastAsia" w:eastAsia="黑体"/>
         </w:rPr>
         <w:t xml:space="preserve">下端）；</w:t>
       </w:r>
       <w:r>
         <w:rPr>
-          <w:rFonts w:hint="eastAsia"/>
+          <w:rFonts w:hint="eastAsia" w:eastAsia="黑体"/>
           <w:b/>
           <w:bCs/>
         </w:rPr>
@@ -242,6 +267,7 @@
       </w:r>
       <w:r>
         <w:rPr>
+          <w:rFonts w:eastAsia="黑体"/>
           <w:b/>
           <w:bCs/>
         </w:rPr>
@@ -249,7 +275,7 @@
       </w:r>
       <w:r>
         <w:rPr>
-          <w:rFonts w:hint="eastAsia"/>
+          <w:rFonts w:hint="eastAsia" w:eastAsia="黑体"/>
           <w:b/>
           <w:bCs/>
         </w:rPr>
@@ -257,6 +283,7 @@
       </w:r>
       <w:r>
         <w:rPr>
+          <w:rFonts w:eastAsia="黑体"/>
           <w:b/>
           <w:bCs/>
         </w:rPr>
@@ -287,31 +314,37 @@
       </m:oMath>
       <w:r>
         <w:rPr>
-          <w:rFonts w:hint="eastAsia"/>
+          <w:rFonts w:hint="eastAsia" w:eastAsia="黑体"/>
         </w:rPr>
         <w:t xml:space="preserve">（连</w:t>
       </w:r>
       <w:r>
+        <w:rPr>
+          <w:rFonts w:eastAsia="黑体"/>
+        </w:rPr>
         <w:t xml:space="preserve"> U1 </w:t>
       </w:r>
       <w:r>
         <w:rPr>
-          <w:rFonts w:hint="eastAsia"/>
+          <w:rFonts w:hint="eastAsia" w:eastAsia="黑体"/>
         </w:rPr>
         <w:t xml:space="preserve">输出脚与</w:t>
       </w:r>
       <w:r>
+        <w:rPr>
+          <w:rFonts w:eastAsia="黑体"/>
+        </w:rPr>
         <w:t xml:space="preserve"> RP1 </w:t>
       </w:r>
       <w:r>
         <w:rPr>
-          <w:rFonts w:hint="eastAsia"/>
+          <w:rFonts w:hint="eastAsia" w:eastAsia="黑体"/>
         </w:rPr>
         <w:t xml:space="preserve">上端）；</w:t>
       </w:r>
       <w:r>
         <w:rPr>
-          <w:rFonts w:hint="eastAsia"/>
+          <w:rFonts w:hint="eastAsia" w:eastAsia="黑体"/>
           <w:b/>
           <w:bCs/>
         </w:rPr>
@@ -319,6 +352,7 @@
       </w:r>
       <w:r>
         <w:rPr>
+          <w:rFonts w:eastAsia="黑体"/>
           <w:b/>
           <w:bCs/>
         </w:rPr>
@@ -326,7 +360,7 @@
       </w:r>
       <w:r>
         <w:rPr>
-          <w:rFonts w:hint="eastAsia"/>
+          <w:rFonts w:hint="eastAsia" w:eastAsia="黑体"/>
           <w:b/>
           <w:bCs/>
         </w:rPr>
@@ -334,31 +368,37 @@
       </w:r>
       <w:r>
         <w:rPr>
-          <w:rFonts w:hint="eastAsia"/>
+          <w:rFonts w:hint="eastAsia" w:eastAsia="黑体"/>
         </w:rPr>
         <w:t xml:space="preserve">（SPI/I²C</w:t>
       </w:r>
       <w:r>
+        <w:rPr>
+          <w:rFonts w:eastAsia="黑体"/>
+        </w:rPr>
         <w:t xml:space="preserve"> </w:t>
       </w:r>
       <w:r>
         <w:rPr>
-          <w:rFonts w:hint="eastAsia"/>
+          <w:rFonts w:hint="eastAsia" w:eastAsia="黑体"/>
         </w:rPr>
         <w:t xml:space="preserve">或并行码线，连</w:t>
       </w:r>
       <w:r>
+        <w:rPr>
+          <w:rFonts w:eastAsia="黑体"/>
+        </w:rPr>
         <w:t xml:space="preserve"> RP1 </w:t>
       </w:r>
       <w:r>
         <w:rPr>
-          <w:rFonts w:hint="eastAsia"/>
+          <w:rFonts w:hint="eastAsia" w:eastAsia="黑体"/>
         </w:rPr>
         <w:t xml:space="preserve">的控制/数据脚）；</w:t>
       </w:r>
       <w:r>
         <w:rPr>
-          <w:rFonts w:hint="eastAsia"/>
+          <w:rFonts w:hint="eastAsia" w:eastAsia="黑体"/>
           <w:b/>
           <w:bCs/>
         </w:rPr>
@@ -366,6 +406,7 @@
       </w:r>
       <w:r>
         <w:rPr>
+          <w:rFonts w:eastAsia="黑体"/>
           <w:b/>
           <w:bCs/>
         </w:rPr>
@@ -373,7 +414,7 @@
       </w:r>
       <w:r>
         <w:rPr>
-          <w:rFonts w:hint="eastAsia"/>
+          <w:rFonts w:hint="eastAsia" w:eastAsia="黑体"/>
           <w:b/>
           <w:bCs/>
         </w:rPr>
@@ -381,6 +422,7 @@
       </w:r>
       <w:r>
         <w:rPr>
+          <w:rFonts w:eastAsia="黑体"/>
           <w:b/>
           <w:bCs/>
         </w:rPr>
@@ -402,40 +444,49 @@
       </m:oMath>
       <w:r>
         <w:rPr>
-          <w:rFonts w:hint="eastAsia"/>
+          <w:rFonts w:hint="eastAsia" w:eastAsia="黑体"/>
         </w:rPr>
         <w:t xml:space="preserve">（连</w:t>
       </w:r>
       <w:r>
+        <w:rPr>
+          <w:rFonts w:eastAsia="黑体"/>
+        </w:rPr>
         <w:t xml:space="preserve"> RP1 </w:t>
       </w:r>
       <w:r>
         <w:rPr>
-          <w:rFonts w:hint="eastAsia"/>
+          <w:rFonts w:hint="eastAsia" w:eastAsia="黑体"/>
         </w:rPr>
         <w:t xml:space="preserve">抽头端与</w:t>
       </w:r>
       <w:r>
+        <w:rPr>
+          <w:rFonts w:eastAsia="黑体"/>
+        </w:rPr>
         <w:t xml:space="preserve"> U2 </w:t>
       </w:r>
       <w:r>
         <w:rPr>
-          <w:rFonts w:hint="eastAsia"/>
+          <w:rFonts w:hint="eastAsia" w:eastAsia="黑体"/>
         </w:rPr>
         <w:t xml:space="preserve">的</w:t>
       </w:r>
       <w:r>
+        <w:rPr>
+          <w:rFonts w:eastAsia="黑体"/>
+        </w:rPr>
         <w:t xml:space="preserve"> IN+ </w:t>
       </w:r>
       <w:r>
         <w:rPr>
-          <w:rFonts w:hint="eastAsia"/>
+          <w:rFonts w:hint="eastAsia" w:eastAsia="黑体"/>
         </w:rPr>
         <w:t xml:space="preserve">脚）；</w:t>
       </w:r>
       <w:r>
         <w:rPr>
-          <w:rFonts w:hint="eastAsia"/>
+          <w:rFonts w:hint="eastAsia" w:eastAsia="黑体"/>
           <w:b/>
           <w:bCs/>
         </w:rPr>
@@ -443,6 +494,7 @@
       </w:r>
       <w:r>
         <w:rPr>
+          <w:rFonts w:eastAsia="黑体"/>
           <w:b/>
           <w:bCs/>
         </w:rPr>
@@ -450,7 +502,7 @@
       </w:r>
       <w:r>
         <w:rPr>
-          <w:rFonts w:hint="eastAsia"/>
+          <w:rFonts w:hint="eastAsia" w:eastAsia="黑体"/>
           <w:b/>
           <w:bCs/>
         </w:rPr>
@@ -458,6 +510,7 @@
       </w:r>
       <w:r>
         <w:rPr>
+          <w:rFonts w:eastAsia="黑体"/>
           <w:b/>
           <w:bCs/>
         </w:rPr>
@@ -485,34 +538,43 @@
       </m:oMath>
       <w:r>
         <w:rPr>
-          <w:rFonts w:hint="eastAsia"/>
+          <w:rFonts w:hint="eastAsia" w:eastAsia="黑体"/>
         </w:rPr>
         <w:t xml:space="preserve">（连</w:t>
       </w:r>
       <w:r>
+        <w:rPr>
+          <w:rFonts w:eastAsia="黑体"/>
+        </w:rPr>
         <w:t xml:space="preserve"> U2 </w:t>
       </w:r>
       <w:r>
         <w:rPr>
-          <w:rFonts w:hint="eastAsia"/>
+          <w:rFonts w:hint="eastAsia" w:eastAsia="黑体"/>
         </w:rPr>
         <w:t xml:space="preserve">的</w:t>
       </w:r>
       <w:r>
+        <w:rPr>
+          <w:rFonts w:eastAsia="黑体"/>
+        </w:rPr>
         <w:t xml:space="preserve"> OUT </w:t>
       </w:r>
       <w:r>
         <w:rPr>
-          <w:rFonts w:hint="eastAsia"/>
+          <w:rFonts w:hint="eastAsia" w:eastAsia="黑体"/>
         </w:rPr>
         <w:t xml:space="preserve">脚与</w:t>
       </w:r>
       <w:r>
+        <w:rPr>
+          <w:rFonts w:eastAsia="黑体"/>
+        </w:rPr>
         <w:t xml:space="preserve"> IN− </w:t>
       </w:r>
       <w:r>
         <w:rPr>
-          <w:rFonts w:hint="eastAsia"/>
+          <w:rFonts w:hint="eastAsia" w:eastAsia="黑体"/>
         </w:rPr>
         <w:t xml:space="preserve">脚）。</w:t>
       </w:r>
@@ -521,97 +583,127 @@
       <w:pPr/>
       <w:r>
         <w:rPr>
-          <w:rFonts w:hint="eastAsia"/>
+          <w:rFonts w:hint="eastAsia" w:eastAsia="黑体"/>
         </w:rPr>
         <w:t xml:space="preserve">各元件管脚连接：U1</w:t>
       </w:r>
       <w:r>
+        <w:rPr>
+          <w:rFonts w:eastAsia="黑体"/>
+        </w:rPr>
         <w:t xml:space="preserve"> </w:t>
       </w:r>
       <w:r>
         <w:rPr>
-          <w:rFonts w:hint="eastAsia"/>
+          <w:rFonts w:hint="eastAsia" w:eastAsia="黑体"/>
         </w:rPr>
         <w:t xml:space="preserve">的电源脚接节点①、地脚接节点②、输出脚接节点③；RP1</w:t>
       </w:r>
       <w:r>
+        <w:rPr>
+          <w:rFonts w:eastAsia="黑体"/>
+        </w:rPr>
         <w:t xml:space="preserve"> </w:t>
       </w:r>
       <w:r>
         <w:rPr>
-          <w:rFonts w:hint="eastAsia"/>
+          <w:rFonts w:hint="eastAsia" w:eastAsia="黑体"/>
         </w:rPr>
         <w:t xml:space="preserve">一端接节点③、另一端接节点②、抽头接节点⑤、控制/数据脚接节点④；U2</w:t>
       </w:r>
       <w:r>
+        <w:rPr>
+          <w:rFonts w:eastAsia="黑体"/>
+        </w:rPr>
         <w:t xml:space="preserve"> </w:t>
       </w:r>
       <w:r>
         <w:rPr>
-          <w:rFonts w:hint="eastAsia"/>
+          <w:rFonts w:hint="eastAsia" w:eastAsia="黑体"/>
         </w:rPr>
         <w:t xml:space="preserve">的</w:t>
       </w:r>
       <w:r>
+        <w:rPr>
+          <w:rFonts w:eastAsia="黑体"/>
+        </w:rPr>
         <w:t xml:space="preserve"> V+ </w:t>
       </w:r>
       <w:r>
         <w:rPr>
-          <w:rFonts w:hint="eastAsia"/>
+          <w:rFonts w:hint="eastAsia" w:eastAsia="黑体"/>
         </w:rPr>
         <w:t xml:space="preserve">接节点①、V−</w:t>
       </w:r>
       <w:r>
+        <w:rPr>
+          <w:rFonts w:eastAsia="黑体"/>
+        </w:rPr>
         <w:t xml:space="preserve"> </w:t>
       </w:r>
       <w:r>
         <w:rPr>
-          <w:rFonts w:hint="eastAsia"/>
+          <w:rFonts w:hint="eastAsia" w:eastAsia="黑体"/>
         </w:rPr>
         <w:t xml:space="preserve">接节点②、IN+</w:t>
       </w:r>
       <w:r>
+        <w:rPr>
+          <w:rFonts w:eastAsia="黑体"/>
+        </w:rPr>
         <w:t xml:space="preserve"> </w:t>
       </w:r>
       <w:r>
         <w:rPr>
-          <w:rFonts w:hint="eastAsia"/>
+          <w:rFonts w:hint="eastAsia" w:eastAsia="黑体"/>
         </w:rPr>
         <w:t xml:space="preserve">接节点⑤、IN−</w:t>
       </w:r>
       <w:r>
+        <w:rPr>
+          <w:rFonts w:eastAsia="黑体"/>
+        </w:rPr>
         <w:t xml:space="preserve"> </w:t>
       </w:r>
       <w:r>
         <w:rPr>
-          <w:rFonts w:hint="eastAsia"/>
+          <w:rFonts w:hint="eastAsia" w:eastAsia="黑体"/>
         </w:rPr>
         <w:t xml:space="preserve">与</w:t>
       </w:r>
       <w:r>
+        <w:rPr>
+          <w:rFonts w:eastAsia="黑体"/>
+        </w:rPr>
         <w:t xml:space="preserve"> OUT </w:t>
       </w:r>
       <w:r>
         <w:rPr>
-          <w:rFonts w:hint="eastAsia"/>
+          <w:rFonts w:hint="eastAsia" w:eastAsia="黑体"/>
         </w:rPr>
         <w:t xml:space="preserve">短接后接节点⑥，构成单位增益缓冲器。数字码经节点④改变</w:t>
       </w:r>
       <w:r>
+        <w:rPr>
+          <w:rFonts w:eastAsia="黑体"/>
+        </w:rPr>
         <w:t xml:space="preserve"> RP1 </w:t>
       </w:r>
       <w:r>
         <w:rPr>
-          <w:rFonts w:hint="eastAsia"/>
+          <w:rFonts w:hint="eastAsia" w:eastAsia="黑体"/>
         </w:rPr>
         <w:t xml:space="preserve">的分压比，从而把基础基准电压按比例分压并经</w:t>
       </w:r>
       <w:r>
+        <w:rPr>
+          <w:rFonts w:eastAsia="黑体"/>
+        </w:rPr>
         <w:t xml:space="preserve"> U2 </w:t>
       </w:r>
       <w:r>
         <w:rPr>
-          <w:rFonts w:hint="eastAsia"/>
+          <w:rFonts w:hint="eastAsia" w:eastAsia="黑体"/>
         </w:rPr>
         <w:t xml:space="preserve">低阻抗输出。</w:t>
       </w:r>
@@ -620,11 +712,14 @@
       <w:pPr/>
       <w:r>
         <w:rPr>
-          <w:rFonts w:hint="eastAsia"/>
+          <w:rFonts w:hint="eastAsia" w:eastAsia="黑体"/>
         </w:rPr>
         <w:t xml:space="preserve">由此构成”数字码可编程分压比、运放缓冲输出”的可编程基准组态，输出</w:t>
       </w:r>
       <w:r>
+        <w:rPr>
+          <w:rFonts w:eastAsia="黑体"/>
+        </w:rPr>
         <w:t xml:space="preserve"> </w:t>
       </w:r>
       <m:oMath>
@@ -703,7 +798,7 @@
       </m:oMath>
       <w:r>
         <w:rPr>
-          <w:rFonts w:hint="eastAsia"/>
+          <w:rFonts w:hint="eastAsia" w:eastAsia="黑体"/>
         </w:rPr>
         <w:t xml:space="preserve">，用数字方式在量程内精确设定参考电压，用于需动态调整基准的场合。</w:t>
       </w:r>
@@ -716,7 +811,7 @@
       </w:pPr>
       <w:r>
         <w:rPr>
-          <w:rFonts w:hint="eastAsia"/>
+          <w:rFonts w:hint="eastAsia" w:eastAsia="黑体"/>
         </w:rPr>
         <w:t xml:space="preserve">工作原理</w:t>
       </w:r>
@@ -727,7 +822,7 @@
       </w:pPr>
       <w:r>
         <w:rPr>
-          <w:rFonts w:hint="eastAsia"/>
+          <w:rFonts w:hint="eastAsia" w:eastAsia="黑体"/>
         </w:rPr>
         <w:t xml:space="preserve">内部产生一个高稳定基础基准电压，数字码改变可编程电阻网络的分压比，再经缓冲输出。输出电压等于基础基准乘以由码决定的比例，从而用数字方式精确设定输出电平。</w:t>
       </w:r>
@@ -740,7 +835,7 @@
       </w:pPr>
       <w:r>
         <w:rPr>
-          <w:rFonts w:hint="eastAsia"/>
+          <w:rFonts w:hint="eastAsia" w:eastAsia="黑体"/>
         </w:rPr>
         <w:t xml:space="preserve">关键计算公式</w:t>
       </w:r>
@@ -754,7 +849,7 @@
       </w:pPr>
       <w:r>
         <w:rPr>
-          <w:rFonts w:hint="eastAsia"/>
+          <w:rFonts w:hint="eastAsia" w:eastAsia="黑体"/>
         </w:rPr>
         <w:t xml:space="preserve">输出电压：</w:t>
       </w:r>
@@ -856,7 +951,7 @@
       </w:pPr>
       <w:r>
         <w:rPr>
-          <w:rFonts w:hint="eastAsia"/>
+          <w:rFonts w:hint="eastAsia" w:eastAsia="黑体"/>
         </w:rPr>
         <w:t xml:space="preserve">分辨步长（LSB）：</w:t>
       </w:r>
@@ -949,7 +1044,7 @@
       </w:pPr>
       <w:r>
         <w:rPr>
-          <w:rFonts w:hint="eastAsia"/>
+          <w:rFonts w:hint="eastAsia" w:eastAsia="黑体"/>
         </w:rPr>
         <w:t xml:space="preserve">满量程输出：</w:t>
       </w:r>
@@ -1066,7 +1161,7 @@
       </w:pPr>
       <w:r>
         <w:rPr>
-          <w:rFonts w:hint="eastAsia"/>
+          <w:rFonts w:hint="eastAsia" w:eastAsia="黑体"/>
         </w:rPr>
         <w:t xml:space="preserve">增益误差：</w:t>
       </w:r>
@@ -1254,7 +1349,7 @@
             </w:pPr>
             <w:r>
               <w:rPr>
-                <w:rFonts w:hint="eastAsia"/>
+                <w:rFonts w:hint="eastAsia" w:eastAsia="黑体"/>
               </w:rPr>
               <w:t xml:space="preserve">符号</w:t>
             </w:r>
@@ -1268,7 +1363,7 @@
             </w:pPr>
             <w:r>
               <w:rPr>
-                <w:rFonts w:hint="eastAsia"/>
+                <w:rFonts w:hint="eastAsia" w:eastAsia="黑体"/>
               </w:rPr>
               <w:t xml:space="preserve">含义</w:t>
             </w:r>
@@ -1282,7 +1377,7 @@
             </w:pPr>
             <w:r>
               <w:rPr>
-                <w:rFonts w:hint="eastAsia"/>
+                <w:rFonts w:hint="eastAsia" w:eastAsia="黑体"/>
               </w:rPr>
               <w:t xml:space="preserve">单位</w:t>
             </w:r>
@@ -1317,6 +1412,9 @@
               </m:sSub>
             </m:oMath>
             <w:r>
+              <w:rPr>
+                <w:rFonts w:eastAsia="黑体"/>
+              </w:rPr>
               <w:t xml:space="preserve">​</w:t>
             </w:r>
           </w:p>
@@ -1329,7 +1427,7 @@
             </w:pPr>
             <w:r>
               <w:rPr>
-                <w:rFonts w:hint="eastAsia"/>
+                <w:rFonts w:hint="eastAsia" w:eastAsia="黑体"/>
               </w:rPr>
               <w:t xml:space="preserve">输出电压</w:t>
             </w:r>
@@ -1342,6 +1440,9 @@
               <w:pStyle w:val="Compact"/>
             </w:pPr>
             <w:r>
+              <w:rPr>
+                <w:rFonts w:eastAsia="黑体"/>
+              </w:rPr>
               <w:t xml:space="preserve">V</w:t>
             </w:r>
           </w:p>
@@ -1378,6 +1479,9 @@
               </m:sSub>
             </m:oMath>
             <w:r>
+              <w:rPr>
+                <w:rFonts w:eastAsia="黑体"/>
+              </w:rPr>
               <w:t xml:space="preserve">​</w:t>
             </w:r>
           </w:p>
@@ -1390,7 +1494,7 @@
             </w:pPr>
             <w:r>
               <w:rPr>
-                <w:rFonts w:hint="eastAsia"/>
+                <w:rFonts w:hint="eastAsia" w:eastAsia="黑体"/>
               </w:rPr>
               <w:t xml:space="preserve">基础基准电压</w:t>
             </w:r>
@@ -1403,6 +1507,9 @@
               <w:pStyle w:val="Compact"/>
             </w:pPr>
             <w:r>
+              <w:rPr>
+                <w:rFonts w:eastAsia="黑体"/>
+              </w:rPr>
               <w:t xml:space="preserve">V</w:t>
             </w:r>
           </w:p>
@@ -1421,6 +1528,9 @@
               </m:r>
             </m:oMath>
             <w:r>
+              <w:rPr>
+                <w:rFonts w:eastAsia="黑体"/>
+              </w:rPr>
               <w:t xml:space="preserve">​</w:t>
             </w:r>
           </w:p>
@@ -1433,7 +1543,7 @@
             </w:pPr>
             <w:r>
               <w:rPr>
-                <w:rFonts w:hint="eastAsia"/>
+                <w:rFonts w:hint="eastAsia" w:eastAsia="黑体"/>
               </w:rPr>
               <w:t xml:space="preserve">数字码</w:t>
             </w:r>
@@ -1446,6 +1556,9 @@
               <w:pStyle w:val="Compact"/>
             </w:pPr>
             <w:r>
+              <w:rPr>
+                <w:rFonts w:eastAsia="黑体"/>
+              </w:rPr>
               <w:t xml:space="preserve">—</w:t>
             </w:r>
           </w:p>
@@ -1464,6 +1577,9 @@
               </m:r>
             </m:oMath>
             <w:r>
+              <w:rPr>
+                <w:rFonts w:eastAsia="黑体"/>
+              </w:rPr>
               <w:t xml:space="preserve">​</w:t>
             </w:r>
           </w:p>
@@ -1476,7 +1592,7 @@
             </w:pPr>
             <w:r>
               <w:rPr>
-                <w:rFonts w:hint="eastAsia"/>
+                <w:rFonts w:hint="eastAsia" w:eastAsia="黑体"/>
               </w:rPr>
               <w:t xml:space="preserve">编程位数</w:t>
             </w:r>
@@ -1489,6 +1605,9 @@
               <w:pStyle w:val="Compact"/>
             </w:pPr>
             <w:r>
+              <w:rPr>
+                <w:rFonts w:eastAsia="黑体"/>
+              </w:rPr>
               <w:t xml:space="preserve">bit</w:t>
             </w:r>
           </w:p>
@@ -1522,6 +1641,9 @@
               </m:sSub>
             </m:oMath>
             <w:r>
+              <w:rPr>
+                <w:rFonts w:eastAsia="黑体"/>
+              </w:rPr>
               <w:t xml:space="preserve">​</w:t>
             </w:r>
           </w:p>
@@ -1534,7 +1656,7 @@
             </w:pPr>
             <w:r>
               <w:rPr>
-                <w:rFonts w:hint="eastAsia"/>
+                <w:rFonts w:hint="eastAsia" w:eastAsia="黑体"/>
               </w:rPr>
               <w:t xml:space="preserve">最小步长</w:t>
             </w:r>
@@ -1547,6 +1669,9 @@
               <w:pStyle w:val="Compact"/>
             </w:pPr>
             <w:r>
+              <w:rPr>
+                <w:rFonts w:eastAsia="黑体"/>
+              </w:rPr>
               <w:t xml:space="preserve">V</w:t>
             </w:r>
           </w:p>
@@ -1561,7 +1686,7 @@
       </w:pPr>
       <w:r>
         <w:rPr>
-          <w:rFonts w:hint="eastAsia"/>
+          <w:rFonts w:hint="eastAsia" w:eastAsia="黑体"/>
         </w:rPr>
         <w:t xml:space="preserve">元件调整影响</w:t>
       </w:r>
@@ -1576,7 +1701,7 @@
       </w:pPr>
       <w:r>
         <w:rPr>
-          <w:rFonts w:hint="eastAsia"/>
+          <w:rFonts w:hint="eastAsia" w:eastAsia="黑体"/>
           <w:b/>
           <w:bCs/>
         </w:rPr>
@@ -1584,6 +1709,7 @@
       </w:r>
       <w:r>
         <w:rPr>
+          <w:rFonts w:eastAsia="黑体"/>
           <w:b/>
           <w:bCs/>
         </w:rPr>
@@ -1591,21 +1717,27 @@
       </w:r>
       <w:r>
         <w:rPr>
-          <w:rFonts w:hint="eastAsia"/>
+          <w:rFonts w:hint="eastAsia" w:eastAsia="黑体"/>
           <w:b/>
           <w:bCs/>
         </w:rPr>
         <w:t xml:space="preserve">增大</w:t>
       </w:r>
       <w:r>
+        <w:rPr>
+          <w:rFonts w:eastAsia="黑体"/>
+        </w:rPr>
         <w:t xml:space="preserve"> </w:t>
       </w:r>
       <w:r>
+        <w:rPr>
+          <w:rFonts w:eastAsia="黑体"/>
+        </w:rPr>
         <w:t xml:space="preserve">→ </w:t>
       </w:r>
       <w:r>
         <w:rPr>
-          <w:rFonts w:hint="eastAsia"/>
+          <w:rFonts w:hint="eastAsia" w:eastAsia="黑体"/>
         </w:rPr>
         <w:t xml:space="preserve">步长更细、分辨率提高，但接口与成本增加。</w:t>
       </w:r>
@@ -1620,21 +1752,27 @@
       </w:pPr>
       <w:r>
         <w:rPr>
-          <w:rFonts w:hint="eastAsia"/>
+          <w:rFonts w:hint="eastAsia" w:eastAsia="黑体"/>
           <w:b/>
           <w:bCs/>
         </w:rPr>
         <w:t xml:space="preserve">基础基准稳定度提高</w:t>
       </w:r>
       <w:r>
+        <w:rPr>
+          <w:rFonts w:eastAsia="黑体"/>
+        </w:rPr>
         <w:t xml:space="preserve"> </w:t>
       </w:r>
       <w:r>
+        <w:rPr>
+          <w:rFonts w:eastAsia="黑体"/>
+        </w:rPr>
         <w:t xml:space="preserve">→ </w:t>
       </w:r>
       <w:r>
         <w:rPr>
-          <w:rFonts w:hint="eastAsia"/>
+          <w:rFonts w:hint="eastAsia" w:eastAsia="黑体"/>
         </w:rPr>
         <w:t xml:space="preserve">全量程输出精度与温漂改善。</w:t>
       </w:r>
@@ -1649,21 +1787,27 @@
       </w:pPr>
       <w:r>
         <w:rPr>
-          <w:rFonts w:hint="eastAsia"/>
+          <w:rFonts w:hint="eastAsia" w:eastAsia="黑体"/>
           <w:b/>
           <w:bCs/>
         </w:rPr>
         <w:t xml:space="preserve">增益误差增大</w:t>
       </w:r>
       <w:r>
+        <w:rPr>
+          <w:rFonts w:eastAsia="黑体"/>
+        </w:rPr>
         <w:t xml:space="preserve"> </w:t>
       </w:r>
       <w:r>
+        <w:rPr>
+          <w:rFonts w:eastAsia="黑体"/>
+        </w:rPr>
         <w:t xml:space="preserve">→ </w:t>
       </w:r>
       <w:r>
         <w:rPr>
-          <w:rFonts w:hint="eastAsia"/>
+          <w:rFonts w:hint="eastAsia" w:eastAsia="黑体"/>
         </w:rPr>
         <w:t xml:space="preserve">各码点输出成比例偏离，需校准。</w:t>
       </w:r>
@@ -1678,21 +1822,27 @@
       </w:pPr>
       <w:r>
         <w:rPr>
-          <w:rFonts w:hint="eastAsia"/>
+          <w:rFonts w:hint="eastAsia" w:eastAsia="黑体"/>
           <w:b/>
           <w:bCs/>
         </w:rPr>
         <w:t xml:space="preserve">缓冲运放带宽/驱动</w:t>
       </w:r>
       <w:r>
+        <w:rPr>
+          <w:rFonts w:eastAsia="黑体"/>
+        </w:rPr>
         <w:t xml:space="preserve"> </w:t>
       </w:r>
       <w:r>
+        <w:rPr>
+          <w:rFonts w:eastAsia="黑体"/>
+        </w:rPr>
         <w:t xml:space="preserve">→ </w:t>
       </w:r>
       <w:r>
         <w:rPr>
-          <w:rFonts w:hint="eastAsia"/>
+          <w:rFonts w:hint="eastAsia" w:eastAsia="黑体"/>
         </w:rPr>
         <w:t xml:space="preserve">决定负载能力与建立时间。</w:t>
       </w:r>
@@ -1705,7 +1855,7 @@
       </w:pPr>
       <w:r>
         <w:rPr>
-          <w:rFonts w:hint="eastAsia"/>
+          <w:rFonts w:hint="eastAsia" w:eastAsia="黑体"/>
         </w:rPr>
         <w:t xml:space="preserve">典型参数示例</w:t>
       </w:r>
@@ -1720,11 +1870,14 @@
       </w:pPr>
       <w:r>
         <w:rPr>
-          <w:rFonts w:hint="eastAsia"/>
+          <w:rFonts w:hint="eastAsia" w:eastAsia="黑体"/>
         </w:rPr>
         <w:t xml:space="preserve">取</w:t>
       </w:r>
       <w:r>
+        <w:rPr>
+          <w:rFonts w:eastAsia="黑体"/>
+        </w:rPr>
         <w:t xml:space="preserve"> </w:t>
       </w:r>
       <m:oMath>
@@ -1770,6 +1923,9 @@
         </m:r>
       </m:oMath>
       <w:r>
+        <w:rPr>
+          <w:rFonts w:eastAsia="黑体"/>
+        </w:rPr>
         <w:t xml:space="preserve">、</w:t>
       </w:r>
       <m:oMath>
@@ -1788,7 +1944,7 @@
       </m:oMath>
       <w:r>
         <w:rPr>
-          <w:rFonts w:hint="eastAsia"/>
+          <w:rFonts w:hint="eastAsia" w:eastAsia="黑体"/>
         </w:rPr>
         <w:t xml:space="preserve">：</w:t>
       </w:r>
@@ -1853,6 +2009,9 @@
         </m:r>
       </m:oMath>
       <w:r>
+        <w:rPr>
+          <w:rFonts w:eastAsia="黑体"/>
+        </w:rPr>
         <w:t xml:space="preserve">。</w:t>
       </w:r>
     </w:p>
@@ -1866,11 +2025,14 @@
       </w:pPr>
       <w:r>
         <w:rPr>
-          <w:rFonts w:hint="eastAsia"/>
+          <w:rFonts w:hint="eastAsia" w:eastAsia="黑体"/>
         </w:rPr>
         <w:t xml:space="preserve">设</w:t>
       </w:r>
       <w:r>
+        <w:rPr>
+          <w:rFonts w:eastAsia="黑体"/>
+        </w:rPr>
         <w:t xml:space="preserve"> </w:t>
       </w:r>
       <m:oMath>
@@ -1889,7 +2051,7 @@
       </m:oMath>
       <w:r>
         <w:rPr>
-          <w:rFonts w:hint="eastAsia"/>
+          <w:rFonts w:hint="eastAsia" w:eastAsia="黑体"/>
         </w:rPr>
         <w:t xml:space="preserve">：</w:t>
       </w:r>
@@ -1963,6 +2125,9 @@
         </m:r>
       </m:oMath>
       <w:r>
+        <w:rPr>
+          <w:rFonts w:eastAsia="黑体"/>
+        </w:rPr>
         <w:t xml:space="preserve">。</w:t>
       </w:r>
     </w:p>
@@ -1974,7 +2139,7 @@
       </w:pPr>
       <w:r>
         <w:rPr>
-          <w:rFonts w:hint="eastAsia"/>
+          <w:rFonts w:hint="eastAsia" w:eastAsia="黑体"/>
         </w:rPr>
         <w:t xml:space="preserve">常见器件型号</w:t>
       </w:r>
@@ -1989,16 +2154,19 @@
       </w:pPr>
       <w:r>
         <w:rPr>
-          <w:rFonts w:hint="eastAsia"/>
+          <w:rFonts w:hint="eastAsia" w:eastAsia="黑体"/>
         </w:rPr>
         <w:t xml:space="preserve">可编程基准：AD5231（数字电位计）、MCP4725（可编程</w:t>
       </w:r>
       <w:r>
+        <w:rPr>
+          <w:rFonts w:eastAsia="黑体"/>
+        </w:rPr>
         <w:t xml:space="preserve"> DAC </w:t>
       </w:r>
       <w:r>
         <w:rPr>
-          <w:rFonts w:hint="eastAsia"/>
+          <w:rFonts w:hint="eastAsia" w:eastAsia="黑体"/>
         </w:rPr>
         <w:t xml:space="preserve">作基准）、LTC2620。</w:t>
       </w:r>
@@ -2013,16 +2181,19 @@
       </w:pPr>
       <w:r>
         <w:rPr>
-          <w:rFonts w:hint="eastAsia"/>
+          <w:rFonts w:hint="eastAsia" w:eastAsia="黑体"/>
         </w:rPr>
         <w:t xml:space="preserve">带微调基准：REF50xx（带</w:t>
       </w:r>
       <w:r>
+        <w:rPr>
+          <w:rFonts w:eastAsia="黑体"/>
+        </w:rPr>
         <w:t xml:space="preserve"> SPI </w:t>
       </w:r>
       <w:r>
         <w:rPr>
-          <w:rFonts w:hint="eastAsia"/>
+          <w:rFonts w:hint="eastAsia" w:eastAsia="黑体"/>
         </w:rPr>
         <w:t xml:space="preserve">微调功能）。</w:t>
       </w:r>
@@ -2035,7 +2206,7 @@
       </w:pPr>
       <w:r>
         <w:rPr>
-          <w:rFonts w:hint="eastAsia"/>
+          <w:rFonts w:hint="eastAsia" w:eastAsia="黑体"/>
         </w:rPr>
         <w:t xml:space="preserve">注意事项</w:t>
       </w:r>
@@ -2050,7 +2221,7 @@
       </w:pPr>
       <w:r>
         <w:rPr>
-          <w:rFonts w:hint="eastAsia"/>
+          <w:rFonts w:hint="eastAsia" w:eastAsia="黑体"/>
         </w:rPr>
         <w:t xml:space="preserve">编程码与输出电压的对应关系需查阅数据手册确认极性范围。</w:t>
       </w:r>
@@ -2065,7 +2236,7 @@
       </w:pPr>
       <w:r>
         <w:rPr>
-          <w:rFonts w:hint="eastAsia"/>
+          <w:rFonts w:hint="eastAsia" w:eastAsia="黑体"/>
         </w:rPr>
         <w:t xml:space="preserve">输出毛刺在码切换时可能产生，需滤波或屏蔽关键转换时刻。</w:t>
       </w:r>
@@ -2080,7 +2251,7 @@
       </w:pPr>
       <w:r>
         <w:rPr>
-          <w:rFonts w:hint="eastAsia"/>
+          <w:rFonts w:hint="eastAsia" w:eastAsia="黑体"/>
         </w:rPr>
         <w:t xml:space="preserve">数字接口噪声可能耦合到模拟输出，需良好地去耦与布局。</w:t>
       </w:r>
@@ -2093,7 +2264,7 @@
       </w:pPr>
       <w:r>
         <w:rPr>
-          <w:rFonts w:hint="eastAsia"/>
+          <w:rFonts w:hint="eastAsia" w:eastAsia="黑体"/>
         </w:rPr>
         <w:t xml:space="preserve">参考资料</w:t>
       </w:r>
@@ -2107,11 +2278,14 @@
         </w:numPr>
       </w:pPr>
       <w:r>
+        <w:rPr>
+          <w:rFonts w:eastAsia="黑体"/>
+        </w:rPr>
         <w:t xml:space="preserve">ADI </w:t>
       </w:r>
       <w:r>
         <w:rPr>
-          <w:rFonts w:hint="eastAsia"/>
+          <w:rFonts w:hint="eastAsia" w:eastAsia="黑体"/>
         </w:rPr>
         <w:t xml:space="preserve">产品页：AD5231。</w:t>
       </w:r>
@@ -2125,11 +2299,14 @@
         </w:numPr>
       </w:pPr>
       <w:r>
+        <w:rPr>
+          <w:rFonts w:eastAsia="黑体"/>
+        </w:rPr>
         <w:t xml:space="preserve">Microchip </w:t>
       </w:r>
       <w:r>
         <w:rPr>
-          <w:rFonts w:hint="eastAsia"/>
+          <w:rFonts w:hint="eastAsia" w:eastAsia="黑体"/>
         </w:rPr>
         <w:t xml:space="preserve">产品页：MCP4725。</w:t>
       </w:r>
@@ -2143,6 +2320,9 @@
         </w:numPr>
       </w:pPr>
       <w:r>
+        <w:rPr>
+          <w:rFonts w:eastAsia="黑体"/>
+        </w:rPr>
         <w:t xml:space="preserve">Wikipedia: Voltage reference。</w:t>
       </w:r>
     </w:p>
@@ -2155,11 +2335,11 @@
       </w:pPr>
       <w:r>
         <w:rPr>
-          <w:rFonts w:ascii="Times New Roman" w:hAnsi="Times New Roman"/>
+          <w:rFonts w:ascii="Times New Roman" w:hAnsi="Times New Roman" w:eastAsia="黑体"/>
           <w:color w:val="555555"/>
           <w:sz w:val="21"/>
         </w:rPr>
-        <w:t>材料收集者：杜文杰</w:t>
+        <w:t>材料收集者：杜文杰，WX手机：19519196569，QQ:3478827729</w:t>
       </w:r>
     </w:p>
     <w:sectPr>
@@ -2179,7 +2359,7 @@
 </file>
 
 <file path=word/footer1.xml><?xml version="1.0" encoding="utf-8"?>
-<w:ftr xmlns:m="http://schemas.openxmlformats.org/officeDocument/2006/math" xmlns:mc="http://schemas.openxmlformats.org/markup-compatibility/2006" xmlns:mo="http://schemas.microsoft.com/office/mac/office/2008/main" xmlns:mv="urn:schemas-microsoft-com:mac:vml" xmlns:o="urn:schemas-microsoft-com:office:office" xmlns:r="http://schemas.openxmlformats.org/officeDocument/2006/relationships" xmlns:v="urn:schemas-microsoft-com:vml" xmlns:w10="urn:schemas-microsoft-com:office:word" xmlns:w14="http://schemas.microsoft.com/office/word/2010/wordml" xmlns:w="http://schemas.openxmlformats.org/wordprocessingml/2006/main" xmlns:wne="http://schemas.microsoft.com/office/word/2006/wordml" xmlns:wp14="http://schemas.microsoft.com/office/word/2010/wordprocessingDrawing" xmlns:wp="http://schemas.openxmlformats.org/drawingml/2006/wordprocessingDrawing" xmlns:wpc="http://schemas.microsoft.com/office/word/2010/wordprocessingCanvas" xmlns:wpg="http://schemas.microsoft.com/office/word/2010/wordprocessingGroup" xmlns:wpi="http://schemas.microsoft.com/office/word/2010/wordprocessingInk" xmlns:wps="http://schemas.microsoft.com/office/word/2010/wordprocessingShape" mc:Ignorable="w14 wp14">
+<w:ftr xmlns:mc="http://schemas.openxmlformats.org/markup-compatibility/2006" xmlns:w="http://schemas.openxmlformats.org/wordprocessingml/2006/main" xmlns:m="http://schemas.openxmlformats.org/officeDocument/2006/math" xmlns:mo="http://schemas.microsoft.com/office/mac/office/2008/main" xmlns:mv="urn:schemas-microsoft-com:mac:vml" xmlns:o="urn:schemas-microsoft-com:office:office" xmlns:r="http://schemas.openxmlformats.org/officeDocument/2006/relationships" xmlns:v="urn:schemas-microsoft-com:vml" xmlns:w10="urn:schemas-microsoft-com:office:word" xmlns:w14="http://schemas.microsoft.com/office/word/2010/wordml" xmlns:wne="http://schemas.microsoft.com/office/word/2006/wordml" xmlns:wp14="http://schemas.microsoft.com/office/word/2010/wordprocessingDrawing" xmlns:wp="http://schemas.openxmlformats.org/drawingml/2006/wordprocessingDrawing" xmlns:wpc="http://schemas.microsoft.com/office/word/2010/wordprocessingCanvas" xmlns:wpg="http://schemas.microsoft.com/office/word/2010/wordprocessingGroup" xmlns:wpi="http://schemas.microsoft.com/office/word/2010/wordprocessingInk" xmlns:wps="http://schemas.microsoft.com/office/word/2010/wordprocessingShape" mc:Ignorable="w14 wp14">
   <w:p>
     <w:pPr>
       <w:pStyle w:val="Footer"/>
@@ -2187,12 +2367,14 @@
     </w:pPr>
     <w:r>
       <w:rPr>
+        <w:rFonts w:eastAsia="黑体"/>
         <w:sz w:val="18"/>
       </w:rPr>
       <w:t xml:space="preserve">第 </w:t>
     </w:r>
     <w:r>
       <w:rPr>
+        <w:rFonts w:eastAsia="黑体"/>
         <w:sz w:val="18"/>
       </w:rPr>
       <w:fldChar w:fldCharType="begin"/>
@@ -2201,6 +2383,7 @@
     </w:r>
     <w:r>
       <w:rPr>
+        <w:rFonts w:eastAsia="黑体"/>
         <w:sz w:val="18"/>
       </w:rPr>
       <w:t xml:space="preserve"> 页</w:t>
@@ -2214,6 +2397,9 @@
   <w:footnote w:type="continuationSeparator" w:id="0">
     <w:p>
       <w:r>
+        <w:rPr>
+          <w:rFonts w:eastAsia="黑体"/>
+        </w:rPr>
         <w:continuationSeparator/>
       </w:r>
     </w:p>
@@ -2221,6 +2407,9 @@
   <w:footnote w:type="separator" w:id="-1">
     <w:p>
       <w:r>
+        <w:rPr>
+          <w:rFonts w:eastAsia="黑体"/>
+        </w:rPr>
         <w:separator/>
       </w:r>
     </w:p>
@@ -2229,7 +2418,7 @@
 </file>
 
 <file path=word/header1.xml><?xml version="1.0" encoding="utf-8"?>
-<w:hdr xmlns:m="http://schemas.openxmlformats.org/officeDocument/2006/math" xmlns:mc="http://schemas.openxmlformats.org/markup-compatibility/2006" xmlns:mo="http://schemas.microsoft.com/office/mac/office/2008/main" xmlns:mv="urn:schemas-microsoft-com:mac:vml" xmlns:o="urn:schemas-microsoft-com:office:office" xmlns:r="http://schemas.openxmlformats.org/officeDocument/2006/relationships" xmlns:v="urn:schemas-microsoft-com:vml" xmlns:w10="urn:schemas-microsoft-com:office:word" xmlns:w14="http://schemas.microsoft.com/office/word/2010/wordml" xmlns:w="http://schemas.openxmlformats.org/wordprocessingml/2006/main" xmlns:wne="http://schemas.microsoft.com/office/word/2006/wordml" xmlns:wp14="http://schemas.microsoft.com/office/word/2010/wordprocessingDrawing" xmlns:wp="http://schemas.openxmlformats.org/drawingml/2006/wordprocessingDrawing" xmlns:wpc="http://schemas.microsoft.com/office/word/2010/wordprocessingCanvas" xmlns:wpg="http://schemas.microsoft.com/office/word/2010/wordprocessingGroup" xmlns:wpi="http://schemas.microsoft.com/office/word/2010/wordprocessingInk" xmlns:wps="http://schemas.microsoft.com/office/word/2010/wordprocessingShape" mc:Ignorable="w14 wp14">
+<w:hdr xmlns:mc="http://schemas.openxmlformats.org/markup-compatibility/2006" xmlns:w="http://schemas.openxmlformats.org/wordprocessingml/2006/main" xmlns:m="http://schemas.openxmlformats.org/officeDocument/2006/math" xmlns:mo="http://schemas.microsoft.com/office/mac/office/2008/main" xmlns:mv="urn:schemas-microsoft-com:mac:vml" xmlns:o="urn:schemas-microsoft-com:office:office" xmlns:r="http://schemas.openxmlformats.org/officeDocument/2006/relationships" xmlns:v="urn:schemas-microsoft-com:vml" xmlns:w10="urn:schemas-microsoft-com:office:word" xmlns:w14="http://schemas.microsoft.com/office/word/2010/wordml" xmlns:wne="http://schemas.microsoft.com/office/word/2006/wordml" xmlns:wp14="http://schemas.microsoft.com/office/word/2010/wordprocessingDrawing" xmlns:wp="http://schemas.openxmlformats.org/drawingml/2006/wordprocessingDrawing" xmlns:wpc="http://schemas.microsoft.com/office/word/2010/wordprocessingCanvas" xmlns:wpg="http://schemas.microsoft.com/office/word/2010/wordprocessingGroup" xmlns:wpi="http://schemas.microsoft.com/office/word/2010/wordprocessingInk" xmlns:wps="http://schemas.microsoft.com/office/word/2010/wordprocessingShape" mc:Ignorable="w14 wp14">
   <w:p>
     <w:pPr>
       <w:pStyle w:val="Header"/>
@@ -2237,7 +2426,7 @@
     </w:pPr>
     <w:r>
       <w:rPr>
-        <w:rFonts w:ascii="Times New Roman" w:hAnsi="Times New Roman"/>
+        <w:rFonts w:ascii="Times New Roman" w:hAnsi="Times New Roman" w:eastAsia="黑体"/>
         <w:sz w:val="18"/>
         <w:rFonts w:eastAsia="黑体"/>
         <w:rFonts w:eastAsia="黑体"/>
@@ -2249,7 +2438,7 @@
 </file>
 
 <file path=word/numbering.xml><?xml version="1.0" encoding="utf-8"?>
-<w:numbering xmlns:m="http://schemas.openxmlformats.org/officeDocument/2006/math" xmlns:mc="http://schemas.openxmlformats.org/markup-compatibility/2006" xmlns:mo="http://schemas.microsoft.com/office/mac/office/2008/main" xmlns:mv="urn:schemas-microsoft-com:mac:vml" xmlns:o="urn:schemas-microsoft-com:office:office" xmlns:r="http://schemas.openxmlformats.org/officeDocument/2006/relationships" xmlns:v="urn:schemas-microsoft-com:vml" xmlns:w="http://schemas.openxmlformats.org/wordprocessingml/2006/main" xmlns:w10="urn:schemas-microsoft-com:office:word" xmlns:w14="http://schemas.microsoft.com/office/word/2010/wordml" xmlns:wne="http://schemas.microsoft.com/office/word/2006/wordml" xmlns:wp="http://schemas.openxmlformats.org/drawingml/2006/wordprocessingDrawing" xmlns:wp14="http://schemas.microsoft.com/office/word/2010/wordprocessingDrawing" xmlns:wpc="http://schemas.microsoft.com/office/word/2010/wordprocessingCanvas" xmlns:wpg="http://schemas.microsoft.com/office/word/2010/wordprocessingGroup" xmlns:wpi="http://schemas.microsoft.com/office/word/2010/wordprocessingInk" xmlns:wps="http://schemas.microsoft.com/office/word/2010/wordprocessingShape" mc:Ignorable="w14 wp14">
+<w:numbering xmlns:mc="http://schemas.openxmlformats.org/markup-compatibility/2006" xmlns:w="http://schemas.openxmlformats.org/wordprocessingml/2006/main" xmlns:m="http://schemas.openxmlformats.org/officeDocument/2006/math" xmlns:mo="http://schemas.microsoft.com/office/mac/office/2008/main" xmlns:mv="urn:schemas-microsoft-com:mac:vml" xmlns:o="urn:schemas-microsoft-com:office:office" xmlns:r="http://schemas.openxmlformats.org/officeDocument/2006/relationships" xmlns:v="urn:schemas-microsoft-com:vml" xmlns:w10="urn:schemas-microsoft-com:office:word" xmlns:w14="http://schemas.microsoft.com/office/word/2010/wordml" xmlns:wne="http://schemas.microsoft.com/office/word/2006/wordml" xmlns:wp="http://schemas.openxmlformats.org/drawingml/2006/wordprocessingDrawing" xmlns:wp14="http://schemas.microsoft.com/office/word/2010/wordprocessingDrawing" xmlns:wpc="http://schemas.microsoft.com/office/word/2010/wordprocessingCanvas" xmlns:wpg="http://schemas.microsoft.com/office/word/2010/wordprocessingGroup" xmlns:wpi="http://schemas.microsoft.com/office/word/2010/wordprocessingInk" xmlns:wps="http://schemas.microsoft.com/office/word/2010/wordprocessingShape" mc:Ignorable="w14 wp14">
   <w:abstractNum w:abstractNumId="0">
     <w:nsid w:val="FFFFFF7C"/>
     <w:multiLevelType w:val="singleLevel"/>
@@ -2336,7 +2525,7 @@
         <w:ind w:hanging="360" w:left="1440"/>
       </w:pPr>
       <w:rPr>
-        <w:rFonts w:ascii="Symbol" w:hAnsi="Symbol" w:hint="default"/>
+        <w:rFonts w:ascii="Symbol" w:hAnsi="Symbol" w:hint="default" w:eastAsia="黑体"/>
       </w:rPr>
     </w:lvl>
   </w:abstractNum>
@@ -2357,7 +2546,7 @@
         <w:ind w:hanging="360" w:left="1080"/>
       </w:pPr>
       <w:rPr>
-        <w:rFonts w:ascii="Symbol" w:hAnsi="Symbol" w:hint="default"/>
+        <w:rFonts w:ascii="Symbol" w:hAnsi="Symbol" w:hint="default" w:eastAsia="黑体"/>
       </w:rPr>
     </w:lvl>
   </w:abstractNum>
@@ -2378,7 +2567,7 @@
         <w:ind w:hanging="360" w:left="720"/>
       </w:pPr>
       <w:rPr>
-        <w:rFonts w:ascii="Symbol" w:hAnsi="Symbol" w:hint="default"/>
+        <w:rFonts w:ascii="Symbol" w:hAnsi="Symbol" w:hint="default" w:eastAsia="黑体"/>
       </w:rPr>
     </w:lvl>
   </w:abstractNum>
@@ -2417,7 +2606,7 @@
         <w:ind w:hanging="360" w:left="360"/>
       </w:pPr>
       <w:rPr>
-        <w:rFonts w:ascii="Symbol" w:hAnsi="Symbol" w:hint="default"/>
+        <w:rFonts w:ascii="Symbol" w:hAnsi="Symbol" w:hint="default" w:eastAsia="黑体"/>
       </w:rPr>
     </w:lvl>
   </w:abstractNum>
@@ -2508,7 +2697,7 @@
         <w:ind w:left="720" w:hanging="360"/>
       </w:pPr>
       <w:rPr>
-        <w:rFonts w:ascii="Symbol" w:hAnsi="Symbol" w:cs="Symbol" w:hint="default"/>
+        <w:rFonts w:ascii="Symbol" w:hAnsi="Symbol" w:cs="Symbol" w:hint="default" w:eastAsia="黑体"/>
       </w:rPr>
     </w:lvl>
     <w:lvl w:ilvl="1">
@@ -2519,7 +2708,7 @@
         <w:ind w:left="1440" w:hanging="360"/>
       </w:pPr>
       <w:rPr>
-        <w:rFonts w:ascii="Courier New" w:hAnsi="Courier New" w:cs="Courier New" w:hint="default"/>
+        <w:rFonts w:ascii="Courier New" w:hAnsi="Courier New" w:cs="Courier New" w:hint="default" w:eastAsia="黑体"/>
       </w:rPr>
     </w:lvl>
     <w:lvl w:ilvl="2">
@@ -2530,7 +2719,7 @@
         <w:ind w:left="2160" w:hanging="360"/>
       </w:pPr>
       <w:rPr>
-        <w:rFonts w:ascii="Wingdings" w:hAnsi="Wingdings" w:cs="Wingdings" w:hint="default"/>
+        <w:rFonts w:ascii="Wingdings" w:hAnsi="Wingdings" w:cs="Wingdings" w:hint="default" w:eastAsia="黑体"/>
       </w:rPr>
     </w:lvl>
     <w:lvl w:ilvl="3">
@@ -2541,7 +2730,7 @@
         <w:ind w:left="2880" w:hanging="360"/>
       </w:pPr>
       <w:rPr>
-        <w:rFonts w:ascii="Symbol" w:hAnsi="Symbol" w:cs="Symbol" w:hint="default"/>
+        <w:rFonts w:ascii="Symbol" w:hAnsi="Symbol" w:cs="Symbol" w:hint="default" w:eastAsia="黑体"/>
       </w:rPr>
     </w:lvl>
     <w:lvl w:ilvl="4">
@@ -2552,7 +2741,7 @@
         <w:ind w:left="3600" w:hanging="360"/>
       </w:pPr>
       <w:rPr>
-        <w:rFonts w:ascii="Courier New" w:hAnsi="Courier New" w:cs="Courier New" w:hint="default"/>
+        <w:rFonts w:ascii="Courier New" w:hAnsi="Courier New" w:cs="Courier New" w:hint="default" w:eastAsia="黑体"/>
       </w:rPr>
     </w:lvl>
     <w:lvl w:ilvl="5">
@@ -2563,7 +2752,7 @@
         <w:ind w:left="4320" w:hanging="360"/>
       </w:pPr>
       <w:rPr>
-        <w:rFonts w:ascii="Wingdings" w:hAnsi="Wingdings" w:cs="Wingdings" w:hint="default"/>
+        <w:rFonts w:ascii="Wingdings" w:hAnsi="Wingdings" w:cs="Wingdings" w:hint="default" w:eastAsia="黑体"/>
       </w:rPr>
     </w:lvl>
     <w:lvl w:ilvl="6">
@@ -2574,7 +2763,7 @@
         <w:ind w:left="5040" w:hanging="360"/>
       </w:pPr>
       <w:rPr>
-        <w:rFonts w:ascii="Symbol" w:hAnsi="Symbol" w:cs="Symbol" w:hint="default"/>
+        <w:rFonts w:ascii="Symbol" w:hAnsi="Symbol" w:cs="Symbol" w:hint="default" w:eastAsia="黑体"/>
       </w:rPr>
     </w:lvl>
     <w:lvl w:ilvl="7">
@@ -2585,7 +2774,7 @@
         <w:ind w:left="5760" w:hanging="360"/>
       </w:pPr>
       <w:rPr>
-        <w:rFonts w:ascii="Courier New" w:hAnsi="Courier New" w:cs="Courier New" w:hint="default"/>
+        <w:rFonts w:ascii="Courier New" w:hAnsi="Courier New" w:cs="Courier New" w:hint="default" w:eastAsia="黑体"/>
       </w:rPr>
     </w:lvl>
     <w:lvl w:ilvl="8">
@@ -2596,7 +2785,7 @@
         <w:ind w:left="6480" w:hanging="360"/>
       </w:pPr>
       <w:rPr>
-        <w:rFonts w:ascii="Wingdings" w:hAnsi="Wingdings" w:cs="Wingdings" w:hint="default"/>
+        <w:rFonts w:ascii="Wingdings" w:hAnsi="Wingdings" w:cs="Wingdings" w:hint="default" w:eastAsia="黑体"/>
       </w:rPr>
     </w:lvl>
   </w:abstractNum>
@@ -2652,11 +2841,11 @@
 </file>
 
 <file path=word/styles.xml><?xml version="1.0" encoding="utf-8"?>
-<w:styles xmlns:mc="http://schemas.openxmlformats.org/markup-compatibility/2006" xmlns:r="http://schemas.openxmlformats.org/officeDocument/2006/relationships" xmlns:w="http://schemas.openxmlformats.org/wordprocessingml/2006/main" xmlns:w14="http://schemas.microsoft.com/office/word/2010/wordml" mc:Ignorable="w14">
+<w:styles xmlns:mc="http://schemas.openxmlformats.org/markup-compatibility/2006" xmlns:w="http://schemas.openxmlformats.org/wordprocessingml/2006/main" xmlns:r="http://schemas.openxmlformats.org/officeDocument/2006/relationships" xmlns:w14="http://schemas.microsoft.com/office/word/2010/wordml" mc:Ignorable="w14">
   <w:docDefaults>
     <w:rPrDefault>
       <w:rPr>
-        <w:rFonts w:asciiTheme="minorHAnsi" w:cstheme="minorBidi" w:eastAsiaTheme="minorEastAsia" w:hAnsiTheme="minorHAnsi"/>
+        <w:rFonts w:asciiTheme="minorHAnsi" w:cstheme="minorBidi" w:hAnsiTheme="minorHAnsi" w:eastAsia="黑体"/>
         <w:sz w:val="22"/>
         <w:szCs w:val="22"/>
         <w:lang w:bidi="ar-SA" w:eastAsia="en-US" w:val="en-US"/>
@@ -2878,7 +3067,7 @@
       <w:outlineLvl w:val="0"/>
     </w:pPr>
     <w:rPr>
-      <w:rFonts w:ascii="Times New Roman" w:asciiTheme="majorHAnsi" w:cstheme="majorBidi" w:eastAsia="黑体" w:eastAsiaTheme="majorEastAsia" w:hAnsi="Times New Roman" w:hAnsiTheme="majorHAnsi"/>
+      <w:rFonts w:ascii="Times New Roman" w:asciiTheme="majorHAnsi" w:cstheme="majorBidi" w:eastAsia="黑体" w:hAnsi="Times New Roman" w:hAnsiTheme="majorHAnsi"/>
       <w:b/>
       <w:bCs/>
       <w:color w:val="1F3864"/>
@@ -2902,7 +3091,7 @@
       <w:outlineLvl w:val="1"/>
     </w:pPr>
     <w:rPr>
-      <w:rFonts w:ascii="Times New Roman" w:asciiTheme="majorHAnsi" w:cstheme="majorBidi" w:eastAsia="黑体" w:eastAsiaTheme="majorEastAsia" w:hAnsi="Times New Roman" w:hAnsiTheme="majorHAnsi"/>
+      <w:rFonts w:ascii="Times New Roman" w:asciiTheme="majorHAnsi" w:cstheme="majorBidi" w:eastAsia="黑体" w:hAnsi="Times New Roman" w:hAnsiTheme="majorHAnsi"/>
       <w:b/>
       <w:bCs/>
       <w:color w:val="2E4E7E"/>
@@ -2926,7 +3115,7 @@
       <w:outlineLvl w:val="2"/>
     </w:pPr>
     <w:rPr>
-      <w:rFonts w:ascii="Times New Roman" w:asciiTheme="majorHAnsi" w:cstheme="majorBidi" w:eastAsia="黑体" w:eastAsiaTheme="majorEastAsia" w:hAnsi="Times New Roman" w:hAnsiTheme="majorHAnsi"/>
+      <w:rFonts w:ascii="Times New Roman" w:asciiTheme="majorHAnsi" w:cstheme="majorBidi" w:eastAsia="黑体" w:hAnsi="Times New Roman" w:hAnsiTheme="majorHAnsi"/>
       <w:b/>
       <w:bCs/>
       <w:color w:val="2E4E7E"/>
@@ -2950,7 +3139,7 @@
       <w:outlineLvl w:val="3"/>
     </w:pPr>
     <w:rPr>
-      <w:rFonts w:ascii="Times New Roman" w:asciiTheme="majorHAnsi" w:cstheme="majorBidi" w:eastAsia="黑体" w:eastAsiaTheme="majorEastAsia" w:hAnsi="Times New Roman" w:hAnsiTheme="majorHAnsi"/>
+      <w:rFonts w:ascii="Times New Roman" w:asciiTheme="majorHAnsi" w:cstheme="majorBidi" w:eastAsia="黑体" w:hAnsi="Times New Roman" w:hAnsiTheme="majorHAnsi"/>
       <w:b/>
       <w:bCs/>
       <w:i/>
@@ -2976,7 +3165,7 @@
       <w:outlineLvl w:val="4"/>
     </w:pPr>
     <w:rPr>
-      <w:rFonts w:ascii="Times New Roman" w:asciiTheme="majorHAnsi" w:cstheme="majorBidi" w:eastAsia="黑体" w:eastAsiaTheme="majorEastAsia" w:hAnsi="Times New Roman" w:hAnsiTheme="majorHAnsi"/>
+      <w:rFonts w:ascii="Times New Roman" w:asciiTheme="majorHAnsi" w:cstheme="majorBidi" w:eastAsia="黑体" w:hAnsi="Times New Roman" w:hAnsiTheme="majorHAnsi"/>
       <w:b/>
       <w:color w:val="333333"/>
       <w:sz w:val="22"/>
@@ -2999,7 +3188,7 @@
       <w:outlineLvl w:val="5"/>
     </w:pPr>
     <w:rPr>
-      <w:rFonts w:asciiTheme="majorHAnsi" w:cstheme="majorBidi" w:eastAsiaTheme="majorEastAsia" w:hAnsiTheme="majorHAnsi"/>
+      <w:rFonts w:asciiTheme="majorHAnsi" w:cstheme="majorBidi" w:hAnsiTheme="majorHAnsi" w:eastAsia="黑体"/>
       <w:i/>
       <w:iCs/>
       <w:color w:themeColor="accent1" w:themeShade="7F" w:val="243F60"/>
@@ -3022,7 +3211,7 @@
       <w:outlineLvl w:val="6"/>
     </w:pPr>
     <w:rPr>
-      <w:rFonts w:asciiTheme="majorHAnsi" w:cstheme="majorBidi" w:eastAsiaTheme="majorEastAsia" w:hAnsiTheme="majorHAnsi"/>
+      <w:rFonts w:asciiTheme="majorHAnsi" w:cstheme="majorBidi" w:hAnsiTheme="majorHAnsi" w:eastAsia="黑体"/>
       <w:i/>
       <w:iCs/>
       <w:color w:themeColor="text1" w:themeTint="BF" w:val="404040"/>
@@ -3045,7 +3234,7 @@
       <w:outlineLvl w:val="7"/>
     </w:pPr>
     <w:rPr>
-      <w:rFonts w:asciiTheme="majorHAnsi" w:cstheme="majorBidi" w:eastAsiaTheme="majorEastAsia" w:hAnsiTheme="majorHAnsi"/>
+      <w:rFonts w:asciiTheme="majorHAnsi" w:cstheme="majorBidi" w:hAnsiTheme="majorHAnsi" w:eastAsia="黑体"/>
       <w:color w:themeColor="accent1" w:val="4F81BD"/>
       <w:sz w:val="20"/>
       <w:szCs w:val="20"/>
@@ -3068,7 +3257,7 @@
       <w:outlineLvl w:val="8"/>
     </w:pPr>
     <w:rPr>
-      <w:rFonts w:asciiTheme="majorHAnsi" w:cstheme="majorBidi" w:eastAsiaTheme="majorEastAsia" w:hAnsiTheme="majorHAnsi"/>
+      <w:rFonts w:asciiTheme="majorHAnsi" w:cstheme="majorBidi" w:hAnsiTheme="majorHAnsi" w:eastAsia="黑体"/>
       <w:i/>
       <w:iCs/>
       <w:color w:themeColor="text1" w:themeTint="BF" w:val="404040"/>
@@ -3119,7 +3308,7 @@
     <w:uiPriority w:val="9"/>
     <w:rsid w:val="00FC693F"/>
     <w:rPr>
-      <w:rFonts w:asciiTheme="majorHAnsi" w:cstheme="majorBidi" w:eastAsiaTheme="majorEastAsia" w:hAnsiTheme="majorHAnsi"/>
+      <w:rFonts w:asciiTheme="majorHAnsi" w:cstheme="majorBidi" w:hAnsiTheme="majorHAnsi" w:eastAsia="黑体"/>
       <w:b/>
       <w:bCs/>
       <w:color w:themeColor="accent1" w:themeShade="BF" w:val="365F91"/>
@@ -3134,7 +3323,7 @@
     <w:uiPriority w:val="9"/>
     <w:rsid w:val="00FC693F"/>
     <w:rPr>
-      <w:rFonts w:asciiTheme="majorHAnsi" w:cstheme="majorBidi" w:eastAsiaTheme="majorEastAsia" w:hAnsiTheme="majorHAnsi"/>
+      <w:rFonts w:asciiTheme="majorHAnsi" w:cstheme="majorBidi" w:hAnsiTheme="majorHAnsi" w:eastAsia="黑体"/>
       <w:b/>
       <w:bCs/>
       <w:color w:themeColor="accent1" w:val="4F81BD"/>
@@ -3149,7 +3338,7 @@
     <w:uiPriority w:val="9"/>
     <w:rsid w:val="00FC693F"/>
     <w:rPr>
-      <w:rFonts w:asciiTheme="majorHAnsi" w:cstheme="majorBidi" w:eastAsiaTheme="majorEastAsia" w:hAnsiTheme="majorHAnsi"/>
+      <w:rFonts w:asciiTheme="majorHAnsi" w:cstheme="majorBidi" w:hAnsiTheme="majorHAnsi" w:eastAsia="黑体"/>
       <w:b/>
       <w:bCs/>
       <w:color w:themeColor="accent1" w:val="4F81BD"/>
@@ -3172,7 +3361,7 @@
       <w:contextualSpacing/>
     </w:pPr>
     <w:rPr>
-      <w:rFonts w:ascii="Times New Roman" w:asciiTheme="majorHAnsi" w:cstheme="majorBidi" w:eastAsia="黑体" w:eastAsiaTheme="majorEastAsia" w:hAnsi="Times New Roman" w:hAnsiTheme="majorHAnsi"/>
+      <w:rFonts w:ascii="Times New Roman" w:asciiTheme="majorHAnsi" w:cstheme="majorBidi" w:eastAsia="黑体" w:hAnsi="Times New Roman" w:hAnsiTheme="majorHAnsi"/>
       <w:b/>
       <w:color w:val="1F3864"/>
       <w:spacing w:val="5"/>
@@ -3188,7 +3377,7 @@
     <w:uiPriority w:val="10"/>
     <w:rsid w:val="00FC693F"/>
     <w:rPr>
-      <w:rFonts w:asciiTheme="majorHAnsi" w:cstheme="majorBidi" w:eastAsiaTheme="majorEastAsia" w:hAnsiTheme="majorHAnsi"/>
+      <w:rFonts w:asciiTheme="majorHAnsi" w:cstheme="majorBidi" w:hAnsiTheme="majorHAnsi" w:eastAsia="黑体"/>
       <w:color w:themeColor="text2" w:themeShade="BF" w:val="17365D"/>
       <w:spacing w:val="5"/>
       <w:kern w:val="28"/>
@@ -3210,7 +3399,7 @@
       </w:numPr>
     </w:pPr>
     <w:rPr>
-      <w:rFonts w:asciiTheme="majorHAnsi" w:cstheme="majorBidi" w:eastAsiaTheme="majorEastAsia" w:hAnsiTheme="majorHAnsi"/>
+      <w:rFonts w:asciiTheme="majorHAnsi" w:cstheme="majorBidi" w:hAnsiTheme="majorHAnsi" w:eastAsia="黑体"/>
       <w:i/>
       <w:iCs/>
       <w:color w:themeColor="accent1" w:val="4F81BD"/>
@@ -3226,7 +3415,7 @@
     <w:uiPriority w:val="11"/>
     <w:rsid w:val="00FC693F"/>
     <w:rPr>
-      <w:rFonts w:asciiTheme="majorHAnsi" w:cstheme="majorBidi" w:eastAsiaTheme="majorEastAsia" w:hAnsiTheme="majorHAnsi"/>
+      <w:rFonts w:asciiTheme="majorHAnsi" w:cstheme="majorBidi" w:hAnsiTheme="majorHAnsi" w:eastAsia="黑体"/>
       <w:i/>
       <w:iCs/>
       <w:color w:themeColor="accent1" w:val="4F81BD"/>
@@ -3293,6 +3482,7 @@
       <w:spacing w:after="120"/>
     </w:pPr>
     <w:rPr>
+      <w:rFonts w:eastAsia="黑体"/>
       <w:sz w:val="16"/>
       <w:szCs w:val="16"/>
     </w:rPr>
@@ -3304,6 +3494,7 @@
     <w:uiPriority w:val="99"/>
     <w:rsid w:val="00AA1D8D"/>
     <w:rPr>
+      <w:rFonts w:eastAsia="黑体"/>
       <w:sz w:val="16"/>
       <w:szCs w:val="16"/>
     </w:rPr>
@@ -3473,7 +3664,7 @@
       </w:tabs>
     </w:pPr>
     <w:rPr>
-      <w:rFonts w:ascii="Courier" w:hAnsi="Courier"/>
+      <w:rFonts w:ascii="Courier" w:hAnsi="Courier" w:eastAsia="黑体"/>
       <w:sz w:val="20"/>
       <w:szCs w:val="20"/>
     </w:rPr>
@@ -3485,7 +3676,7 @@
     <w:uiPriority w:val="99"/>
     <w:rsid w:val="0029639D"/>
     <w:rPr>
-      <w:rFonts w:ascii="Courier" w:hAnsi="Courier"/>
+      <w:rFonts w:ascii="Courier" w:hAnsi="Courier" w:eastAsia="黑体"/>
       <w:sz w:val="20"/>
       <w:szCs w:val="20"/>
     </w:rPr>
@@ -3521,6 +3712,7 @@
     <w:uiPriority w:val="29"/>
     <w:rsid w:val="00FC693F"/>
     <w:rPr>
+      <w:rFonts w:eastAsia="黑体"/>
       <w:i/>
       <w:iCs/>
       <w:color w:themeColor="text1" w:val="000000"/>
@@ -3534,7 +3726,7 @@
     <w:semiHidden/>
     <w:rsid w:val="00FC693F"/>
     <w:rPr>
-      <w:rFonts w:asciiTheme="majorHAnsi" w:cstheme="majorBidi" w:eastAsiaTheme="majorEastAsia" w:hAnsiTheme="majorHAnsi"/>
+      <w:rFonts w:asciiTheme="majorHAnsi" w:cstheme="majorBidi" w:hAnsiTheme="majorHAnsi" w:eastAsia="黑体"/>
       <w:b/>
       <w:bCs/>
       <w:i/>
@@ -3550,7 +3742,7 @@
     <w:semiHidden/>
     <w:rsid w:val="00FC693F"/>
     <w:rPr>
-      <w:rFonts w:asciiTheme="majorHAnsi" w:cstheme="majorBidi" w:eastAsiaTheme="majorEastAsia" w:hAnsiTheme="majorHAnsi"/>
+      <w:rFonts w:asciiTheme="majorHAnsi" w:cstheme="majorBidi" w:hAnsiTheme="majorHAnsi" w:eastAsia="黑体"/>
       <w:color w:themeColor="accent1" w:themeShade="7F" w:val="243F60"/>
     </w:rPr>
   </w:style>
@@ -3562,7 +3754,7 @@
     <w:semiHidden/>
     <w:rsid w:val="00FC693F"/>
     <w:rPr>
-      <w:rFonts w:asciiTheme="majorHAnsi" w:cstheme="majorBidi" w:eastAsiaTheme="majorEastAsia" w:hAnsiTheme="majorHAnsi"/>
+      <w:rFonts w:asciiTheme="majorHAnsi" w:cstheme="majorBidi" w:hAnsiTheme="majorHAnsi" w:eastAsia="黑体"/>
       <w:i/>
       <w:iCs/>
       <w:color w:themeColor="accent1" w:themeShade="7F" w:val="243F60"/>
@@ -3576,7 +3768,7 @@
     <w:semiHidden/>
     <w:rsid w:val="00FC693F"/>
     <w:rPr>
-      <w:rFonts w:asciiTheme="majorHAnsi" w:cstheme="majorBidi" w:eastAsiaTheme="majorEastAsia" w:hAnsiTheme="majorHAnsi"/>
+      <w:rFonts w:asciiTheme="majorHAnsi" w:cstheme="majorBidi" w:hAnsiTheme="majorHAnsi" w:eastAsia="黑体"/>
       <w:i/>
       <w:iCs/>
       <w:color w:themeColor="text1" w:themeTint="BF" w:val="404040"/>
@@ -3590,7 +3782,7 @@
     <w:semiHidden/>
     <w:rsid w:val="00FC693F"/>
     <w:rPr>
-      <w:rFonts w:asciiTheme="majorHAnsi" w:cstheme="majorBidi" w:eastAsiaTheme="majorEastAsia" w:hAnsiTheme="majorHAnsi"/>
+      <w:rFonts w:asciiTheme="majorHAnsi" w:cstheme="majorBidi" w:hAnsiTheme="majorHAnsi" w:eastAsia="黑体"/>
       <w:color w:themeColor="accent1" w:val="4F81BD"/>
       <w:sz w:val="20"/>
       <w:szCs w:val="20"/>
@@ -3604,7 +3796,7 @@
     <w:semiHidden/>
     <w:rsid w:val="00FC693F"/>
     <w:rPr>
-      <w:rFonts w:asciiTheme="majorHAnsi" w:cstheme="majorBidi" w:eastAsiaTheme="majorEastAsia" w:hAnsiTheme="majorHAnsi"/>
+      <w:rFonts w:asciiTheme="majorHAnsi" w:cstheme="majorBidi" w:hAnsiTheme="majorHAnsi" w:eastAsia="黑体"/>
       <w:i/>
       <w:iCs/>
       <w:color w:themeColor="text1" w:themeTint="BF" w:val="404040"/>
@@ -3625,6 +3817,7 @@
       <w:spacing w:line="240" w:lineRule="auto"/>
     </w:pPr>
     <w:rPr>
+      <w:rFonts w:eastAsia="黑体"/>
       <w:b/>
       <w:bCs/>
       <w:color w:themeColor="accent1" w:val="4F81BD"/>
@@ -3639,6 +3832,7 @@
     <w:qFormat/>
     <w:rsid w:val="00FC693F"/>
     <w:rPr>
+      <w:rFonts w:eastAsia="黑体"/>
       <w:b/>
       <w:bCs/>
     </w:rPr>
@@ -3650,6 +3844,7 @@
     <w:qFormat/>
     <w:rsid w:val="00FC693F"/>
     <w:rPr>
+      <w:rFonts w:eastAsia="黑体"/>
       <w:i/>
       <w:iCs/>
     </w:rPr>
@@ -3670,6 +3865,7 @@
       <w:ind w:left="936" w:right="936"/>
     </w:pPr>
     <w:rPr>
+      <w:rFonts w:eastAsia="黑体"/>
       <w:b/>
       <w:bCs/>
       <w:i/>
@@ -3684,6 +3880,7 @@
     <w:uiPriority w:val="30"/>
     <w:rsid w:val="00FC693F"/>
     <w:rPr>
+      <w:rFonts w:eastAsia="黑体"/>
       <w:b/>
       <w:bCs/>
       <w:i/>
@@ -3698,6 +3895,7 @@
     <w:qFormat/>
     <w:rsid w:val="00FC693F"/>
     <w:rPr>
+      <w:rFonts w:eastAsia="黑体"/>
       <w:i/>
       <w:iCs/>
       <w:color w:themeColor="text1" w:themeTint="7F" w:val="808080"/>
@@ -3710,6 +3908,7 @@
     <w:qFormat/>
     <w:rsid w:val="00FC693F"/>
     <w:rPr>
+      <w:rFonts w:eastAsia="黑体"/>
       <w:b/>
       <w:bCs/>
       <w:i/>
@@ -3724,6 +3923,7 @@
     <w:qFormat/>
     <w:rsid w:val="00FC693F"/>
     <w:rPr>
+      <w:rFonts w:eastAsia="黑体"/>
       <w:smallCaps/>
       <w:color w:themeColor="accent2" w:val="C0504D"/>
       <w:u w:val="single"/>
@@ -3736,6 +3936,7 @@
     <w:qFormat/>
     <w:rsid w:val="00FC693F"/>
     <w:rPr>
+      <w:rFonts w:eastAsia="黑体"/>
       <w:b/>
       <w:bCs/>
       <w:smallCaps/>
@@ -3751,6 +3952,7 @@
     <w:qFormat/>
     <w:rsid w:val="00FC693F"/>
     <w:rPr>
+      <w:rFonts w:eastAsia="黑体"/>
       <w:b/>
       <w:bCs/>
       <w:smallCaps/>
@@ -3805,6 +4007,7 @@
       <w:spacing w:after="0" w:line="240" w:lineRule="auto"/>
     </w:pPr>
     <w:rPr>
+      <w:rFonts w:eastAsia="黑体"/>
       <w:color w:themeColor="text1" w:themeShade="BF" w:val="000000"/>
     </w:rPr>
     <w:tblPr>
@@ -3827,6 +4030,7 @@
         <w:spacing w:after="0" w:before="0" w:line="240" w:lineRule="auto"/>
       </w:pPr>
       <w:rPr>
+        <w:rFonts w:eastAsia="黑体"/>
         <w:b/>
         <w:bCs/>
       </w:rPr>
@@ -3847,6 +4051,7 @@
         <w:spacing w:after="0" w:before="0" w:line="240" w:lineRule="auto"/>
       </w:pPr>
       <w:rPr>
+        <w:rFonts w:eastAsia="黑体"/>
         <w:b/>
         <w:bCs/>
       </w:rPr>
@@ -3864,12 +4069,14 @@
     </w:tblStylePr>
     <w:tblStylePr w:type="firstCol">
       <w:rPr>
+        <w:rFonts w:eastAsia="黑体"/>
         <w:b/>
         <w:bCs/>
       </w:rPr>
     </w:tblStylePr>
     <w:tblStylePr w:type="lastCol">
       <w:rPr>
+        <w:rFonts w:eastAsia="黑体"/>
         <w:b/>
         <w:bCs/>
       </w:rPr>
@@ -3908,6 +4115,7 @@
       <w:spacing w:after="0" w:line="240" w:lineRule="auto"/>
     </w:pPr>
     <w:rPr>
+      <w:rFonts w:eastAsia="黑体"/>
       <w:color w:themeColor="accent1" w:themeShade="BF" w:val="365F91"/>
     </w:rPr>
     <w:tblPr>
@@ -3930,6 +4138,7 @@
         <w:spacing w:after="0" w:before="0" w:line="240" w:lineRule="auto"/>
       </w:pPr>
       <w:rPr>
+        <w:rFonts w:eastAsia="黑体"/>
         <w:b/>
         <w:bCs/>
       </w:rPr>
@@ -3950,6 +4159,7 @@
         <w:spacing w:after="0" w:before="0" w:line="240" w:lineRule="auto"/>
       </w:pPr>
       <w:rPr>
+        <w:rFonts w:eastAsia="黑体"/>
         <w:b/>
         <w:bCs/>
       </w:rPr>
@@ -3967,12 +4177,14 @@
     </w:tblStylePr>
     <w:tblStylePr w:type="firstCol">
       <w:rPr>
+        <w:rFonts w:eastAsia="黑体"/>
         <w:b/>
         <w:bCs/>
       </w:rPr>
     </w:tblStylePr>
     <w:tblStylePr w:type="lastCol">
       <w:rPr>
+        <w:rFonts w:eastAsia="黑体"/>
         <w:b/>
         <w:bCs/>
       </w:rPr>
@@ -4011,6 +4223,7 @@
       <w:spacing w:after="0" w:line="240" w:lineRule="auto"/>
     </w:pPr>
     <w:rPr>
+      <w:rFonts w:eastAsia="黑体"/>
       <w:color w:themeColor="accent2" w:themeShade="BF" w:val="943634"/>
     </w:rPr>
     <w:tblPr>
@@ -4033,6 +4246,7 @@
         <w:spacing w:after="0" w:before="0" w:line="240" w:lineRule="auto"/>
       </w:pPr>
       <w:rPr>
+        <w:rFonts w:eastAsia="黑体"/>
         <w:b/>
         <w:bCs/>
       </w:rPr>
@@ -4053,6 +4267,7 @@
         <w:spacing w:after="0" w:before="0" w:line="240" w:lineRule="auto"/>
       </w:pPr>
       <w:rPr>
+        <w:rFonts w:eastAsia="黑体"/>
         <w:b/>
         <w:bCs/>
       </w:rPr>
@@ -4070,12 +4285,14 @@
     </w:tblStylePr>
     <w:tblStylePr w:type="firstCol">
       <w:rPr>
+        <w:rFonts w:eastAsia="黑体"/>
         <w:b/>
         <w:bCs/>
       </w:rPr>
     </w:tblStylePr>
     <w:tblStylePr w:type="lastCol">
       <w:rPr>
+        <w:rFonts w:eastAsia="黑体"/>
         <w:b/>
         <w:bCs/>
       </w:rPr>
@@ -4114,6 +4331,7 @@
       <w:spacing w:after="0" w:line="240" w:lineRule="auto"/>
     </w:pPr>
     <w:rPr>
+      <w:rFonts w:eastAsia="黑体"/>
       <w:color w:themeColor="accent3" w:themeShade="BF" w:val="76923C"/>
     </w:rPr>
     <w:tblPr>
@@ -4136,6 +4354,7 @@
         <w:spacing w:after="0" w:before="0" w:line="240" w:lineRule="auto"/>
       </w:pPr>
       <w:rPr>
+        <w:rFonts w:eastAsia="黑体"/>
         <w:b/>
         <w:bCs/>
       </w:rPr>
@@ -4156,6 +4375,7 @@
         <w:spacing w:after="0" w:before="0" w:line="240" w:lineRule="auto"/>
       </w:pPr>
       <w:rPr>
+        <w:rFonts w:eastAsia="黑体"/>
         <w:b/>
         <w:bCs/>
       </w:rPr>
@@ -4173,12 +4393,14 @@
     </w:tblStylePr>
     <w:tblStylePr w:type="firstCol">
       <w:rPr>
+        <w:rFonts w:eastAsia="黑体"/>
         <w:b/>
         <w:bCs/>
       </w:rPr>
     </w:tblStylePr>
     <w:tblStylePr w:type="lastCol">
       <w:rPr>
+        <w:rFonts w:eastAsia="黑体"/>
         <w:b/>
         <w:bCs/>
       </w:rPr>
@@ -4217,6 +4439,7 @@
       <w:spacing w:after="0" w:line="240" w:lineRule="auto"/>
     </w:pPr>
     <w:rPr>
+      <w:rFonts w:eastAsia="黑体"/>
       <w:color w:themeColor="accent4" w:themeShade="BF" w:val="5F497A"/>
     </w:rPr>
     <w:tblPr>
@@ -4239,6 +4462,7 @@
         <w:spacing w:after="0" w:before="0" w:line="240" w:lineRule="auto"/>
       </w:pPr>
       <w:rPr>
+        <w:rFonts w:eastAsia="黑体"/>
         <w:b/>
         <w:bCs/>
       </w:rPr>
@@ -4259,6 +4483,7 @@
         <w:spacing w:after="0" w:before="0" w:line="240" w:lineRule="auto"/>
       </w:pPr>
       <w:rPr>
+        <w:rFonts w:eastAsia="黑体"/>
         <w:b/>
         <w:bCs/>
       </w:rPr>
@@ -4276,12 +4501,14 @@
     </w:tblStylePr>
     <w:tblStylePr w:type="firstCol">
       <w:rPr>
+        <w:rFonts w:eastAsia="黑体"/>
         <w:b/>
         <w:bCs/>
       </w:rPr>
     </w:tblStylePr>
     <w:tblStylePr w:type="lastCol">
       <w:rPr>
+        <w:rFonts w:eastAsia="黑体"/>
         <w:b/>
         <w:bCs/>
       </w:rPr>
@@ -4320,6 +4547,7 @@
       <w:spacing w:after="0" w:line="240" w:lineRule="auto"/>
     </w:pPr>
     <w:rPr>
+      <w:rFonts w:eastAsia="黑体"/>
       <w:color w:themeColor="accent5" w:themeShade="BF" w:val="31849B"/>
     </w:rPr>
     <w:tblPr>
@@ -4342,6 +4570,7 @@
         <w:spacing w:after="0" w:before="0" w:line="240" w:lineRule="auto"/>
       </w:pPr>
       <w:rPr>
+        <w:rFonts w:eastAsia="黑体"/>
         <w:b/>
         <w:bCs/>
       </w:rPr>
@@ -4362,6 +4591,7 @@
         <w:spacing w:after="0" w:before="0" w:line="240" w:lineRule="auto"/>
       </w:pPr>
       <w:rPr>
+        <w:rFonts w:eastAsia="黑体"/>
         <w:b/>
         <w:bCs/>
       </w:rPr>
@@ -4379,12 +4609,14 @@
     </w:tblStylePr>
     <w:tblStylePr w:type="firstCol">
       <w:rPr>
+        <w:rFonts w:eastAsia="黑体"/>
         <w:b/>
         <w:bCs/>
       </w:rPr>
     </w:tblStylePr>
     <w:tblStylePr w:type="lastCol">
       <w:rPr>
+        <w:rFonts w:eastAsia="黑体"/>
         <w:b/>
         <w:bCs/>
       </w:rPr>
@@ -4423,6 +4655,7 @@
       <w:spacing w:after="0" w:line="240" w:lineRule="auto"/>
     </w:pPr>
     <w:rPr>
+      <w:rFonts w:eastAsia="黑体"/>
       <w:color w:themeColor="accent6" w:themeShade="BF" w:val="E36C0A"/>
     </w:rPr>
     <w:tblPr>
@@ -4445,6 +4678,7 @@
         <w:spacing w:after="0" w:before="0" w:line="240" w:lineRule="auto"/>
       </w:pPr>
       <w:rPr>
+        <w:rFonts w:eastAsia="黑体"/>
         <w:b/>
         <w:bCs/>
       </w:rPr>
@@ -4465,6 +4699,7 @@
         <w:spacing w:after="0" w:before="0" w:line="240" w:lineRule="auto"/>
       </w:pPr>
       <w:rPr>
+        <w:rFonts w:eastAsia="黑体"/>
         <w:b/>
         <w:bCs/>
       </w:rPr>
@@ -4482,12 +4717,14 @@
     </w:tblStylePr>
     <w:tblStylePr w:type="firstCol">
       <w:rPr>
+        <w:rFonts w:eastAsia="黑体"/>
         <w:b/>
         <w:bCs/>
       </w:rPr>
     </w:tblStylePr>
     <w:tblStylePr w:type="lastCol">
       <w:rPr>
+        <w:rFonts w:eastAsia="黑体"/>
         <w:b/>
         <w:bCs/>
       </w:rPr>
@@ -4547,6 +4784,7 @@
         <w:spacing w:after="0" w:before="0" w:line="240" w:lineRule="auto"/>
       </w:pPr>
       <w:rPr>
+        <w:rFonts w:eastAsia="黑体"/>
         <w:b/>
         <w:bCs/>
         <w:color w:themeColor="background1" w:val="FFFFFF"/>
@@ -4561,6 +4799,7 @@
         <w:spacing w:after="0" w:before="0" w:line="240" w:lineRule="auto"/>
       </w:pPr>
       <w:rPr>
+        <w:rFonts w:eastAsia="黑体"/>
         <w:b/>
         <w:bCs/>
       </w:rPr>
@@ -4576,12 +4815,14 @@
     </w:tblStylePr>
     <w:tblStylePr w:type="firstCol">
       <w:rPr>
+        <w:rFonts w:eastAsia="黑体"/>
         <w:b/>
         <w:bCs/>
       </w:rPr>
     </w:tblStylePr>
     <w:tblStylePr w:type="lastCol">
       <w:rPr>
+        <w:rFonts w:eastAsia="黑体"/>
         <w:b/>
         <w:bCs/>
       </w:rPr>
@@ -4639,6 +4880,7 @@
         <w:spacing w:after="0" w:before="0" w:line="240" w:lineRule="auto"/>
       </w:pPr>
       <w:rPr>
+        <w:rFonts w:eastAsia="黑体"/>
         <w:b/>
         <w:bCs/>
         <w:color w:themeColor="background1" w:val="FFFFFF"/>
@@ -4653,6 +4895,7 @@
         <w:spacing w:after="0" w:before="0" w:line="240" w:lineRule="auto"/>
       </w:pPr>
       <w:rPr>
+        <w:rFonts w:eastAsia="黑体"/>
         <w:b/>
         <w:bCs/>
       </w:rPr>
@@ -4668,12 +4911,14 @@
     </w:tblStylePr>
     <w:tblStylePr w:type="firstCol">
       <w:rPr>
+        <w:rFonts w:eastAsia="黑体"/>
         <w:b/>
         <w:bCs/>
       </w:rPr>
     </w:tblStylePr>
     <w:tblStylePr w:type="lastCol">
       <w:rPr>
+        <w:rFonts w:eastAsia="黑体"/>
         <w:b/>
         <w:bCs/>
       </w:rPr>
@@ -4731,6 +4976,7 @@
         <w:spacing w:after="0" w:before="0" w:line="240" w:lineRule="auto"/>
       </w:pPr>
       <w:rPr>
+        <w:rFonts w:eastAsia="黑体"/>
         <w:b/>
         <w:bCs/>
         <w:color w:themeColor="background1" w:val="FFFFFF"/>
@@ -4745,6 +4991,7 @@
         <w:spacing w:after="0" w:before="0" w:line="240" w:lineRule="auto"/>
       </w:pPr>
       <w:rPr>
+        <w:rFonts w:eastAsia="黑体"/>
         <w:b/>
         <w:bCs/>
       </w:rPr>
@@ -4760,12 +5007,14 @@
     </w:tblStylePr>
     <w:tblStylePr w:type="firstCol">
       <w:rPr>
+        <w:rFonts w:eastAsia="黑体"/>
         <w:b/>
         <w:bCs/>
       </w:rPr>
     </w:tblStylePr>
     <w:tblStylePr w:type="lastCol">
       <w:rPr>
+        <w:rFonts w:eastAsia="黑体"/>
         <w:b/>
         <w:bCs/>
       </w:rPr>
@@ -4823,6 +5072,7 @@
         <w:spacing w:after="0" w:before="0" w:line="240" w:lineRule="auto"/>
       </w:pPr>
       <w:rPr>
+        <w:rFonts w:eastAsia="黑体"/>
         <w:b/>
         <w:bCs/>
         <w:color w:themeColor="background1" w:val="FFFFFF"/>
@@ -4837,6 +5087,7 @@
         <w:spacing w:after="0" w:before="0" w:line="240" w:lineRule="auto"/>
       </w:pPr>
       <w:rPr>
+        <w:rFonts w:eastAsia="黑体"/>
         <w:b/>
         <w:bCs/>
       </w:rPr>
@@ -4852,12 +5103,14 @@
     </w:tblStylePr>
     <w:tblStylePr w:type="firstCol">
       <w:rPr>
+        <w:rFonts w:eastAsia="黑体"/>
         <w:b/>
         <w:bCs/>
       </w:rPr>
     </w:tblStylePr>
     <w:tblStylePr w:type="lastCol">
       <w:rPr>
+        <w:rFonts w:eastAsia="黑体"/>
         <w:b/>
         <w:bCs/>
       </w:rPr>
@@ -4915,6 +5168,7 @@
         <w:spacing w:after="0" w:before="0" w:line="240" w:lineRule="auto"/>
       </w:pPr>
       <w:rPr>
+        <w:rFonts w:eastAsia="黑体"/>
         <w:b/>
         <w:bCs/>
         <w:color w:themeColor="background1" w:val="FFFFFF"/>
@@ -4929,6 +5183,7 @@
         <w:spacing w:after="0" w:before="0" w:line="240" w:lineRule="auto"/>
       </w:pPr>
       <w:rPr>
+        <w:rFonts w:eastAsia="黑体"/>
         <w:b/>
         <w:bCs/>
       </w:rPr>
@@ -4944,12 +5199,14 @@
     </w:tblStylePr>
     <w:tblStylePr w:type="firstCol">
       <w:rPr>
+        <w:rFonts w:eastAsia="黑体"/>
         <w:b/>
         <w:bCs/>
       </w:rPr>
     </w:tblStylePr>
     <w:tblStylePr w:type="lastCol">
       <w:rPr>
+        <w:rFonts w:eastAsia="黑体"/>
         <w:b/>
         <w:bCs/>
       </w:rPr>
@@ -5007,6 +5264,7 @@
         <w:spacing w:after="0" w:before="0" w:line="240" w:lineRule="auto"/>
       </w:pPr>
       <w:rPr>
+        <w:rFonts w:eastAsia="黑体"/>
         <w:b/>
         <w:bCs/>
         <w:color w:themeColor="background1" w:val="FFFFFF"/>
@@ -5021,6 +5279,7 @@
         <w:spacing w:after="0" w:before="0" w:line="240" w:lineRule="auto"/>
       </w:pPr>
       <w:rPr>
+        <w:rFonts w:eastAsia="黑体"/>
         <w:b/>
         <w:bCs/>
       </w:rPr>
@@ -5036,12 +5295,14 @@
     </w:tblStylePr>
     <w:tblStylePr w:type="firstCol">
       <w:rPr>
+        <w:rFonts w:eastAsia="黑体"/>
         <w:b/>
         <w:bCs/>
       </w:rPr>
     </w:tblStylePr>
     <w:tblStylePr w:type="lastCol">
       <w:rPr>
+        <w:rFonts w:eastAsia="黑体"/>
         <w:b/>
         <w:bCs/>
       </w:rPr>
@@ -5099,6 +5360,7 @@
         <w:spacing w:after="0" w:before="0" w:line="240" w:lineRule="auto"/>
       </w:pPr>
       <w:rPr>
+        <w:rFonts w:eastAsia="黑体"/>
         <w:b/>
         <w:bCs/>
         <w:color w:themeColor="background1" w:val="FFFFFF"/>
@@ -5113,6 +5375,7 @@
         <w:spacing w:after="0" w:before="0" w:line="240" w:lineRule="auto"/>
       </w:pPr>
       <w:rPr>
+        <w:rFonts w:eastAsia="黑体"/>
         <w:b/>
         <w:bCs/>
       </w:rPr>
@@ -5128,12 +5391,14 @@
     </w:tblStylePr>
     <w:tblStylePr w:type="firstCol">
       <w:rPr>
+        <w:rFonts w:eastAsia="黑体"/>
         <w:b/>
         <w:bCs/>
       </w:rPr>
     </w:tblStylePr>
     <w:tblStylePr w:type="lastCol">
       <w:rPr>
+        <w:rFonts w:eastAsia="黑体"/>
         <w:b/>
         <w:bCs/>
       </w:rPr>
@@ -5193,7 +5458,7 @@
         <w:spacing w:after="0" w:before="0" w:line="240" w:lineRule="auto"/>
       </w:pPr>
       <w:rPr>
-        <w:rFonts w:asciiTheme="majorHAnsi" w:cstheme="majorBidi" w:eastAsiaTheme="majorEastAsia" w:hAnsiTheme="majorHAnsi"/>
+        <w:rFonts w:asciiTheme="majorHAnsi" w:cstheme="majorBidi" w:hAnsiTheme="majorHAnsi" w:eastAsia="黑体"/>
         <w:b/>
         <w:bCs/>
       </w:rPr>
@@ -5214,7 +5479,7 @@
         <w:spacing w:after="0" w:before="0" w:line="240" w:lineRule="auto"/>
       </w:pPr>
       <w:rPr>
-        <w:rFonts w:asciiTheme="majorHAnsi" w:cstheme="majorBidi" w:eastAsiaTheme="majorEastAsia" w:hAnsiTheme="majorHAnsi"/>
+        <w:rFonts w:asciiTheme="majorHAnsi" w:cstheme="majorBidi" w:hAnsiTheme="majorHAnsi" w:eastAsia="黑体"/>
         <w:b/>
         <w:bCs/>
       </w:rPr>
@@ -5232,14 +5497,14 @@
     </w:tblStylePr>
     <w:tblStylePr w:type="firstCol">
       <w:rPr>
-        <w:rFonts w:asciiTheme="majorHAnsi" w:cstheme="majorBidi" w:eastAsiaTheme="majorEastAsia" w:hAnsiTheme="majorHAnsi"/>
+        <w:rFonts w:asciiTheme="majorHAnsi" w:cstheme="majorBidi" w:hAnsiTheme="majorHAnsi" w:eastAsia="黑体"/>
         <w:b/>
         <w:bCs/>
       </w:rPr>
     </w:tblStylePr>
     <w:tblStylePr w:type="lastCol">
       <w:rPr>
-        <w:rFonts w:asciiTheme="majorHAnsi" w:cstheme="majorBidi" w:eastAsiaTheme="majorEastAsia" w:hAnsiTheme="majorHAnsi"/>
+        <w:rFonts w:asciiTheme="majorHAnsi" w:cstheme="majorBidi" w:hAnsiTheme="majorHAnsi" w:eastAsia="黑体"/>
         <w:b/>
         <w:bCs/>
       </w:rPr>
@@ -5323,7 +5588,7 @@
         <w:spacing w:after="0" w:before="0" w:line="240" w:lineRule="auto"/>
       </w:pPr>
       <w:rPr>
-        <w:rFonts w:asciiTheme="majorHAnsi" w:cstheme="majorBidi" w:eastAsiaTheme="majorEastAsia" w:hAnsiTheme="majorHAnsi"/>
+        <w:rFonts w:asciiTheme="majorHAnsi" w:cstheme="majorBidi" w:hAnsiTheme="majorHAnsi" w:eastAsia="黑体"/>
         <w:b/>
         <w:bCs/>
       </w:rPr>
@@ -5344,7 +5609,7 @@
         <w:spacing w:after="0" w:before="0" w:line="240" w:lineRule="auto"/>
       </w:pPr>
       <w:rPr>
-        <w:rFonts w:asciiTheme="majorHAnsi" w:cstheme="majorBidi" w:eastAsiaTheme="majorEastAsia" w:hAnsiTheme="majorHAnsi"/>
+        <w:rFonts w:asciiTheme="majorHAnsi" w:cstheme="majorBidi" w:hAnsiTheme="majorHAnsi" w:eastAsia="黑体"/>
         <w:b/>
         <w:bCs/>
       </w:rPr>
@@ -5362,14 +5627,14 @@
     </w:tblStylePr>
     <w:tblStylePr w:type="firstCol">
       <w:rPr>
-        <w:rFonts w:asciiTheme="majorHAnsi" w:cstheme="majorBidi" w:eastAsiaTheme="majorEastAsia" w:hAnsiTheme="majorHAnsi"/>
+        <w:rFonts w:asciiTheme="majorHAnsi" w:cstheme="majorBidi" w:hAnsiTheme="majorHAnsi" w:eastAsia="黑体"/>
         <w:b/>
         <w:bCs/>
       </w:rPr>
     </w:tblStylePr>
     <w:tblStylePr w:type="lastCol">
       <w:rPr>
-        <w:rFonts w:asciiTheme="majorHAnsi" w:cstheme="majorBidi" w:eastAsiaTheme="majorEastAsia" w:hAnsiTheme="majorHAnsi"/>
+        <w:rFonts w:asciiTheme="majorHAnsi" w:cstheme="majorBidi" w:hAnsiTheme="majorHAnsi" w:eastAsia="黑体"/>
         <w:b/>
         <w:bCs/>
       </w:rPr>
@@ -5453,7 +5718,7 @@
         <w:spacing w:after="0" w:before="0" w:line="240" w:lineRule="auto"/>
       </w:pPr>
       <w:rPr>
-        <w:rFonts w:asciiTheme="majorHAnsi" w:cstheme="majorBidi" w:eastAsiaTheme="majorEastAsia" w:hAnsiTheme="majorHAnsi"/>
+        <w:rFonts w:asciiTheme="majorHAnsi" w:cstheme="majorBidi" w:hAnsiTheme="majorHAnsi" w:eastAsia="黑体"/>
         <w:b/>
         <w:bCs/>
       </w:rPr>
@@ -5474,7 +5739,7 @@
         <w:spacing w:after="0" w:before="0" w:line="240" w:lineRule="auto"/>
       </w:pPr>
       <w:rPr>
-        <w:rFonts w:asciiTheme="majorHAnsi" w:cstheme="majorBidi" w:eastAsiaTheme="majorEastAsia" w:hAnsiTheme="majorHAnsi"/>
+        <w:rFonts w:asciiTheme="majorHAnsi" w:cstheme="majorBidi" w:hAnsiTheme="majorHAnsi" w:eastAsia="黑体"/>
         <w:b/>
         <w:bCs/>
       </w:rPr>
@@ -5492,14 +5757,14 @@
     </w:tblStylePr>
     <w:tblStylePr w:type="firstCol">
       <w:rPr>
-        <w:rFonts w:asciiTheme="majorHAnsi" w:cstheme="majorBidi" w:eastAsiaTheme="majorEastAsia" w:hAnsiTheme="majorHAnsi"/>
+        <w:rFonts w:asciiTheme="majorHAnsi" w:cstheme="majorBidi" w:hAnsiTheme="majorHAnsi" w:eastAsia="黑体"/>
         <w:b/>
         <w:bCs/>
       </w:rPr>
     </w:tblStylePr>
     <w:tblStylePr w:type="lastCol">
       <w:rPr>
-        <w:rFonts w:asciiTheme="majorHAnsi" w:cstheme="majorBidi" w:eastAsiaTheme="majorEastAsia" w:hAnsiTheme="majorHAnsi"/>
+        <w:rFonts w:asciiTheme="majorHAnsi" w:cstheme="majorBidi" w:hAnsiTheme="majorHAnsi" w:eastAsia="黑体"/>
         <w:b/>
         <w:bCs/>
       </w:rPr>
@@ -5583,7 +5848,7 @@
         <w:spacing w:after="0" w:before="0" w:line="240" w:lineRule="auto"/>
       </w:pPr>
       <w:rPr>
-        <w:rFonts w:asciiTheme="majorHAnsi" w:cstheme="majorBidi" w:eastAsiaTheme="majorEastAsia" w:hAnsiTheme="majorHAnsi"/>
+        <w:rFonts w:asciiTheme="majorHAnsi" w:cstheme="majorBidi" w:hAnsiTheme="majorHAnsi" w:eastAsia="黑体"/>
         <w:b/>
         <w:bCs/>
       </w:rPr>
@@ -5604,7 +5869,7 @@
         <w:spacing w:after="0" w:before="0" w:line="240" w:lineRule="auto"/>
       </w:pPr>
       <w:rPr>
-        <w:rFonts w:asciiTheme="majorHAnsi" w:cstheme="majorBidi" w:eastAsiaTheme="majorEastAsia" w:hAnsiTheme="majorHAnsi"/>
+        <w:rFonts w:asciiTheme="majorHAnsi" w:cstheme="majorBidi" w:hAnsiTheme="majorHAnsi" w:eastAsia="黑体"/>
         <w:b/>
         <w:bCs/>
       </w:rPr>
@@ -5622,14 +5887,14 @@
     </w:tblStylePr>
     <w:tblStylePr w:type="firstCol">
       <w:rPr>
-        <w:rFonts w:asciiTheme="majorHAnsi" w:cstheme="majorBidi" w:eastAsiaTheme="majorEastAsia" w:hAnsiTheme="majorHAnsi"/>
+        <w:rFonts w:asciiTheme="majorHAnsi" w:cstheme="majorBidi" w:hAnsiTheme="majorHAnsi" w:eastAsia="黑体"/>
         <w:b/>
         <w:bCs/>
       </w:rPr>
     </w:tblStylePr>
     <w:tblStylePr w:type="lastCol">
       <w:rPr>
-        <w:rFonts w:asciiTheme="majorHAnsi" w:cstheme="majorBidi" w:eastAsiaTheme="majorEastAsia" w:hAnsiTheme="majorHAnsi"/>
+        <w:rFonts w:asciiTheme="majorHAnsi" w:cstheme="majorBidi" w:hAnsiTheme="majorHAnsi" w:eastAsia="黑体"/>
         <w:b/>
         <w:bCs/>
       </w:rPr>
@@ -5713,7 +5978,7 @@
         <w:spacing w:after="0" w:before="0" w:line="240" w:lineRule="auto"/>
       </w:pPr>
       <w:rPr>
-        <w:rFonts w:asciiTheme="majorHAnsi" w:cstheme="majorBidi" w:eastAsiaTheme="majorEastAsia" w:hAnsiTheme="majorHAnsi"/>
+        <w:rFonts w:asciiTheme="majorHAnsi" w:cstheme="majorBidi" w:hAnsiTheme="majorHAnsi" w:eastAsia="黑体"/>
         <w:b/>
         <w:bCs/>
       </w:rPr>
@@ -5734,7 +5999,7 @@
         <w:spacing w:after="0" w:before="0" w:line="240" w:lineRule="auto"/>
       </w:pPr>
       <w:rPr>
-        <w:rFonts w:asciiTheme="majorHAnsi" w:cstheme="majorBidi" w:eastAsiaTheme="majorEastAsia" w:hAnsiTheme="majorHAnsi"/>
+        <w:rFonts w:asciiTheme="majorHAnsi" w:cstheme="majorBidi" w:hAnsiTheme="majorHAnsi" w:eastAsia="黑体"/>
         <w:b/>
         <w:bCs/>
       </w:rPr>
@@ -5752,14 +6017,14 @@
     </w:tblStylePr>
     <w:tblStylePr w:type="firstCol">
       <w:rPr>
-        <w:rFonts w:asciiTheme="majorHAnsi" w:cstheme="majorBidi" w:eastAsiaTheme="majorEastAsia" w:hAnsiTheme="majorHAnsi"/>
+        <w:rFonts w:asciiTheme="majorHAnsi" w:cstheme="majorBidi" w:hAnsiTheme="majorHAnsi" w:eastAsia="黑体"/>
         <w:b/>
         <w:bCs/>
       </w:rPr>
     </w:tblStylePr>
     <w:tblStylePr w:type="lastCol">
       <w:rPr>
-        <w:rFonts w:asciiTheme="majorHAnsi" w:cstheme="majorBidi" w:eastAsiaTheme="majorEastAsia" w:hAnsiTheme="majorHAnsi"/>
+        <w:rFonts w:asciiTheme="majorHAnsi" w:cstheme="majorBidi" w:hAnsiTheme="majorHAnsi" w:eastAsia="黑体"/>
         <w:b/>
         <w:bCs/>
       </w:rPr>
@@ -5843,7 +6108,7 @@
         <w:spacing w:after="0" w:before="0" w:line="240" w:lineRule="auto"/>
       </w:pPr>
       <w:rPr>
-        <w:rFonts w:asciiTheme="majorHAnsi" w:cstheme="majorBidi" w:eastAsiaTheme="majorEastAsia" w:hAnsiTheme="majorHAnsi"/>
+        <w:rFonts w:asciiTheme="majorHAnsi" w:cstheme="majorBidi" w:hAnsiTheme="majorHAnsi" w:eastAsia="黑体"/>
         <w:b/>
         <w:bCs/>
       </w:rPr>
@@ -5864,7 +6129,7 @@
         <w:spacing w:after="0" w:before="0" w:line="240" w:lineRule="auto"/>
       </w:pPr>
       <w:rPr>
-        <w:rFonts w:asciiTheme="majorHAnsi" w:cstheme="majorBidi" w:eastAsiaTheme="majorEastAsia" w:hAnsiTheme="majorHAnsi"/>
+        <w:rFonts w:asciiTheme="majorHAnsi" w:cstheme="majorBidi" w:hAnsiTheme="majorHAnsi" w:eastAsia="黑体"/>
         <w:b/>
         <w:bCs/>
       </w:rPr>
@@ -5882,14 +6147,14 @@
     </w:tblStylePr>
     <w:tblStylePr w:type="firstCol">
       <w:rPr>
-        <w:rFonts w:asciiTheme="majorHAnsi" w:cstheme="majorBidi" w:eastAsiaTheme="majorEastAsia" w:hAnsiTheme="majorHAnsi"/>
+        <w:rFonts w:asciiTheme="majorHAnsi" w:cstheme="majorBidi" w:hAnsiTheme="majorHAnsi" w:eastAsia="黑体"/>
         <w:b/>
         <w:bCs/>
       </w:rPr>
     </w:tblStylePr>
     <w:tblStylePr w:type="lastCol">
       <w:rPr>
-        <w:rFonts w:asciiTheme="majorHAnsi" w:cstheme="majorBidi" w:eastAsiaTheme="majorEastAsia" w:hAnsiTheme="majorHAnsi"/>
+        <w:rFonts w:asciiTheme="majorHAnsi" w:cstheme="majorBidi" w:hAnsiTheme="majorHAnsi" w:eastAsia="黑体"/>
         <w:b/>
         <w:bCs/>
       </w:rPr>
@@ -5973,7 +6238,7 @@
         <w:spacing w:after="0" w:before="0" w:line="240" w:lineRule="auto"/>
       </w:pPr>
       <w:rPr>
-        <w:rFonts w:asciiTheme="majorHAnsi" w:cstheme="majorBidi" w:eastAsiaTheme="majorEastAsia" w:hAnsiTheme="majorHAnsi"/>
+        <w:rFonts w:asciiTheme="majorHAnsi" w:cstheme="majorBidi" w:hAnsiTheme="majorHAnsi" w:eastAsia="黑体"/>
         <w:b/>
         <w:bCs/>
       </w:rPr>
@@ -5994,7 +6259,7 @@
         <w:spacing w:after="0" w:before="0" w:line="240" w:lineRule="auto"/>
       </w:pPr>
       <w:rPr>
-        <w:rFonts w:asciiTheme="majorHAnsi" w:cstheme="majorBidi" w:eastAsiaTheme="majorEastAsia" w:hAnsiTheme="majorHAnsi"/>
+        <w:rFonts w:asciiTheme="majorHAnsi" w:cstheme="majorBidi" w:hAnsiTheme="majorHAnsi" w:eastAsia="黑体"/>
         <w:b/>
         <w:bCs/>
       </w:rPr>
@@ -6012,14 +6277,14 @@
     </w:tblStylePr>
     <w:tblStylePr w:type="firstCol">
       <w:rPr>
-        <w:rFonts w:asciiTheme="majorHAnsi" w:cstheme="majorBidi" w:eastAsiaTheme="majorEastAsia" w:hAnsiTheme="majorHAnsi"/>
+        <w:rFonts w:asciiTheme="majorHAnsi" w:cstheme="majorBidi" w:hAnsiTheme="majorHAnsi" w:eastAsia="黑体"/>
         <w:b/>
         <w:bCs/>
       </w:rPr>
     </w:tblStylePr>
     <w:tblStylePr w:type="lastCol">
       <w:rPr>
-        <w:rFonts w:asciiTheme="majorHAnsi" w:cstheme="majorBidi" w:eastAsiaTheme="majorEastAsia" w:hAnsiTheme="majorHAnsi"/>
+        <w:rFonts w:asciiTheme="majorHAnsi" w:cstheme="majorBidi" w:hAnsiTheme="majorHAnsi" w:eastAsia="黑体"/>
         <w:b/>
         <w:bCs/>
       </w:rPr>
@@ -6102,6 +6367,7 @@
         <w:spacing w:after="0" w:before="0" w:line="240" w:lineRule="auto"/>
       </w:pPr>
       <w:rPr>
+        <w:rFonts w:eastAsia="黑体"/>
         <w:b/>
         <w:bCs/>
         <w:color w:themeColor="background1" w:val="FFFFFF"/>
@@ -6124,6 +6390,7 @@
         <w:spacing w:after="0" w:before="0" w:line="240" w:lineRule="auto"/>
       </w:pPr>
       <w:rPr>
+        <w:rFonts w:eastAsia="黑体"/>
         <w:b/>
         <w:bCs/>
       </w:rPr>
@@ -6141,12 +6408,14 @@
     </w:tblStylePr>
     <w:tblStylePr w:type="firstCol">
       <w:rPr>
+        <w:rFonts w:eastAsia="黑体"/>
         <w:b/>
         <w:bCs/>
       </w:rPr>
     </w:tblStylePr>
     <w:tblStylePr w:type="lastCol">
       <w:rPr>
+        <w:rFonts w:eastAsia="黑体"/>
         <w:b/>
         <w:bCs/>
       </w:rPr>
@@ -6208,6 +6477,7 @@
         <w:spacing w:after="0" w:before="0" w:line="240" w:lineRule="auto"/>
       </w:pPr>
       <w:rPr>
+        <w:rFonts w:eastAsia="黑体"/>
         <w:b/>
         <w:bCs/>
         <w:color w:themeColor="background1" w:val="FFFFFF"/>
@@ -6230,6 +6500,7 @@
         <w:spacing w:after="0" w:before="0" w:line="240" w:lineRule="auto"/>
       </w:pPr>
       <w:rPr>
+        <w:rFonts w:eastAsia="黑体"/>
         <w:b/>
         <w:bCs/>
       </w:rPr>
@@ -6247,12 +6518,14 @@
     </w:tblStylePr>
     <w:tblStylePr w:type="firstCol">
       <w:rPr>
+        <w:rFonts w:eastAsia="黑体"/>
         <w:b/>
         <w:bCs/>
       </w:rPr>
     </w:tblStylePr>
     <w:tblStylePr w:type="lastCol">
       <w:rPr>
+        <w:rFonts w:eastAsia="黑体"/>
         <w:b/>
         <w:bCs/>
       </w:rPr>
@@ -6314,6 +6587,7 @@
         <w:spacing w:after="0" w:before="0" w:line="240" w:lineRule="auto"/>
       </w:pPr>
       <w:rPr>
+        <w:rFonts w:eastAsia="黑体"/>
         <w:b/>
         <w:bCs/>
         <w:color w:themeColor="background1" w:val="FFFFFF"/>
@@ -6336,6 +6610,7 @@
         <w:spacing w:after="0" w:before="0" w:line="240" w:lineRule="auto"/>
       </w:pPr>
       <w:rPr>
+        <w:rFonts w:eastAsia="黑体"/>
         <w:b/>
         <w:bCs/>
       </w:rPr>
@@ -6353,12 +6628,14 @@
     </w:tblStylePr>
     <w:tblStylePr w:type="firstCol">
       <w:rPr>
+        <w:rFonts w:eastAsia="黑体"/>
         <w:b/>
         <w:bCs/>
       </w:rPr>
     </w:tblStylePr>
     <w:tblStylePr w:type="lastCol">
       <w:rPr>
+        <w:rFonts w:eastAsia="黑体"/>
         <w:b/>
         <w:bCs/>
       </w:rPr>
@@ -6420,6 +6697,7 @@
         <w:spacing w:after="0" w:before="0" w:line="240" w:lineRule="auto"/>
       </w:pPr>
       <w:rPr>
+        <w:rFonts w:eastAsia="黑体"/>
         <w:b/>
         <w:bCs/>
         <w:color w:themeColor="background1" w:val="FFFFFF"/>
@@ -6442,6 +6720,7 @@
         <w:spacing w:after="0" w:before="0" w:line="240" w:lineRule="auto"/>
       </w:pPr>
       <w:rPr>
+        <w:rFonts w:eastAsia="黑体"/>
         <w:b/>
         <w:bCs/>
       </w:rPr>
@@ -6459,12 +6738,14 @@
     </w:tblStylePr>
     <w:tblStylePr w:type="firstCol">
       <w:rPr>
+        <w:rFonts w:eastAsia="黑体"/>
         <w:b/>
         <w:bCs/>
       </w:rPr>
     </w:tblStylePr>
     <w:tblStylePr w:type="lastCol">
       <w:rPr>
+        <w:rFonts w:eastAsia="黑体"/>
         <w:b/>
         <w:bCs/>
       </w:rPr>
@@ -6526,6 +6807,7 @@
         <w:spacing w:after="0" w:before="0" w:line="240" w:lineRule="auto"/>
       </w:pPr>
       <w:rPr>
+        <w:rFonts w:eastAsia="黑体"/>
         <w:b/>
         <w:bCs/>
         <w:color w:themeColor="background1" w:val="FFFFFF"/>
@@ -6548,6 +6830,7 @@
         <w:spacing w:after="0" w:before="0" w:line="240" w:lineRule="auto"/>
       </w:pPr>
       <w:rPr>
+        <w:rFonts w:eastAsia="黑体"/>
         <w:b/>
         <w:bCs/>
       </w:rPr>
@@ -6565,12 +6848,14 @@
     </w:tblStylePr>
     <w:tblStylePr w:type="firstCol">
       <w:rPr>
+        <w:rFonts w:eastAsia="黑体"/>
         <w:b/>
         <w:bCs/>
       </w:rPr>
     </w:tblStylePr>
     <w:tblStylePr w:type="lastCol">
       <w:rPr>
+        <w:rFonts w:eastAsia="黑体"/>
         <w:b/>
         <w:bCs/>
       </w:rPr>
@@ -6632,6 +6917,7 @@
         <w:spacing w:after="0" w:before="0" w:line="240" w:lineRule="auto"/>
       </w:pPr>
       <w:rPr>
+        <w:rFonts w:eastAsia="黑体"/>
         <w:b/>
         <w:bCs/>
         <w:color w:themeColor="background1" w:val="FFFFFF"/>
@@ -6654,6 +6940,7 @@
         <w:spacing w:after="0" w:before="0" w:line="240" w:lineRule="auto"/>
       </w:pPr>
       <w:rPr>
+        <w:rFonts w:eastAsia="黑体"/>
         <w:b/>
         <w:bCs/>
       </w:rPr>
@@ -6671,12 +6958,14 @@
     </w:tblStylePr>
     <w:tblStylePr w:type="firstCol">
       <w:rPr>
+        <w:rFonts w:eastAsia="黑体"/>
         <w:b/>
         <w:bCs/>
       </w:rPr>
     </w:tblStylePr>
     <w:tblStylePr w:type="lastCol">
       <w:rPr>
+        <w:rFonts w:eastAsia="黑体"/>
         <w:b/>
         <w:bCs/>
       </w:rPr>
@@ -6738,6 +7027,7 @@
         <w:spacing w:after="0" w:before="0" w:line="240" w:lineRule="auto"/>
       </w:pPr>
       <w:rPr>
+        <w:rFonts w:eastAsia="黑体"/>
         <w:b/>
         <w:bCs/>
         <w:color w:themeColor="background1" w:val="FFFFFF"/>
@@ -6760,6 +7050,7 @@
         <w:spacing w:after="0" w:before="0" w:line="240" w:lineRule="auto"/>
       </w:pPr>
       <w:rPr>
+        <w:rFonts w:eastAsia="黑体"/>
         <w:b/>
         <w:bCs/>
       </w:rPr>
@@ -6777,12 +7068,14 @@
     </w:tblStylePr>
     <w:tblStylePr w:type="firstCol">
       <w:rPr>
+        <w:rFonts w:eastAsia="黑体"/>
         <w:b/>
         <w:bCs/>
       </w:rPr>
     </w:tblStylePr>
     <w:tblStylePr w:type="lastCol">
       <w:rPr>
+        <w:rFonts w:eastAsia="黑体"/>
         <w:b/>
         <w:bCs/>
       </w:rPr>
@@ -6841,6 +7134,7 @@
         <w:spacing w:after="0" w:before="0" w:line="240" w:lineRule="auto"/>
       </w:pPr>
       <w:rPr>
+        <w:rFonts w:eastAsia="黑体"/>
         <w:b/>
         <w:bCs/>
         <w:color w:themeColor="background1" w:val="FFFFFF"/>
@@ -6863,6 +7157,7 @@
         <w:spacing w:after="0" w:before="0" w:line="240" w:lineRule="auto"/>
       </w:pPr>
       <w:rPr>
+        <w:rFonts w:eastAsia="黑体"/>
         <w:color w:val="auto"/>
       </w:rPr>
       <w:tblPr/>
@@ -6880,6 +7175,7 @@
     </w:tblStylePr>
     <w:tblStylePr w:type="firstCol">
       <w:rPr>
+        <w:rFonts w:eastAsia="黑体"/>
         <w:b/>
         <w:bCs/>
         <w:color w:themeColor="background1" w:val="FFFFFF"/>
@@ -6899,6 +7195,7 @@
     </w:tblStylePr>
     <w:tblStylePr w:type="lastCol">
       <w:rPr>
+        <w:rFonts w:eastAsia="黑体"/>
         <w:b/>
         <w:bCs/>
         <w:color w:themeColor="background1" w:val="FFFFFF"/>
@@ -6947,6 +7244,7 @@
     </w:tblStylePr>
     <w:tblStylePr w:type="nwCell">
       <w:rPr>
+        <w:rFonts w:eastAsia="黑体"/>
         <w:color w:themeColor="background1" w:val="FFFFFF"/>
       </w:rPr>
       <w:tblPr/>
@@ -6990,6 +7288,7 @@
         <w:spacing w:after="0" w:before="0" w:line="240" w:lineRule="auto"/>
       </w:pPr>
       <w:rPr>
+        <w:rFonts w:eastAsia="黑体"/>
         <w:b/>
         <w:bCs/>
         <w:color w:themeColor="background1" w:val="FFFFFF"/>
@@ -7012,6 +7311,7 @@
         <w:spacing w:after="0" w:before="0" w:line="240" w:lineRule="auto"/>
       </w:pPr>
       <w:rPr>
+        <w:rFonts w:eastAsia="黑体"/>
         <w:color w:val="auto"/>
       </w:rPr>
       <w:tblPr/>
@@ -7029,6 +7329,7 @@
     </w:tblStylePr>
     <w:tblStylePr w:type="firstCol">
       <w:rPr>
+        <w:rFonts w:eastAsia="黑体"/>
         <w:b/>
         <w:bCs/>
         <w:color w:themeColor="background1" w:val="FFFFFF"/>
@@ -7048,6 +7349,7 @@
     </w:tblStylePr>
     <w:tblStylePr w:type="lastCol">
       <w:rPr>
+        <w:rFonts w:eastAsia="黑体"/>
         <w:b/>
         <w:bCs/>
         <w:color w:themeColor="background1" w:val="FFFFFF"/>
@@ -7096,6 +7398,7 @@
     </w:tblStylePr>
     <w:tblStylePr w:type="nwCell">
       <w:rPr>
+        <w:rFonts w:eastAsia="黑体"/>
         <w:color w:themeColor="background1" w:val="FFFFFF"/>
       </w:rPr>
       <w:tblPr/>
@@ -7139,6 +7442,7 @@
         <w:spacing w:after="0" w:before="0" w:line="240" w:lineRule="auto"/>
       </w:pPr>
       <w:rPr>
+        <w:rFonts w:eastAsia="黑体"/>
         <w:b/>
         <w:bCs/>
         <w:color w:themeColor="background1" w:val="FFFFFF"/>
@@ -7161,6 +7465,7 @@
         <w:spacing w:after="0" w:before="0" w:line="240" w:lineRule="auto"/>
       </w:pPr>
       <w:rPr>
+        <w:rFonts w:eastAsia="黑体"/>
         <w:color w:val="auto"/>
       </w:rPr>
       <w:tblPr/>
@@ -7178,6 +7483,7 @@
     </w:tblStylePr>
     <w:tblStylePr w:type="firstCol">
       <w:rPr>
+        <w:rFonts w:eastAsia="黑体"/>
         <w:b/>
         <w:bCs/>
         <w:color w:themeColor="background1" w:val="FFFFFF"/>
@@ -7197,6 +7503,7 @@
     </w:tblStylePr>
     <w:tblStylePr w:type="lastCol">
       <w:rPr>
+        <w:rFonts w:eastAsia="黑体"/>
         <w:b/>
         <w:bCs/>
         <w:color w:themeColor="background1" w:val="FFFFFF"/>
@@ -7245,6 +7552,7 @@
     </w:tblStylePr>
     <w:tblStylePr w:type="nwCell">
       <w:rPr>
+        <w:rFonts w:eastAsia="黑体"/>
         <w:color w:themeColor="background1" w:val="FFFFFF"/>
       </w:rPr>
       <w:tblPr/>
@@ -7288,6 +7596,7 @@
         <w:spacing w:after="0" w:before="0" w:line="240" w:lineRule="auto"/>
       </w:pPr>
       <w:rPr>
+        <w:rFonts w:eastAsia="黑体"/>
         <w:b/>
         <w:bCs/>
         <w:color w:themeColor="background1" w:val="FFFFFF"/>
@@ -7310,6 +7619,7 @@
         <w:spacing w:after="0" w:before="0" w:line="240" w:lineRule="auto"/>
       </w:pPr>
       <w:rPr>
+        <w:rFonts w:eastAsia="黑体"/>
         <w:color w:val="auto"/>
       </w:rPr>
       <w:tblPr/>
@@ -7327,6 +7637,7 @@
     </w:tblStylePr>
     <w:tblStylePr w:type="firstCol">
       <w:rPr>
+        <w:rFonts w:eastAsia="黑体"/>
         <w:b/>
         <w:bCs/>
         <w:color w:themeColor="background1" w:val="FFFFFF"/>
@@ -7346,6 +7657,7 @@
     </w:tblStylePr>
     <w:tblStylePr w:type="lastCol">
       <w:rPr>
+        <w:rFonts w:eastAsia="黑体"/>
         <w:b/>
         <w:bCs/>
         <w:color w:themeColor="background1" w:val="FFFFFF"/>
@@ -7394,6 +7706,7 @@
     </w:tblStylePr>
     <w:tblStylePr w:type="nwCell">
       <w:rPr>
+        <w:rFonts w:eastAsia="黑体"/>
         <w:color w:themeColor="background1" w:val="FFFFFF"/>
       </w:rPr>
       <w:tblPr/>
@@ -7437,6 +7750,7 @@
         <w:spacing w:after="0" w:before="0" w:line="240" w:lineRule="auto"/>
       </w:pPr>
       <w:rPr>
+        <w:rFonts w:eastAsia="黑体"/>
         <w:b/>
         <w:bCs/>
         <w:color w:themeColor="background1" w:val="FFFFFF"/>
@@ -7459,6 +7773,7 @@
         <w:spacing w:after="0" w:before="0" w:line="240" w:lineRule="auto"/>
       </w:pPr>
       <w:rPr>
+        <w:rFonts w:eastAsia="黑体"/>
         <w:color w:val="auto"/>
       </w:rPr>
       <w:tblPr/>
@@ -7476,6 +7791,7 @@
     </w:tblStylePr>
     <w:tblStylePr w:type="firstCol">
       <w:rPr>
+        <w:rFonts w:eastAsia="黑体"/>
         <w:b/>
         <w:bCs/>
         <w:color w:themeColor="background1" w:val="FFFFFF"/>
@@ -7495,6 +7811,7 @@
     </w:tblStylePr>
     <w:tblStylePr w:type="lastCol">
       <w:rPr>
+        <w:rFonts w:eastAsia="黑体"/>
         <w:b/>
         <w:bCs/>
         <w:color w:themeColor="background1" w:val="FFFFFF"/>
@@ -7543,6 +7860,7 @@
     </w:tblStylePr>
     <w:tblStylePr w:type="nwCell">
       <w:rPr>
+        <w:rFonts w:eastAsia="黑体"/>
         <w:color w:themeColor="background1" w:val="FFFFFF"/>
       </w:rPr>
       <w:tblPr/>
@@ -7586,6 +7904,7 @@
         <w:spacing w:after="0" w:before="0" w:line="240" w:lineRule="auto"/>
       </w:pPr>
       <w:rPr>
+        <w:rFonts w:eastAsia="黑体"/>
         <w:b/>
         <w:bCs/>
         <w:color w:themeColor="background1" w:val="FFFFFF"/>
@@ -7608,6 +7927,7 @@
         <w:spacing w:after="0" w:before="0" w:line="240" w:lineRule="auto"/>
       </w:pPr>
       <w:rPr>
+        <w:rFonts w:eastAsia="黑体"/>
         <w:color w:val="auto"/>
       </w:rPr>
       <w:tblPr/>
@@ -7625,6 +7945,7 @@
     </w:tblStylePr>
     <w:tblStylePr w:type="firstCol">
       <w:rPr>
+        <w:rFonts w:eastAsia="黑体"/>
         <w:b/>
         <w:bCs/>
         <w:color w:themeColor="background1" w:val="FFFFFF"/>
@@ -7644,6 +7965,7 @@
     </w:tblStylePr>
     <w:tblStylePr w:type="lastCol">
       <w:rPr>
+        <w:rFonts w:eastAsia="黑体"/>
         <w:b/>
         <w:bCs/>
         <w:color w:themeColor="background1" w:val="FFFFFF"/>
@@ -7692,6 +8014,7 @@
     </w:tblStylePr>
     <w:tblStylePr w:type="nwCell">
       <w:rPr>
+        <w:rFonts w:eastAsia="黑体"/>
         <w:color w:themeColor="background1" w:val="FFFFFF"/>
       </w:rPr>
       <w:tblPr/>
@@ -7735,6 +8058,7 @@
         <w:spacing w:after="0" w:before="0" w:line="240" w:lineRule="auto"/>
       </w:pPr>
       <w:rPr>
+        <w:rFonts w:eastAsia="黑体"/>
         <w:b/>
         <w:bCs/>
         <w:color w:themeColor="background1" w:val="FFFFFF"/>
@@ -7757,6 +8081,7 @@
         <w:spacing w:after="0" w:before="0" w:line="240" w:lineRule="auto"/>
       </w:pPr>
       <w:rPr>
+        <w:rFonts w:eastAsia="黑体"/>
         <w:color w:val="auto"/>
       </w:rPr>
       <w:tblPr/>
@@ -7774,6 +8099,7 @@
     </w:tblStylePr>
     <w:tblStylePr w:type="firstCol">
       <w:rPr>
+        <w:rFonts w:eastAsia="黑体"/>
         <w:b/>
         <w:bCs/>
         <w:color w:themeColor="background1" w:val="FFFFFF"/>
@@ -7793,6 +8119,7 @@
     </w:tblStylePr>
     <w:tblStylePr w:type="lastCol">
       <w:rPr>
+        <w:rFonts w:eastAsia="黑体"/>
         <w:b/>
         <w:bCs/>
         <w:color w:themeColor="background1" w:val="FFFFFF"/>
@@ -7841,6 +8168,7 @@
     </w:tblStylePr>
     <w:tblStylePr w:type="nwCell">
       <w:rPr>
+        <w:rFonts w:eastAsia="黑体"/>
         <w:color w:themeColor="background1" w:val="FFFFFF"/>
       </w:rPr>
       <w:tblPr/>
@@ -7865,6 +8193,7 @@
       <w:spacing w:after="0" w:line="240" w:lineRule="auto"/>
     </w:pPr>
     <w:rPr>
+      <w:rFonts w:eastAsia="黑体"/>
       <w:color w:themeColor="text1" w:val="000000"/>
     </w:rPr>
     <w:tblPr>
@@ -7884,7 +8213,7 @@
     </w:tblPr>
     <w:tblStylePr w:type="firstRow">
       <w:rPr>
-        <w:rFonts w:asciiTheme="majorHAnsi" w:cstheme="majorBidi" w:eastAsiaTheme="majorEastAsia" w:hAnsiTheme="majorHAnsi"/>
+        <w:rFonts w:asciiTheme="majorHAnsi" w:cstheme="majorBidi" w:hAnsiTheme="majorHAnsi" w:eastAsia="黑体"/>
       </w:rPr>
       <w:tblPr/>
       <w:tcPr>
@@ -7896,6 +8225,7 @@
     </w:tblStylePr>
     <w:tblStylePr w:type="lastRow">
       <w:rPr>
+        <w:rFonts w:eastAsia="黑体"/>
         <w:b/>
         <w:bCs/>
         <w:color w:themeColor="text2" w:val="1F497D"/>
@@ -7910,12 +8240,14 @@
     </w:tblStylePr>
     <w:tblStylePr w:type="firstCol">
       <w:rPr>
+        <w:rFonts w:eastAsia="黑体"/>
         <w:b/>
         <w:bCs/>
       </w:rPr>
     </w:tblStylePr>
     <w:tblStylePr w:type="lastCol">
       <w:rPr>
+        <w:rFonts w:eastAsia="黑体"/>
         <w:b/>
         <w:bCs/>
       </w:rPr>
@@ -7949,6 +8281,7 @@
       <w:spacing w:after="0" w:line="240" w:lineRule="auto"/>
     </w:pPr>
     <w:rPr>
+      <w:rFonts w:eastAsia="黑体"/>
       <w:color w:themeColor="text1" w:val="000000"/>
     </w:rPr>
     <w:tblPr>
@@ -7968,7 +8301,7 @@
     </w:tblPr>
     <w:tblStylePr w:type="firstRow">
       <w:rPr>
-        <w:rFonts w:asciiTheme="majorHAnsi" w:cstheme="majorBidi" w:eastAsiaTheme="majorEastAsia" w:hAnsiTheme="majorHAnsi"/>
+        <w:rFonts w:asciiTheme="majorHAnsi" w:cstheme="majorBidi" w:hAnsiTheme="majorHAnsi" w:eastAsia="黑体"/>
       </w:rPr>
       <w:tblPr/>
       <w:tcPr>
@@ -7980,6 +8313,7 @@
     </w:tblStylePr>
     <w:tblStylePr w:type="lastRow">
       <w:rPr>
+        <w:rFonts w:eastAsia="黑体"/>
         <w:b/>
         <w:bCs/>
         <w:color w:themeColor="text2" w:val="1F497D"/>
@@ -7994,12 +8328,14 @@
     </w:tblStylePr>
     <w:tblStylePr w:type="firstCol">
       <w:rPr>
+        <w:rFonts w:eastAsia="黑体"/>
         <w:b/>
         <w:bCs/>
       </w:rPr>
     </w:tblStylePr>
     <w:tblStylePr w:type="lastCol">
       <w:rPr>
+        <w:rFonts w:eastAsia="黑体"/>
         <w:b/>
         <w:bCs/>
       </w:rPr>
@@ -8033,6 +8369,7 @@
       <w:spacing w:after="0" w:line="240" w:lineRule="auto"/>
     </w:pPr>
     <w:rPr>
+      <w:rFonts w:eastAsia="黑体"/>
       <w:color w:themeColor="text1" w:val="000000"/>
     </w:rPr>
     <w:tblPr>
@@ -8052,7 +8389,7 @@
     </w:tblPr>
     <w:tblStylePr w:type="firstRow">
       <w:rPr>
-        <w:rFonts w:asciiTheme="majorHAnsi" w:cstheme="majorBidi" w:eastAsiaTheme="majorEastAsia" w:hAnsiTheme="majorHAnsi"/>
+        <w:rFonts w:asciiTheme="majorHAnsi" w:cstheme="majorBidi" w:hAnsiTheme="majorHAnsi" w:eastAsia="黑体"/>
       </w:rPr>
       <w:tblPr/>
       <w:tcPr>
@@ -8064,6 +8401,7 @@
     </w:tblStylePr>
     <w:tblStylePr w:type="lastRow">
       <w:rPr>
+        <w:rFonts w:eastAsia="黑体"/>
         <w:b/>
         <w:bCs/>
         <w:color w:themeColor="text2" w:val="1F497D"/>
@@ -8078,12 +8416,14 @@
     </w:tblStylePr>
     <w:tblStylePr w:type="firstCol">
       <w:rPr>
+        <w:rFonts w:eastAsia="黑体"/>
         <w:b/>
         <w:bCs/>
       </w:rPr>
     </w:tblStylePr>
     <w:tblStylePr w:type="lastCol">
       <w:rPr>
+        <w:rFonts w:eastAsia="黑体"/>
         <w:b/>
         <w:bCs/>
       </w:rPr>
@@ -8117,6 +8457,7 @@
       <w:spacing w:after="0" w:line="240" w:lineRule="auto"/>
     </w:pPr>
     <w:rPr>
+      <w:rFonts w:eastAsia="黑体"/>
       <w:color w:themeColor="text1" w:val="000000"/>
     </w:rPr>
     <w:tblPr>
@@ -8136,7 +8477,7 @@
     </w:tblPr>
     <w:tblStylePr w:type="firstRow">
       <w:rPr>
-        <w:rFonts w:asciiTheme="majorHAnsi" w:cstheme="majorBidi" w:eastAsiaTheme="majorEastAsia" w:hAnsiTheme="majorHAnsi"/>
+        <w:rFonts w:asciiTheme="majorHAnsi" w:cstheme="majorBidi" w:hAnsiTheme="majorHAnsi" w:eastAsia="黑体"/>
       </w:rPr>
       <w:tblPr/>
       <w:tcPr>
@@ -8148,6 +8489,7 @@
     </w:tblStylePr>
     <w:tblStylePr w:type="lastRow">
       <w:rPr>
+        <w:rFonts w:eastAsia="黑体"/>
         <w:b/>
         <w:bCs/>
         <w:color w:themeColor="text2" w:val="1F497D"/>
@@ -8162,12 +8504,14 @@
     </w:tblStylePr>
     <w:tblStylePr w:type="firstCol">
       <w:rPr>
+        <w:rFonts w:eastAsia="黑体"/>
         <w:b/>
         <w:bCs/>
       </w:rPr>
     </w:tblStylePr>
     <w:tblStylePr w:type="lastCol">
       <w:rPr>
+        <w:rFonts w:eastAsia="黑体"/>
         <w:b/>
         <w:bCs/>
       </w:rPr>
@@ -8201,6 +8545,7 @@
       <w:spacing w:after="0" w:line="240" w:lineRule="auto"/>
     </w:pPr>
     <w:rPr>
+      <w:rFonts w:eastAsia="黑体"/>
       <w:color w:themeColor="text1" w:val="000000"/>
     </w:rPr>
     <w:tblPr>
@@ -8220,7 +8565,7 @@
     </w:tblPr>
     <w:tblStylePr w:type="firstRow">
       <w:rPr>
-        <w:rFonts w:asciiTheme="majorHAnsi" w:cstheme="majorBidi" w:eastAsiaTheme="majorEastAsia" w:hAnsiTheme="majorHAnsi"/>
+        <w:rFonts w:asciiTheme="majorHAnsi" w:cstheme="majorBidi" w:hAnsiTheme="majorHAnsi" w:eastAsia="黑体"/>
       </w:rPr>
       <w:tblPr/>
       <w:tcPr>
@@ -8232,6 +8577,7 @@
     </w:tblStylePr>
     <w:tblStylePr w:type="lastRow">
       <w:rPr>
+        <w:rFonts w:eastAsia="黑体"/>
         <w:b/>
         <w:bCs/>
         <w:color w:themeColor="text2" w:val="1F497D"/>
@@ -8246,12 +8592,14 @@
     </w:tblStylePr>
     <w:tblStylePr w:type="firstCol">
       <w:rPr>
+        <w:rFonts w:eastAsia="黑体"/>
         <w:b/>
         <w:bCs/>
       </w:rPr>
     </w:tblStylePr>
     <w:tblStylePr w:type="lastCol">
       <w:rPr>
+        <w:rFonts w:eastAsia="黑体"/>
         <w:b/>
         <w:bCs/>
       </w:rPr>
@@ -8285,6 +8633,7 @@
       <w:spacing w:after="0" w:line="240" w:lineRule="auto"/>
     </w:pPr>
     <w:rPr>
+      <w:rFonts w:eastAsia="黑体"/>
       <w:color w:themeColor="text1" w:val="000000"/>
     </w:rPr>
     <w:tblPr>
@@ -8304,7 +8653,7 @@
     </w:tblPr>
     <w:tblStylePr w:type="firstRow">
       <w:rPr>
-        <w:rFonts w:asciiTheme="majorHAnsi" w:cstheme="majorBidi" w:eastAsiaTheme="majorEastAsia" w:hAnsiTheme="majorHAnsi"/>
+        <w:rFonts w:asciiTheme="majorHAnsi" w:cstheme="majorBidi" w:hAnsiTheme="majorHAnsi" w:eastAsia="黑体"/>
       </w:rPr>
       <w:tblPr/>
       <w:tcPr>
@@ -8316,6 +8665,7 @@
     </w:tblStylePr>
     <w:tblStylePr w:type="lastRow">
       <w:rPr>
+        <w:rFonts w:eastAsia="黑体"/>
         <w:b/>
         <w:bCs/>
         <w:color w:themeColor="text2" w:val="1F497D"/>
@@ -8330,12 +8680,14 @@
     </w:tblStylePr>
     <w:tblStylePr w:type="firstCol">
       <w:rPr>
+        <w:rFonts w:eastAsia="黑体"/>
         <w:b/>
         <w:bCs/>
       </w:rPr>
     </w:tblStylePr>
     <w:tblStylePr w:type="lastCol">
       <w:rPr>
+        <w:rFonts w:eastAsia="黑体"/>
         <w:b/>
         <w:bCs/>
       </w:rPr>
@@ -8369,6 +8721,7 @@
       <w:spacing w:after="0" w:line="240" w:lineRule="auto"/>
     </w:pPr>
     <w:rPr>
+      <w:rFonts w:eastAsia="黑体"/>
       <w:color w:themeColor="text1" w:val="000000"/>
     </w:rPr>
     <w:tblPr>
@@ -8388,7 +8741,7 @@
     </w:tblPr>
     <w:tblStylePr w:type="firstRow">
       <w:rPr>
-        <w:rFonts w:asciiTheme="majorHAnsi" w:cstheme="majorBidi" w:eastAsiaTheme="majorEastAsia" w:hAnsiTheme="majorHAnsi"/>
+        <w:rFonts w:asciiTheme="majorHAnsi" w:cstheme="majorBidi" w:hAnsiTheme="majorHAnsi" w:eastAsia="黑体"/>
       </w:rPr>
       <w:tblPr/>
       <w:tcPr>
@@ -8400,6 +8753,7 @@
     </w:tblStylePr>
     <w:tblStylePr w:type="lastRow">
       <w:rPr>
+        <w:rFonts w:eastAsia="黑体"/>
         <w:b/>
         <w:bCs/>
         <w:color w:themeColor="text2" w:val="1F497D"/>
@@ -8414,12 +8768,14 @@
     </w:tblStylePr>
     <w:tblStylePr w:type="firstCol">
       <w:rPr>
+        <w:rFonts w:eastAsia="黑体"/>
         <w:b/>
         <w:bCs/>
       </w:rPr>
     </w:tblStylePr>
     <w:tblStylePr w:type="lastCol">
       <w:rPr>
+        <w:rFonts w:eastAsia="黑体"/>
         <w:b/>
         <w:bCs/>
       </w:rPr>
@@ -8453,7 +8809,7 @@
       <w:spacing w:after="0" w:line="240" w:lineRule="auto"/>
     </w:pPr>
     <w:rPr>
-      <w:rFonts w:asciiTheme="majorHAnsi" w:cstheme="majorBidi" w:eastAsiaTheme="majorEastAsia" w:hAnsiTheme="majorHAnsi"/>
+      <w:rFonts w:asciiTheme="majorHAnsi" w:cstheme="majorBidi" w:hAnsiTheme="majorHAnsi" w:eastAsia="黑体"/>
       <w:color w:themeColor="text1" w:val="000000"/>
     </w:rPr>
     <w:tblPr>
@@ -8475,6 +8831,7 @@
     </w:tblPr>
     <w:tblStylePr w:type="firstRow">
       <w:rPr>
+        <w:rFonts w:eastAsia="黑体"/>
         <w:sz w:val="24"/>
         <w:szCs w:val="24"/>
       </w:rPr>
@@ -8581,7 +8938,7 @@
       <w:spacing w:after="0" w:line="240" w:lineRule="auto"/>
     </w:pPr>
     <w:rPr>
-      <w:rFonts w:asciiTheme="majorHAnsi" w:cstheme="majorBidi" w:eastAsiaTheme="majorEastAsia" w:hAnsiTheme="majorHAnsi"/>
+      <w:rFonts w:asciiTheme="majorHAnsi" w:cstheme="majorBidi" w:hAnsiTheme="majorHAnsi" w:eastAsia="黑体"/>
       <w:color w:themeColor="text1" w:val="000000"/>
     </w:rPr>
     <w:tblPr>
@@ -8603,6 +8960,7 @@
     </w:tblPr>
     <w:tblStylePr w:type="firstRow">
       <w:rPr>
+        <w:rFonts w:eastAsia="黑体"/>
         <w:sz w:val="24"/>
         <w:szCs w:val="24"/>
       </w:rPr>
@@ -8709,7 +9067,7 @@
       <w:spacing w:after="0" w:line="240" w:lineRule="auto"/>
     </w:pPr>
     <w:rPr>
-      <w:rFonts w:asciiTheme="majorHAnsi" w:cstheme="majorBidi" w:eastAsiaTheme="majorEastAsia" w:hAnsiTheme="majorHAnsi"/>
+      <w:rFonts w:asciiTheme="majorHAnsi" w:cstheme="majorBidi" w:hAnsiTheme="majorHAnsi" w:eastAsia="黑体"/>
       <w:color w:themeColor="text1" w:val="000000"/>
     </w:rPr>
     <w:tblPr>
@@ -8731,6 +9089,7 @@
     </w:tblPr>
     <w:tblStylePr w:type="firstRow">
       <w:rPr>
+        <w:rFonts w:eastAsia="黑体"/>
         <w:sz w:val="24"/>
         <w:szCs w:val="24"/>
       </w:rPr>
@@ -8837,7 +9196,7 @@
       <w:spacing w:after="0" w:line="240" w:lineRule="auto"/>
     </w:pPr>
     <w:rPr>
-      <w:rFonts w:asciiTheme="majorHAnsi" w:cstheme="majorBidi" w:eastAsiaTheme="majorEastAsia" w:hAnsiTheme="majorHAnsi"/>
+      <w:rFonts w:asciiTheme="majorHAnsi" w:cstheme="majorBidi" w:hAnsiTheme="majorHAnsi" w:eastAsia="黑体"/>
       <w:color w:themeColor="text1" w:val="000000"/>
     </w:rPr>
     <w:tblPr>
@@ -8859,6 +9218,7 @@
     </w:tblPr>
     <w:tblStylePr w:type="firstRow">
       <w:rPr>
+        <w:rFonts w:eastAsia="黑体"/>
         <w:sz w:val="24"/>
         <w:szCs w:val="24"/>
       </w:rPr>
@@ -8965,7 +9325,7 @@
       <w:spacing w:after="0" w:line="240" w:lineRule="auto"/>
     </w:pPr>
     <w:rPr>
-      <w:rFonts w:asciiTheme="majorHAnsi" w:cstheme="majorBidi" w:eastAsiaTheme="majorEastAsia" w:hAnsiTheme="majorHAnsi"/>
+      <w:rFonts w:asciiTheme="majorHAnsi" w:cstheme="majorBidi" w:hAnsiTheme="majorHAnsi" w:eastAsia="黑体"/>
       <w:color w:themeColor="text1" w:val="000000"/>
     </w:rPr>
     <w:tblPr>
@@ -8987,6 +9347,7 @@
     </w:tblPr>
     <w:tblStylePr w:type="firstRow">
       <w:rPr>
+        <w:rFonts w:eastAsia="黑体"/>
         <w:sz w:val="24"/>
         <w:szCs w:val="24"/>
       </w:rPr>
@@ -9093,7 +9454,7 @@
       <w:spacing w:after="0" w:line="240" w:lineRule="auto"/>
     </w:pPr>
     <w:rPr>
-      <w:rFonts w:asciiTheme="majorHAnsi" w:cstheme="majorBidi" w:eastAsiaTheme="majorEastAsia" w:hAnsiTheme="majorHAnsi"/>
+      <w:rFonts w:asciiTheme="majorHAnsi" w:cstheme="majorBidi" w:hAnsiTheme="majorHAnsi" w:eastAsia="黑体"/>
       <w:color w:themeColor="text1" w:val="000000"/>
     </w:rPr>
     <w:tblPr>
@@ -9115,6 +9476,7 @@
     </w:tblPr>
     <w:tblStylePr w:type="firstRow">
       <w:rPr>
+        <w:rFonts w:eastAsia="黑体"/>
         <w:sz w:val="24"/>
         <w:szCs w:val="24"/>
       </w:rPr>
@@ -9221,7 +9583,7 @@
       <w:spacing w:after="0" w:line="240" w:lineRule="auto"/>
     </w:pPr>
     <w:rPr>
-      <w:rFonts w:asciiTheme="majorHAnsi" w:cstheme="majorBidi" w:eastAsiaTheme="majorEastAsia" w:hAnsiTheme="majorHAnsi"/>
+      <w:rFonts w:asciiTheme="majorHAnsi" w:cstheme="majorBidi" w:hAnsiTheme="majorHAnsi" w:eastAsia="黑体"/>
       <w:color w:themeColor="text1" w:val="000000"/>
     </w:rPr>
     <w:tblPr>
@@ -9243,6 +9605,7 @@
     </w:tblPr>
     <w:tblStylePr w:type="firstRow">
       <w:rPr>
+        <w:rFonts w:eastAsia="黑体"/>
         <w:sz w:val="24"/>
         <w:szCs w:val="24"/>
       </w:rPr>
@@ -9372,12 +9735,14 @@
     </w:tcPr>
     <w:tblStylePr w:type="firstRow">
       <w:rPr>
+        <w:rFonts w:eastAsia="黑体"/>
         <w:b/>
         <w:bCs/>
       </w:rPr>
     </w:tblStylePr>
     <w:tblStylePr w:type="lastRow">
       <w:rPr>
+        <w:rFonts w:eastAsia="黑体"/>
         <w:b/>
         <w:bCs/>
       </w:rPr>
@@ -9390,12 +9755,14 @@
     </w:tblStylePr>
     <w:tblStylePr w:type="firstCol">
       <w:rPr>
+        <w:rFonts w:eastAsia="黑体"/>
         <w:b/>
         <w:bCs/>
       </w:rPr>
     </w:tblStylePr>
     <w:tblStylePr w:type="lastCol">
       <w:rPr>
+        <w:rFonts w:eastAsia="黑体"/>
         <w:b/>
         <w:bCs/>
       </w:rPr>
@@ -9445,12 +9812,14 @@
     </w:tcPr>
     <w:tblStylePr w:type="firstRow">
       <w:rPr>
+        <w:rFonts w:eastAsia="黑体"/>
         <w:b/>
         <w:bCs/>
       </w:rPr>
     </w:tblStylePr>
     <w:tblStylePr w:type="lastRow">
       <w:rPr>
+        <w:rFonts w:eastAsia="黑体"/>
         <w:b/>
         <w:bCs/>
       </w:rPr>
@@ -9463,12 +9832,14 @@
     </w:tblStylePr>
     <w:tblStylePr w:type="firstCol">
       <w:rPr>
+        <w:rFonts w:eastAsia="黑体"/>
         <w:b/>
         <w:bCs/>
       </w:rPr>
     </w:tblStylePr>
     <w:tblStylePr w:type="lastCol">
       <w:rPr>
+        <w:rFonts w:eastAsia="黑体"/>
         <w:b/>
         <w:bCs/>
       </w:rPr>
@@ -9518,12 +9889,14 @@
     </w:tcPr>
     <w:tblStylePr w:type="firstRow">
       <w:rPr>
+        <w:rFonts w:eastAsia="黑体"/>
         <w:b/>
         <w:bCs/>
       </w:rPr>
     </w:tblStylePr>
     <w:tblStylePr w:type="lastRow">
       <w:rPr>
+        <w:rFonts w:eastAsia="黑体"/>
         <w:b/>
         <w:bCs/>
       </w:rPr>
@@ -9536,12 +9909,14 @@
     </w:tblStylePr>
     <w:tblStylePr w:type="firstCol">
       <w:rPr>
+        <w:rFonts w:eastAsia="黑体"/>
         <w:b/>
         <w:bCs/>
       </w:rPr>
     </w:tblStylePr>
     <w:tblStylePr w:type="lastCol">
       <w:rPr>
+        <w:rFonts w:eastAsia="黑体"/>
         <w:b/>
         <w:bCs/>
       </w:rPr>
@@ -9591,12 +9966,14 @@
     </w:tcPr>
     <w:tblStylePr w:type="firstRow">
       <w:rPr>
+        <w:rFonts w:eastAsia="黑体"/>
         <w:b/>
         <w:bCs/>
       </w:rPr>
     </w:tblStylePr>
     <w:tblStylePr w:type="lastRow">
       <w:rPr>
+        <w:rFonts w:eastAsia="黑体"/>
         <w:b/>
         <w:bCs/>
       </w:rPr>
@@ -9609,12 +9986,14 @@
     </w:tblStylePr>
     <w:tblStylePr w:type="firstCol">
       <w:rPr>
+        <w:rFonts w:eastAsia="黑体"/>
         <w:b/>
         <w:bCs/>
       </w:rPr>
     </w:tblStylePr>
     <w:tblStylePr w:type="lastCol">
       <w:rPr>
+        <w:rFonts w:eastAsia="黑体"/>
         <w:b/>
         <w:bCs/>
       </w:rPr>
@@ -9664,12 +10043,14 @@
     </w:tcPr>
     <w:tblStylePr w:type="firstRow">
       <w:rPr>
+        <w:rFonts w:eastAsia="黑体"/>
         <w:b/>
         <w:bCs/>
       </w:rPr>
     </w:tblStylePr>
     <w:tblStylePr w:type="lastRow">
       <w:rPr>
+        <w:rFonts w:eastAsia="黑体"/>
         <w:b/>
         <w:bCs/>
       </w:rPr>
@@ -9682,12 +10063,14 @@
     </w:tblStylePr>
     <w:tblStylePr w:type="firstCol">
       <w:rPr>
+        <w:rFonts w:eastAsia="黑体"/>
         <w:b/>
         <w:bCs/>
       </w:rPr>
     </w:tblStylePr>
     <w:tblStylePr w:type="lastCol">
       <w:rPr>
+        <w:rFonts w:eastAsia="黑体"/>
         <w:b/>
         <w:bCs/>
       </w:rPr>
@@ -9737,12 +10120,14 @@
     </w:tcPr>
     <w:tblStylePr w:type="firstRow">
       <w:rPr>
+        <w:rFonts w:eastAsia="黑体"/>
         <w:b/>
         <w:bCs/>
       </w:rPr>
     </w:tblStylePr>
     <w:tblStylePr w:type="lastRow">
       <w:rPr>
+        <w:rFonts w:eastAsia="黑体"/>
         <w:b/>
         <w:bCs/>
       </w:rPr>
@@ -9755,12 +10140,14 @@
     </w:tblStylePr>
     <w:tblStylePr w:type="firstCol">
       <w:rPr>
+        <w:rFonts w:eastAsia="黑体"/>
         <w:b/>
         <w:bCs/>
       </w:rPr>
     </w:tblStylePr>
     <w:tblStylePr w:type="lastCol">
       <w:rPr>
+        <w:rFonts w:eastAsia="黑体"/>
         <w:b/>
         <w:bCs/>
       </w:rPr>
@@ -9810,12 +10197,14 @@
     </w:tcPr>
     <w:tblStylePr w:type="firstRow">
       <w:rPr>
+        <w:rFonts w:eastAsia="黑体"/>
         <w:b/>
         <w:bCs/>
       </w:rPr>
     </w:tblStylePr>
     <w:tblStylePr w:type="lastRow">
       <w:rPr>
+        <w:rFonts w:eastAsia="黑体"/>
         <w:b/>
         <w:bCs/>
       </w:rPr>
@@ -9828,12 +10217,14 @@
     </w:tblStylePr>
     <w:tblStylePr w:type="firstCol">
       <w:rPr>
+        <w:rFonts w:eastAsia="黑体"/>
         <w:b/>
         <w:bCs/>
       </w:rPr>
     </w:tblStylePr>
     <w:tblStylePr w:type="lastCol">
       <w:rPr>
+        <w:rFonts w:eastAsia="黑体"/>
         <w:b/>
         <w:bCs/>
       </w:rPr>
@@ -9860,7 +10251,7 @@
       <w:spacing w:after="0" w:line="240" w:lineRule="auto"/>
     </w:pPr>
     <w:rPr>
-      <w:rFonts w:asciiTheme="majorHAnsi" w:cstheme="majorBidi" w:eastAsiaTheme="majorEastAsia" w:hAnsiTheme="majorHAnsi"/>
+      <w:rFonts w:asciiTheme="majorHAnsi" w:cstheme="majorBidi" w:hAnsiTheme="majorHAnsi" w:eastAsia="黑体"/>
       <w:color w:themeColor="text1" w:val="000000"/>
     </w:rPr>
     <w:tblPr>
@@ -9887,6 +10278,7 @@
     </w:tcPr>
     <w:tblStylePr w:type="firstRow">
       <w:rPr>
+        <w:rFonts w:eastAsia="黑体"/>
         <w:b/>
         <w:bCs/>
         <w:color w:themeColor="text1" w:val="000000"/>
@@ -9898,6 +10290,7 @@
     </w:tblStylePr>
     <w:tblStylePr w:type="lastRow">
       <w:rPr>
+        <w:rFonts w:eastAsia="黑体"/>
         <w:b/>
         <w:bCs/>
         <w:color w:themeColor="text1" w:val="000000"/>
@@ -9917,6 +10310,7 @@
     </w:tblStylePr>
     <w:tblStylePr w:type="firstCol">
       <w:rPr>
+        <w:rFonts w:eastAsia="黑体"/>
         <w:b/>
         <w:bCs/>
         <w:color w:themeColor="text1" w:val="000000"/>
@@ -9936,6 +10330,7 @@
     </w:tblStylePr>
     <w:tblStylePr w:type="lastCol">
       <w:rPr>
+        <w:rFonts w:eastAsia="黑体"/>
         <w:b w:val="0"/>
         <w:bCs w:val="0"/>
         <w:color w:themeColor="text1" w:val="000000"/>
@@ -9985,7 +10380,7 @@
       <w:spacing w:after="0" w:line="240" w:lineRule="auto"/>
     </w:pPr>
     <w:rPr>
-      <w:rFonts w:asciiTheme="majorHAnsi" w:cstheme="majorBidi" w:eastAsiaTheme="majorEastAsia" w:hAnsiTheme="majorHAnsi"/>
+      <w:rFonts w:asciiTheme="majorHAnsi" w:cstheme="majorBidi" w:hAnsiTheme="majorHAnsi" w:eastAsia="黑体"/>
       <w:color w:themeColor="text1" w:val="000000"/>
     </w:rPr>
     <w:tblPr>
@@ -10012,6 +10407,7 @@
     </w:tcPr>
     <w:tblStylePr w:type="firstRow">
       <w:rPr>
+        <w:rFonts w:eastAsia="黑体"/>
         <w:b/>
         <w:bCs/>
         <w:color w:themeColor="text1" w:val="000000"/>
@@ -10023,6 +10419,7 @@
     </w:tblStylePr>
     <w:tblStylePr w:type="lastRow">
       <w:rPr>
+        <w:rFonts w:eastAsia="黑体"/>
         <w:b/>
         <w:bCs/>
         <w:color w:themeColor="text1" w:val="000000"/>
@@ -10042,6 +10439,7 @@
     </w:tblStylePr>
     <w:tblStylePr w:type="firstCol">
       <w:rPr>
+        <w:rFonts w:eastAsia="黑体"/>
         <w:b/>
         <w:bCs/>
         <w:color w:themeColor="text1" w:val="000000"/>
@@ -10061,6 +10459,7 @@
     </w:tblStylePr>
     <w:tblStylePr w:type="lastCol">
       <w:rPr>
+        <w:rFonts w:eastAsia="黑体"/>
         <w:b w:val="0"/>
         <w:bCs w:val="0"/>
         <w:color w:themeColor="text1" w:val="000000"/>
@@ -10110,7 +10509,7 @@
       <w:spacing w:after="0" w:line="240" w:lineRule="auto"/>
     </w:pPr>
     <w:rPr>
-      <w:rFonts w:asciiTheme="majorHAnsi" w:cstheme="majorBidi" w:eastAsiaTheme="majorEastAsia" w:hAnsiTheme="majorHAnsi"/>
+      <w:rFonts w:asciiTheme="majorHAnsi" w:cstheme="majorBidi" w:hAnsiTheme="majorHAnsi" w:eastAsia="黑体"/>
       <w:color w:themeColor="text1" w:val="000000"/>
     </w:rPr>
     <w:tblPr>
@@ -10137,6 +10536,7 @@
     </w:tcPr>
     <w:tblStylePr w:type="firstRow">
       <w:rPr>
+        <w:rFonts w:eastAsia="黑体"/>
         <w:b/>
         <w:bCs/>
         <w:color w:themeColor="text1" w:val="000000"/>
@@ -10148,6 +10548,7 @@
     </w:tblStylePr>
     <w:tblStylePr w:type="lastRow">
       <w:rPr>
+        <w:rFonts w:eastAsia="黑体"/>
         <w:b/>
         <w:bCs/>
         <w:color w:themeColor="text1" w:val="000000"/>
@@ -10167,6 +10568,7 @@
     </w:tblStylePr>
     <w:tblStylePr w:type="firstCol">
       <w:rPr>
+        <w:rFonts w:eastAsia="黑体"/>
         <w:b/>
         <w:bCs/>
         <w:color w:themeColor="text1" w:val="000000"/>
@@ -10186,6 +10588,7 @@
     </w:tblStylePr>
     <w:tblStylePr w:type="lastCol">
       <w:rPr>
+        <w:rFonts w:eastAsia="黑体"/>
         <w:b w:val="0"/>
         <w:bCs w:val="0"/>
         <w:color w:themeColor="text1" w:val="000000"/>
@@ -10235,7 +10638,7 @@
       <w:spacing w:after="0" w:line="240" w:lineRule="auto"/>
     </w:pPr>
     <w:rPr>
-      <w:rFonts w:asciiTheme="majorHAnsi" w:cstheme="majorBidi" w:eastAsiaTheme="majorEastAsia" w:hAnsiTheme="majorHAnsi"/>
+      <w:rFonts w:asciiTheme="majorHAnsi" w:cstheme="majorBidi" w:hAnsiTheme="majorHAnsi" w:eastAsia="黑体"/>
       <w:color w:themeColor="text1" w:val="000000"/>
     </w:rPr>
     <w:tblPr>
@@ -10262,6 +10665,7 @@
     </w:tcPr>
     <w:tblStylePr w:type="firstRow">
       <w:rPr>
+        <w:rFonts w:eastAsia="黑体"/>
         <w:b/>
         <w:bCs/>
         <w:color w:themeColor="text1" w:val="000000"/>
@@ -10273,6 +10677,7 @@
     </w:tblStylePr>
     <w:tblStylePr w:type="lastRow">
       <w:rPr>
+        <w:rFonts w:eastAsia="黑体"/>
         <w:b/>
         <w:bCs/>
         <w:color w:themeColor="text1" w:val="000000"/>
@@ -10292,6 +10697,7 @@
     </w:tblStylePr>
     <w:tblStylePr w:type="firstCol">
       <w:rPr>
+        <w:rFonts w:eastAsia="黑体"/>
         <w:b/>
         <w:bCs/>
         <w:color w:themeColor="text1" w:val="000000"/>
@@ -10311,6 +10717,7 @@
     </w:tblStylePr>
     <w:tblStylePr w:type="lastCol">
       <w:rPr>
+        <w:rFonts w:eastAsia="黑体"/>
         <w:b w:val="0"/>
         <w:bCs w:val="0"/>
         <w:color w:themeColor="text1" w:val="000000"/>
@@ -10360,7 +10767,7 @@
       <w:spacing w:after="0" w:line="240" w:lineRule="auto"/>
     </w:pPr>
     <w:rPr>
-      <w:rFonts w:asciiTheme="majorHAnsi" w:cstheme="majorBidi" w:eastAsiaTheme="majorEastAsia" w:hAnsiTheme="majorHAnsi"/>
+      <w:rFonts w:asciiTheme="majorHAnsi" w:cstheme="majorBidi" w:hAnsiTheme="majorHAnsi" w:eastAsia="黑体"/>
       <w:color w:themeColor="text1" w:val="000000"/>
     </w:rPr>
     <w:tblPr>
@@ -10387,6 +10794,7 @@
     </w:tcPr>
     <w:tblStylePr w:type="firstRow">
       <w:rPr>
+        <w:rFonts w:eastAsia="黑体"/>
         <w:b/>
         <w:bCs/>
         <w:color w:themeColor="text1" w:val="000000"/>
@@ -10398,6 +10806,7 @@
     </w:tblStylePr>
     <w:tblStylePr w:type="lastRow">
       <w:rPr>
+        <w:rFonts w:eastAsia="黑体"/>
         <w:b/>
         <w:bCs/>
         <w:color w:themeColor="text1" w:val="000000"/>
@@ -10417,6 +10826,7 @@
     </w:tblStylePr>
     <w:tblStylePr w:type="firstCol">
       <w:rPr>
+        <w:rFonts w:eastAsia="黑体"/>
         <w:b/>
         <w:bCs/>
         <w:color w:themeColor="text1" w:val="000000"/>
@@ -10436,6 +10846,7 @@
     </w:tblStylePr>
     <w:tblStylePr w:type="lastCol">
       <w:rPr>
+        <w:rFonts w:eastAsia="黑体"/>
         <w:b w:val="0"/>
         <w:bCs w:val="0"/>
         <w:color w:themeColor="text1" w:val="000000"/>
@@ -10485,7 +10896,7 @@
       <w:spacing w:after="0" w:line="240" w:lineRule="auto"/>
     </w:pPr>
     <w:rPr>
-      <w:rFonts w:asciiTheme="majorHAnsi" w:cstheme="majorBidi" w:eastAsiaTheme="majorEastAsia" w:hAnsiTheme="majorHAnsi"/>
+      <w:rFonts w:asciiTheme="majorHAnsi" w:cstheme="majorBidi" w:hAnsiTheme="majorHAnsi" w:eastAsia="黑体"/>
       <w:color w:themeColor="text1" w:val="000000"/>
     </w:rPr>
     <w:tblPr>
@@ -10512,6 +10923,7 @@
     </w:tcPr>
     <w:tblStylePr w:type="firstRow">
       <w:rPr>
+        <w:rFonts w:eastAsia="黑体"/>
         <w:b/>
         <w:bCs/>
         <w:color w:themeColor="text1" w:val="000000"/>
@@ -10523,6 +10935,7 @@
     </w:tblStylePr>
     <w:tblStylePr w:type="lastRow">
       <w:rPr>
+        <w:rFonts w:eastAsia="黑体"/>
         <w:b/>
         <w:bCs/>
         <w:color w:themeColor="text1" w:val="000000"/>
@@ -10542,6 +10955,7 @@
     </w:tblStylePr>
     <w:tblStylePr w:type="firstCol">
       <w:rPr>
+        <w:rFonts w:eastAsia="黑体"/>
         <w:b/>
         <w:bCs/>
         <w:color w:themeColor="text1" w:val="000000"/>
@@ -10561,6 +10975,7 @@
     </w:tblStylePr>
     <w:tblStylePr w:type="lastCol">
       <w:rPr>
+        <w:rFonts w:eastAsia="黑体"/>
         <w:b w:val="0"/>
         <w:bCs w:val="0"/>
         <w:color w:themeColor="text1" w:val="000000"/>
@@ -10610,7 +11025,7 @@
       <w:spacing w:after="0" w:line="240" w:lineRule="auto"/>
     </w:pPr>
     <w:rPr>
-      <w:rFonts w:asciiTheme="majorHAnsi" w:cstheme="majorBidi" w:eastAsiaTheme="majorEastAsia" w:hAnsiTheme="majorHAnsi"/>
+      <w:rFonts w:asciiTheme="majorHAnsi" w:cstheme="majorBidi" w:hAnsiTheme="majorHAnsi" w:eastAsia="黑体"/>
       <w:color w:themeColor="text1" w:val="000000"/>
     </w:rPr>
     <w:tblPr>
@@ -10637,6 +11052,7 @@
     </w:tcPr>
     <w:tblStylePr w:type="firstRow">
       <w:rPr>
+        <w:rFonts w:eastAsia="黑体"/>
         <w:b/>
         <w:bCs/>
         <w:color w:themeColor="text1" w:val="000000"/>
@@ -10648,6 +11064,7 @@
     </w:tblStylePr>
     <w:tblStylePr w:type="lastRow">
       <w:rPr>
+        <w:rFonts w:eastAsia="黑体"/>
         <w:b/>
         <w:bCs/>
         <w:color w:themeColor="text1" w:val="000000"/>
@@ -10667,6 +11084,7 @@
     </w:tblStylePr>
     <w:tblStylePr w:type="firstCol">
       <w:rPr>
+        <w:rFonts w:eastAsia="黑体"/>
         <w:b/>
         <w:bCs/>
         <w:color w:themeColor="text1" w:val="000000"/>
@@ -10686,6 +11104,7 @@
     </w:tblStylePr>
     <w:tblStylePr w:type="lastCol">
       <w:rPr>
+        <w:rFonts w:eastAsia="黑体"/>
         <w:b w:val="0"/>
         <w:bCs w:val="0"/>
         <w:color w:themeColor="text1" w:val="000000"/>
@@ -10758,6 +11177,7 @@
     </w:tcPr>
     <w:tblStylePr w:type="firstRow">
       <w:rPr>
+        <w:rFonts w:eastAsia="黑体"/>
         <w:b/>
         <w:bCs/>
         <w:i w:val="0"/>
@@ -10779,6 +11199,7 @@
     </w:tblStylePr>
     <w:tblStylePr w:type="lastRow">
       <w:rPr>
+        <w:rFonts w:eastAsia="黑体"/>
         <w:b/>
         <w:bCs/>
         <w:i w:val="0"/>
@@ -10800,6 +11221,7 @@
     </w:tblStylePr>
     <w:tblStylePr w:type="firstCol">
       <w:rPr>
+        <w:rFonts w:eastAsia="黑体"/>
         <w:b/>
         <w:bCs/>
         <w:i w:val="0"/>
@@ -10819,6 +11241,7 @@
     </w:tblStylePr>
     <w:tblStylePr w:type="lastCol">
       <w:rPr>
+        <w:rFonts w:eastAsia="黑体"/>
         <w:b/>
         <w:bCs/>
         <w:i w:val="0"/>
@@ -10899,6 +11322,7 @@
     </w:tcPr>
     <w:tblStylePr w:type="firstRow">
       <w:rPr>
+        <w:rFonts w:eastAsia="黑体"/>
         <w:b/>
         <w:bCs/>
         <w:i w:val="0"/>
@@ -10920,6 +11344,7 @@
     </w:tblStylePr>
     <w:tblStylePr w:type="lastRow">
       <w:rPr>
+        <w:rFonts w:eastAsia="黑体"/>
         <w:b/>
         <w:bCs/>
         <w:i w:val="0"/>
@@ -10941,6 +11366,7 @@
     </w:tblStylePr>
     <w:tblStylePr w:type="firstCol">
       <w:rPr>
+        <w:rFonts w:eastAsia="黑体"/>
         <w:b/>
         <w:bCs/>
         <w:i w:val="0"/>
@@ -10960,6 +11386,7 @@
     </w:tblStylePr>
     <w:tblStylePr w:type="lastCol">
       <w:rPr>
+        <w:rFonts w:eastAsia="黑体"/>
         <w:b/>
         <w:bCs/>
         <w:i w:val="0"/>
@@ -11040,6 +11467,7 @@
     </w:tcPr>
     <w:tblStylePr w:type="firstRow">
       <w:rPr>
+        <w:rFonts w:eastAsia="黑体"/>
         <w:b/>
         <w:bCs/>
         <w:i w:val="0"/>
@@ -11061,6 +11489,7 @@
     </w:tblStylePr>
     <w:tblStylePr w:type="lastRow">
       <w:rPr>
+        <w:rFonts w:eastAsia="黑体"/>
         <w:b/>
         <w:bCs/>
         <w:i w:val="0"/>
@@ -11082,6 +11511,7 @@
     </w:tblStylePr>
     <w:tblStylePr w:type="firstCol">
       <w:rPr>
+        <w:rFonts w:eastAsia="黑体"/>
         <w:b/>
         <w:bCs/>
         <w:i w:val="0"/>
@@ -11101,6 +11531,7 @@
     </w:tblStylePr>
     <w:tblStylePr w:type="lastCol">
       <w:rPr>
+        <w:rFonts w:eastAsia="黑体"/>
         <w:b/>
         <w:bCs/>
         <w:i w:val="0"/>
@@ -11181,6 +11612,7 @@
     </w:tcPr>
     <w:tblStylePr w:type="firstRow">
       <w:rPr>
+        <w:rFonts w:eastAsia="黑体"/>
         <w:b/>
         <w:bCs/>
         <w:i w:val="0"/>
@@ -11202,6 +11634,7 @@
     </w:tblStylePr>
     <w:tblStylePr w:type="lastRow">
       <w:rPr>
+        <w:rFonts w:eastAsia="黑体"/>
         <w:b/>
         <w:bCs/>
         <w:i w:val="0"/>
@@ -11223,6 +11656,7 @@
     </w:tblStylePr>
     <w:tblStylePr w:type="firstCol">
       <w:rPr>
+        <w:rFonts w:eastAsia="黑体"/>
         <w:b/>
         <w:bCs/>
         <w:i w:val="0"/>
@@ -11242,6 +11676,7 @@
     </w:tblStylePr>
     <w:tblStylePr w:type="lastCol">
       <w:rPr>
+        <w:rFonts w:eastAsia="黑体"/>
         <w:b/>
         <w:bCs/>
         <w:i w:val="0"/>
@@ -11322,6 +11757,7 @@
     </w:tcPr>
     <w:tblStylePr w:type="firstRow">
       <w:rPr>
+        <w:rFonts w:eastAsia="黑体"/>
         <w:b/>
         <w:bCs/>
         <w:i w:val="0"/>
@@ -11343,6 +11779,7 @@
     </w:tblStylePr>
     <w:tblStylePr w:type="lastRow">
       <w:rPr>
+        <w:rFonts w:eastAsia="黑体"/>
         <w:b/>
         <w:bCs/>
         <w:i w:val="0"/>
@@ -11364,6 +11801,7 @@
     </w:tblStylePr>
     <w:tblStylePr w:type="firstCol">
       <w:rPr>
+        <w:rFonts w:eastAsia="黑体"/>
         <w:b/>
         <w:bCs/>
         <w:i w:val="0"/>
@@ -11383,6 +11821,7 @@
     </w:tblStylePr>
     <w:tblStylePr w:type="lastCol">
       <w:rPr>
+        <w:rFonts w:eastAsia="黑体"/>
         <w:b/>
         <w:bCs/>
         <w:i w:val="0"/>
@@ -11463,6 +11902,7 @@
     </w:tcPr>
     <w:tblStylePr w:type="firstRow">
       <w:rPr>
+        <w:rFonts w:eastAsia="黑体"/>
         <w:b/>
         <w:bCs/>
         <w:i w:val="0"/>
@@ -11484,6 +11924,7 @@
     </w:tblStylePr>
     <w:tblStylePr w:type="lastRow">
       <w:rPr>
+        <w:rFonts w:eastAsia="黑体"/>
         <w:b/>
         <w:bCs/>
         <w:i w:val="0"/>
@@ -11505,6 +11946,7 @@
     </w:tblStylePr>
     <w:tblStylePr w:type="firstCol">
       <w:rPr>
+        <w:rFonts w:eastAsia="黑体"/>
         <w:b/>
         <w:bCs/>
         <w:i w:val="0"/>
@@ -11524,6 +11966,7 @@
     </w:tblStylePr>
     <w:tblStylePr w:type="lastCol">
       <w:rPr>
+        <w:rFonts w:eastAsia="黑体"/>
         <w:b/>
         <w:bCs/>
         <w:i w:val="0"/>
@@ -11604,6 +12047,7 @@
     </w:tcPr>
     <w:tblStylePr w:type="firstRow">
       <w:rPr>
+        <w:rFonts w:eastAsia="黑体"/>
         <w:b/>
         <w:bCs/>
         <w:i w:val="0"/>
@@ -11625,6 +12069,7 @@
     </w:tblStylePr>
     <w:tblStylePr w:type="lastRow">
       <w:rPr>
+        <w:rFonts w:eastAsia="黑体"/>
         <w:b/>
         <w:bCs/>
         <w:i w:val="0"/>
@@ -11646,6 +12091,7 @@
     </w:tblStylePr>
     <w:tblStylePr w:type="firstCol">
       <w:rPr>
+        <w:rFonts w:eastAsia="黑体"/>
         <w:b/>
         <w:bCs/>
         <w:i w:val="0"/>
@@ -11665,6 +12111,7 @@
     </w:tblStylePr>
     <w:tblStylePr w:type="lastCol">
       <w:rPr>
+        <w:rFonts w:eastAsia="黑体"/>
         <w:b/>
         <w:bCs/>
         <w:i w:val="0"/>
@@ -11722,6 +12169,7 @@
       <w:spacing w:after="0" w:line="240" w:lineRule="auto"/>
     </w:pPr>
     <w:rPr>
+      <w:rFonts w:eastAsia="黑体"/>
       <w:color w:themeColor="background1" w:val="FFFFFF"/>
     </w:rPr>
     <w:tblPr>
@@ -11740,6 +12188,7 @@
     </w:tcPr>
     <w:tblStylePr w:type="firstRow">
       <w:rPr>
+        <w:rFonts w:eastAsia="黑体"/>
         <w:b/>
         <w:bCs/>
       </w:rPr>
@@ -11836,6 +12285,7 @@
       <w:spacing w:after="0" w:line="240" w:lineRule="auto"/>
     </w:pPr>
     <w:rPr>
+      <w:rFonts w:eastAsia="黑体"/>
       <w:color w:themeColor="background1" w:val="FFFFFF"/>
     </w:rPr>
     <w:tblPr>
@@ -11854,6 +12304,7 @@
     </w:tcPr>
     <w:tblStylePr w:type="firstRow">
       <w:rPr>
+        <w:rFonts w:eastAsia="黑体"/>
         <w:b/>
         <w:bCs/>
       </w:rPr>
@@ -11950,6 +12401,7 @@
       <w:spacing w:after="0" w:line="240" w:lineRule="auto"/>
     </w:pPr>
     <w:rPr>
+      <w:rFonts w:eastAsia="黑体"/>
       <w:color w:themeColor="background1" w:val="FFFFFF"/>
     </w:rPr>
     <w:tblPr>
@@ -11968,6 +12420,7 @@
     </w:tcPr>
     <w:tblStylePr w:type="firstRow">
       <w:rPr>
+        <w:rFonts w:eastAsia="黑体"/>
         <w:b/>
         <w:bCs/>
       </w:rPr>
@@ -12064,6 +12517,7 @@
       <w:spacing w:after="0" w:line="240" w:lineRule="auto"/>
     </w:pPr>
     <w:rPr>
+      <w:rFonts w:eastAsia="黑体"/>
       <w:color w:themeColor="background1" w:val="FFFFFF"/>
     </w:rPr>
     <w:tblPr>
@@ -12082,6 +12536,7 @@
     </w:tcPr>
     <w:tblStylePr w:type="firstRow">
       <w:rPr>
+        <w:rFonts w:eastAsia="黑体"/>
         <w:b/>
         <w:bCs/>
       </w:rPr>
@@ -12178,6 +12633,7 @@
       <w:spacing w:after="0" w:line="240" w:lineRule="auto"/>
     </w:pPr>
     <w:rPr>
+      <w:rFonts w:eastAsia="黑体"/>
       <w:color w:themeColor="background1" w:val="FFFFFF"/>
     </w:rPr>
     <w:tblPr>
@@ -12196,6 +12652,7 @@
     </w:tcPr>
     <w:tblStylePr w:type="firstRow">
       <w:rPr>
+        <w:rFonts w:eastAsia="黑体"/>
         <w:b/>
         <w:bCs/>
       </w:rPr>
@@ -12292,6 +12749,7 @@
       <w:spacing w:after="0" w:line="240" w:lineRule="auto"/>
     </w:pPr>
     <w:rPr>
+      <w:rFonts w:eastAsia="黑体"/>
       <w:color w:themeColor="background1" w:val="FFFFFF"/>
     </w:rPr>
     <w:tblPr>
@@ -12310,6 +12768,7 @@
     </w:tcPr>
     <w:tblStylePr w:type="firstRow">
       <w:rPr>
+        <w:rFonts w:eastAsia="黑体"/>
         <w:b/>
         <w:bCs/>
       </w:rPr>
@@ -12406,6 +12865,7 @@
       <w:spacing w:after="0" w:line="240" w:lineRule="auto"/>
     </w:pPr>
     <w:rPr>
+      <w:rFonts w:eastAsia="黑体"/>
       <w:color w:themeColor="background1" w:val="FFFFFF"/>
     </w:rPr>
     <w:tblPr>
@@ -12424,6 +12884,7 @@
     </w:tcPr>
     <w:tblStylePr w:type="firstRow">
       <w:rPr>
+        <w:rFonts w:eastAsia="黑体"/>
         <w:b/>
         <w:bCs/>
       </w:rPr>
@@ -12520,6 +12981,7 @@
       <w:spacing w:after="0" w:line="240" w:lineRule="auto"/>
     </w:pPr>
     <w:rPr>
+      <w:rFonts w:eastAsia="黑体"/>
       <w:color w:themeColor="text1" w:val="000000"/>
     </w:rPr>
     <w:tblPr>
@@ -12546,6 +13008,7 @@
     </w:tcPr>
     <w:tblStylePr w:type="firstRow">
       <w:rPr>
+        <w:rFonts w:eastAsia="黑体"/>
         <w:b/>
         <w:bCs/>
       </w:rPr>
@@ -12564,6 +13027,7 @@
     </w:tblStylePr>
     <w:tblStylePr w:type="lastRow">
       <w:rPr>
+        <w:rFonts w:eastAsia="黑体"/>
         <w:b/>
         <w:bCs/>
         <w:color w:themeColor="background1" w:val="FFFFFF"/>
@@ -12578,6 +13042,7 @@
     </w:tblStylePr>
     <w:tblStylePr w:type="firstCol">
       <w:rPr>
+        <w:rFonts w:eastAsia="黑体"/>
         <w:color w:themeColor="background1" w:val="FFFFFF"/>
       </w:rPr>
       <w:tblPr/>
@@ -12595,6 +13060,7 @@
     </w:tblStylePr>
     <w:tblStylePr w:type="lastCol">
       <w:rPr>
+        <w:rFonts w:eastAsia="黑体"/>
         <w:color w:themeColor="background1" w:val="FFFFFF"/>
       </w:rPr>
       <w:tblPr/>
@@ -12624,11 +13090,13 @@
     </w:tblStylePr>
     <w:tblStylePr w:type="neCell">
       <w:rPr>
+        <w:rFonts w:eastAsia="黑体"/>
         <w:color w:themeColor="text1" w:val="000000"/>
       </w:rPr>
     </w:tblStylePr>
     <w:tblStylePr w:type="nwCell">
       <w:rPr>
+        <w:rFonts w:eastAsia="黑体"/>
         <w:color w:themeColor="text1" w:val="000000"/>
       </w:rPr>
     </w:tblStylePr>
@@ -12642,6 +13110,7 @@
       <w:spacing w:after="0" w:line="240" w:lineRule="auto"/>
     </w:pPr>
     <w:rPr>
+      <w:rFonts w:eastAsia="黑体"/>
       <w:color w:themeColor="text1" w:val="000000"/>
     </w:rPr>
     <w:tblPr>
@@ -12668,6 +13137,7 @@
     </w:tcPr>
     <w:tblStylePr w:type="firstRow">
       <w:rPr>
+        <w:rFonts w:eastAsia="黑体"/>
         <w:b/>
         <w:bCs/>
       </w:rPr>
@@ -12686,6 +13156,7 @@
     </w:tblStylePr>
     <w:tblStylePr w:type="lastRow">
       <w:rPr>
+        <w:rFonts w:eastAsia="黑体"/>
         <w:b/>
         <w:bCs/>
         <w:color w:themeColor="background1" w:val="FFFFFF"/>
@@ -12700,6 +13171,7 @@
     </w:tblStylePr>
     <w:tblStylePr w:type="firstCol">
       <w:rPr>
+        <w:rFonts w:eastAsia="黑体"/>
         <w:color w:themeColor="background1" w:val="FFFFFF"/>
       </w:rPr>
       <w:tblPr/>
@@ -12717,6 +13189,7 @@
     </w:tblStylePr>
     <w:tblStylePr w:type="lastCol">
       <w:rPr>
+        <w:rFonts w:eastAsia="黑体"/>
         <w:color w:themeColor="background1" w:val="FFFFFF"/>
       </w:rPr>
       <w:tblPr/>
@@ -12746,11 +13219,13 @@
     </w:tblStylePr>
     <w:tblStylePr w:type="neCell">
       <w:rPr>
+        <w:rFonts w:eastAsia="黑体"/>
         <w:color w:themeColor="text1" w:val="000000"/>
       </w:rPr>
     </w:tblStylePr>
     <w:tblStylePr w:type="nwCell">
       <w:rPr>
+        <w:rFonts w:eastAsia="黑体"/>
         <w:color w:themeColor="text1" w:val="000000"/>
       </w:rPr>
     </w:tblStylePr>
@@ -12764,6 +13239,7 @@
       <w:spacing w:after="0" w:line="240" w:lineRule="auto"/>
     </w:pPr>
     <w:rPr>
+      <w:rFonts w:eastAsia="黑体"/>
       <w:color w:themeColor="text1" w:val="000000"/>
     </w:rPr>
     <w:tblPr>
@@ -12790,6 +13266,7 @@
     </w:tcPr>
     <w:tblStylePr w:type="firstRow">
       <w:rPr>
+        <w:rFonts w:eastAsia="黑体"/>
         <w:b/>
         <w:bCs/>
       </w:rPr>
@@ -12808,6 +13285,7 @@
     </w:tblStylePr>
     <w:tblStylePr w:type="lastRow">
       <w:rPr>
+        <w:rFonts w:eastAsia="黑体"/>
         <w:b/>
         <w:bCs/>
         <w:color w:themeColor="background1" w:val="FFFFFF"/>
@@ -12822,6 +13300,7 @@
     </w:tblStylePr>
     <w:tblStylePr w:type="firstCol">
       <w:rPr>
+        <w:rFonts w:eastAsia="黑体"/>
         <w:color w:themeColor="background1" w:val="FFFFFF"/>
       </w:rPr>
       <w:tblPr/>
@@ -12839,6 +13318,7 @@
     </w:tblStylePr>
     <w:tblStylePr w:type="lastCol">
       <w:rPr>
+        <w:rFonts w:eastAsia="黑体"/>
         <w:color w:themeColor="background1" w:val="FFFFFF"/>
       </w:rPr>
       <w:tblPr/>
@@ -12868,11 +13348,13 @@
     </w:tblStylePr>
     <w:tblStylePr w:type="neCell">
       <w:rPr>
+        <w:rFonts w:eastAsia="黑体"/>
         <w:color w:themeColor="text1" w:val="000000"/>
       </w:rPr>
     </w:tblStylePr>
     <w:tblStylePr w:type="nwCell">
       <w:rPr>
+        <w:rFonts w:eastAsia="黑体"/>
         <w:color w:themeColor="text1" w:val="000000"/>
       </w:rPr>
     </w:tblStylePr>
@@ -12886,6 +13368,7 @@
       <w:spacing w:after="0" w:line="240" w:lineRule="auto"/>
     </w:pPr>
     <w:rPr>
+      <w:rFonts w:eastAsia="黑体"/>
       <w:color w:themeColor="text1" w:val="000000"/>
     </w:rPr>
     <w:tblPr>
@@ -12912,6 +13395,7 @@
     </w:tcPr>
     <w:tblStylePr w:type="firstRow">
       <w:rPr>
+        <w:rFonts w:eastAsia="黑体"/>
         <w:b/>
         <w:bCs/>
       </w:rPr>
@@ -12930,6 +13414,7 @@
     </w:tblStylePr>
     <w:tblStylePr w:type="lastRow">
       <w:rPr>
+        <w:rFonts w:eastAsia="黑体"/>
         <w:b/>
         <w:bCs/>
         <w:color w:themeColor="background1" w:val="FFFFFF"/>
@@ -12944,6 +13429,7 @@
     </w:tblStylePr>
     <w:tblStylePr w:type="firstCol">
       <w:rPr>
+        <w:rFonts w:eastAsia="黑体"/>
         <w:color w:themeColor="background1" w:val="FFFFFF"/>
       </w:rPr>
       <w:tblPr/>
@@ -12961,6 +13447,7 @@
     </w:tblStylePr>
     <w:tblStylePr w:type="lastCol">
       <w:rPr>
+        <w:rFonts w:eastAsia="黑体"/>
         <w:color w:themeColor="background1" w:val="FFFFFF"/>
       </w:rPr>
       <w:tblPr/>
@@ -12998,6 +13485,7 @@
       <w:spacing w:after="0" w:line="240" w:lineRule="auto"/>
     </w:pPr>
     <w:rPr>
+      <w:rFonts w:eastAsia="黑体"/>
       <w:color w:themeColor="text1" w:val="000000"/>
     </w:rPr>
     <w:tblPr>
@@ -13024,6 +13512,7 @@
     </w:tcPr>
     <w:tblStylePr w:type="firstRow">
       <w:rPr>
+        <w:rFonts w:eastAsia="黑体"/>
         <w:b/>
         <w:bCs/>
       </w:rPr>
@@ -13042,6 +13531,7 @@
     </w:tblStylePr>
     <w:tblStylePr w:type="lastRow">
       <w:rPr>
+        <w:rFonts w:eastAsia="黑体"/>
         <w:b/>
         <w:bCs/>
         <w:color w:themeColor="background1" w:val="FFFFFF"/>
@@ -13056,6 +13546,7 @@
     </w:tblStylePr>
     <w:tblStylePr w:type="firstCol">
       <w:rPr>
+        <w:rFonts w:eastAsia="黑体"/>
         <w:color w:themeColor="background1" w:val="FFFFFF"/>
       </w:rPr>
       <w:tblPr/>
@@ -13073,6 +13564,7 @@
     </w:tblStylePr>
     <w:tblStylePr w:type="lastCol">
       <w:rPr>
+        <w:rFonts w:eastAsia="黑体"/>
         <w:color w:themeColor="background1" w:val="FFFFFF"/>
       </w:rPr>
       <w:tblPr/>
@@ -13102,11 +13594,13 @@
     </w:tblStylePr>
     <w:tblStylePr w:type="neCell">
       <w:rPr>
+        <w:rFonts w:eastAsia="黑体"/>
         <w:color w:themeColor="text1" w:val="000000"/>
       </w:rPr>
     </w:tblStylePr>
     <w:tblStylePr w:type="nwCell">
       <w:rPr>
+        <w:rFonts w:eastAsia="黑体"/>
         <w:color w:themeColor="text1" w:val="000000"/>
       </w:rPr>
     </w:tblStylePr>
@@ -13120,6 +13614,7 @@
       <w:spacing w:after="0" w:line="240" w:lineRule="auto"/>
     </w:pPr>
     <w:rPr>
+      <w:rFonts w:eastAsia="黑体"/>
       <w:color w:themeColor="text1" w:val="000000"/>
     </w:rPr>
     <w:tblPr>
@@ -13146,6 +13641,7 @@
     </w:tcPr>
     <w:tblStylePr w:type="firstRow">
       <w:rPr>
+        <w:rFonts w:eastAsia="黑体"/>
         <w:b/>
         <w:bCs/>
       </w:rPr>
@@ -13164,6 +13660,7 @@
     </w:tblStylePr>
     <w:tblStylePr w:type="lastRow">
       <w:rPr>
+        <w:rFonts w:eastAsia="黑体"/>
         <w:b/>
         <w:bCs/>
         <w:color w:themeColor="background1" w:val="FFFFFF"/>
@@ -13178,6 +13675,7 @@
     </w:tblStylePr>
     <w:tblStylePr w:type="firstCol">
       <w:rPr>
+        <w:rFonts w:eastAsia="黑体"/>
         <w:color w:themeColor="background1" w:val="FFFFFF"/>
       </w:rPr>
       <w:tblPr/>
@@ -13195,6 +13693,7 @@
     </w:tblStylePr>
     <w:tblStylePr w:type="lastCol">
       <w:rPr>
+        <w:rFonts w:eastAsia="黑体"/>
         <w:color w:themeColor="background1" w:val="FFFFFF"/>
       </w:rPr>
       <w:tblPr/>
@@ -13224,11 +13723,13 @@
     </w:tblStylePr>
     <w:tblStylePr w:type="neCell">
       <w:rPr>
+        <w:rFonts w:eastAsia="黑体"/>
         <w:color w:themeColor="text1" w:val="000000"/>
       </w:rPr>
     </w:tblStylePr>
     <w:tblStylePr w:type="nwCell">
       <w:rPr>
+        <w:rFonts w:eastAsia="黑体"/>
         <w:color w:themeColor="text1" w:val="000000"/>
       </w:rPr>
     </w:tblStylePr>
@@ -13242,6 +13743,7 @@
       <w:spacing w:after="0" w:line="240" w:lineRule="auto"/>
     </w:pPr>
     <w:rPr>
+      <w:rFonts w:eastAsia="黑体"/>
       <w:color w:themeColor="text1" w:val="000000"/>
     </w:rPr>
     <w:tblPr>
@@ -13268,6 +13770,7 @@
     </w:tcPr>
     <w:tblStylePr w:type="firstRow">
       <w:rPr>
+        <w:rFonts w:eastAsia="黑体"/>
         <w:b/>
         <w:bCs/>
       </w:rPr>
@@ -13286,6 +13789,7 @@
     </w:tblStylePr>
     <w:tblStylePr w:type="lastRow">
       <w:rPr>
+        <w:rFonts w:eastAsia="黑体"/>
         <w:b/>
         <w:bCs/>
         <w:color w:themeColor="background1" w:val="FFFFFF"/>
@@ -13300,6 +13804,7 @@
     </w:tblStylePr>
     <w:tblStylePr w:type="firstCol">
       <w:rPr>
+        <w:rFonts w:eastAsia="黑体"/>
         <w:color w:themeColor="background1" w:val="FFFFFF"/>
       </w:rPr>
       <w:tblPr/>
@@ -13317,6 +13822,7 @@
     </w:tblStylePr>
     <w:tblStylePr w:type="lastCol">
       <w:rPr>
+        <w:rFonts w:eastAsia="黑体"/>
         <w:color w:themeColor="background1" w:val="FFFFFF"/>
       </w:rPr>
       <w:tblPr/>
@@ -13346,11 +13852,13 @@
     </w:tblStylePr>
     <w:tblStylePr w:type="neCell">
       <w:rPr>
+        <w:rFonts w:eastAsia="黑体"/>
         <w:color w:themeColor="text1" w:val="000000"/>
       </w:rPr>
     </w:tblStylePr>
     <w:tblStylePr w:type="nwCell">
       <w:rPr>
+        <w:rFonts w:eastAsia="黑体"/>
         <w:color w:themeColor="text1" w:val="000000"/>
       </w:rPr>
     </w:tblStylePr>
@@ -13364,6 +13872,7 @@
       <w:spacing w:after="0" w:line="240" w:lineRule="auto"/>
     </w:pPr>
     <w:rPr>
+      <w:rFonts w:eastAsia="黑体"/>
       <w:color w:themeColor="text1" w:val="000000"/>
     </w:rPr>
     <w:tblPr>
@@ -13382,6 +13891,7 @@
     </w:tcPr>
     <w:tblStylePr w:type="firstRow">
       <w:rPr>
+        <w:rFonts w:eastAsia="黑体"/>
         <w:b/>
         <w:bCs/>
         <w:color w:themeColor="background1" w:val="FFFFFF"/>
@@ -13396,6 +13906,7 @@
     </w:tblStylePr>
     <w:tblStylePr w:type="lastRow">
       <w:rPr>
+        <w:rFonts w:eastAsia="黑体"/>
         <w:b/>
         <w:bCs/>
         <w:color w:themeColor="accent2" w:themeShade="CC" w:val="9E3A38"/>
@@ -13410,12 +13921,14 @@
     </w:tblStylePr>
     <w:tblStylePr w:type="firstCol">
       <w:rPr>
+        <w:rFonts w:eastAsia="黑体"/>
         <w:b/>
         <w:bCs/>
       </w:rPr>
     </w:tblStylePr>
     <w:tblStylePr w:type="lastCol">
       <w:rPr>
+        <w:rFonts w:eastAsia="黑体"/>
         <w:b/>
         <w:bCs/>
       </w:rPr>
@@ -13450,6 +13963,7 @@
       <w:spacing w:after="0" w:line="240" w:lineRule="auto"/>
     </w:pPr>
     <w:rPr>
+      <w:rFonts w:eastAsia="黑体"/>
       <w:color w:themeColor="text1" w:val="000000"/>
     </w:rPr>
     <w:tblPr>
@@ -13468,6 +13982,7 @@
     </w:tcPr>
     <w:tblStylePr w:type="firstRow">
       <w:rPr>
+        <w:rFonts w:eastAsia="黑体"/>
         <w:b/>
         <w:bCs/>
         <w:color w:themeColor="background1" w:val="FFFFFF"/>
@@ -13482,6 +13997,7 @@
     </w:tblStylePr>
     <w:tblStylePr w:type="lastRow">
       <w:rPr>
+        <w:rFonts w:eastAsia="黑体"/>
         <w:b/>
         <w:bCs/>
         <w:color w:themeColor="accent2" w:themeShade="CC" w:val="9E3A38"/>
@@ -13496,12 +14012,14 @@
     </w:tblStylePr>
     <w:tblStylePr w:type="firstCol">
       <w:rPr>
+        <w:rFonts w:eastAsia="黑体"/>
         <w:b/>
         <w:bCs/>
       </w:rPr>
     </w:tblStylePr>
     <w:tblStylePr w:type="lastCol">
       <w:rPr>
+        <w:rFonts w:eastAsia="黑体"/>
         <w:b/>
         <w:bCs/>
       </w:rPr>
@@ -13536,6 +14054,7 @@
       <w:spacing w:after="0" w:line="240" w:lineRule="auto"/>
     </w:pPr>
     <w:rPr>
+      <w:rFonts w:eastAsia="黑体"/>
       <w:color w:themeColor="text1" w:val="000000"/>
     </w:rPr>
     <w:tblPr>
@@ -13554,6 +14073,7 @@
     </w:tcPr>
     <w:tblStylePr w:type="firstRow">
       <w:rPr>
+        <w:rFonts w:eastAsia="黑体"/>
         <w:b/>
         <w:bCs/>
         <w:color w:themeColor="background1" w:val="FFFFFF"/>
@@ -13568,6 +14088,7 @@
     </w:tblStylePr>
     <w:tblStylePr w:type="lastRow">
       <w:rPr>
+        <w:rFonts w:eastAsia="黑体"/>
         <w:b/>
         <w:bCs/>
         <w:color w:themeColor="accent2" w:themeShade="CC" w:val="9E3A38"/>
@@ -13582,12 +14103,14 @@
     </w:tblStylePr>
     <w:tblStylePr w:type="firstCol">
       <w:rPr>
+        <w:rFonts w:eastAsia="黑体"/>
         <w:b/>
         <w:bCs/>
       </w:rPr>
     </w:tblStylePr>
     <w:tblStylePr w:type="lastCol">
       <w:rPr>
+        <w:rFonts w:eastAsia="黑体"/>
         <w:b/>
         <w:bCs/>
       </w:rPr>
@@ -13622,6 +14145,7 @@
       <w:spacing w:after="0" w:line="240" w:lineRule="auto"/>
     </w:pPr>
     <w:rPr>
+      <w:rFonts w:eastAsia="黑体"/>
       <w:color w:themeColor="text1" w:val="000000"/>
     </w:rPr>
     <w:tblPr>
@@ -13640,6 +14164,7 @@
     </w:tcPr>
     <w:tblStylePr w:type="firstRow">
       <w:rPr>
+        <w:rFonts w:eastAsia="黑体"/>
         <w:b/>
         <w:bCs/>
         <w:color w:themeColor="background1" w:val="FFFFFF"/>
@@ -13654,6 +14179,7 @@
     </w:tblStylePr>
     <w:tblStylePr w:type="lastRow">
       <w:rPr>
+        <w:rFonts w:eastAsia="黑体"/>
         <w:b/>
         <w:bCs/>
         <w:color w:themeColor="accent4" w:themeShade="CC" w:val="664E82"/>
@@ -13668,12 +14194,14 @@
     </w:tblStylePr>
     <w:tblStylePr w:type="firstCol">
       <w:rPr>
+        <w:rFonts w:eastAsia="黑体"/>
         <w:b/>
         <w:bCs/>
       </w:rPr>
     </w:tblStylePr>
     <w:tblStylePr w:type="lastCol">
       <w:rPr>
+        <w:rFonts w:eastAsia="黑体"/>
         <w:b/>
         <w:bCs/>
       </w:rPr>
@@ -13708,6 +14236,7 @@
       <w:spacing w:after="0" w:line="240" w:lineRule="auto"/>
     </w:pPr>
     <w:rPr>
+      <w:rFonts w:eastAsia="黑体"/>
       <w:color w:themeColor="text1" w:val="000000"/>
     </w:rPr>
     <w:tblPr>
@@ -13726,6 +14255,7 @@
     </w:tcPr>
     <w:tblStylePr w:type="firstRow">
       <w:rPr>
+        <w:rFonts w:eastAsia="黑体"/>
         <w:b/>
         <w:bCs/>
         <w:color w:themeColor="background1" w:val="FFFFFF"/>
@@ -13740,6 +14270,7 @@
     </w:tblStylePr>
     <w:tblStylePr w:type="lastRow">
       <w:rPr>
+        <w:rFonts w:eastAsia="黑体"/>
         <w:b/>
         <w:bCs/>
         <w:color w:themeColor="accent3" w:themeShade="CC" w:val="7E9C40"/>
@@ -13754,12 +14285,14 @@
     </w:tblStylePr>
     <w:tblStylePr w:type="firstCol">
       <w:rPr>
+        <w:rFonts w:eastAsia="黑体"/>
         <w:b/>
         <w:bCs/>
       </w:rPr>
     </w:tblStylePr>
     <w:tblStylePr w:type="lastCol">
       <w:rPr>
+        <w:rFonts w:eastAsia="黑体"/>
         <w:b/>
         <w:bCs/>
       </w:rPr>
@@ -13794,6 +14327,7 @@
       <w:spacing w:after="0" w:line="240" w:lineRule="auto"/>
     </w:pPr>
     <w:rPr>
+      <w:rFonts w:eastAsia="黑体"/>
       <w:color w:themeColor="text1" w:val="000000"/>
     </w:rPr>
     <w:tblPr>
@@ -13812,6 +14346,7 @@
     </w:tcPr>
     <w:tblStylePr w:type="firstRow">
       <w:rPr>
+        <w:rFonts w:eastAsia="黑体"/>
         <w:b/>
         <w:bCs/>
         <w:color w:themeColor="background1" w:val="FFFFFF"/>
@@ -13826,6 +14361,7 @@
     </w:tblStylePr>
     <w:tblStylePr w:type="lastRow">
       <w:rPr>
+        <w:rFonts w:eastAsia="黑体"/>
         <w:b/>
         <w:bCs/>
         <w:color w:themeColor="accent6" w:themeShade="CC" w:val="F2730A"/>
@@ -13840,12 +14376,14 @@
     </w:tblStylePr>
     <w:tblStylePr w:type="firstCol">
       <w:rPr>
+        <w:rFonts w:eastAsia="黑体"/>
         <w:b/>
         <w:bCs/>
       </w:rPr>
     </w:tblStylePr>
     <w:tblStylePr w:type="lastCol">
       <w:rPr>
+        <w:rFonts w:eastAsia="黑体"/>
         <w:b/>
         <w:bCs/>
       </w:rPr>
@@ -13880,6 +14418,7 @@
       <w:spacing w:after="0" w:line="240" w:lineRule="auto"/>
     </w:pPr>
     <w:rPr>
+      <w:rFonts w:eastAsia="黑体"/>
       <w:color w:themeColor="text1" w:val="000000"/>
     </w:rPr>
     <w:tblPr>
@@ -13898,6 +14437,7 @@
     </w:tcPr>
     <w:tblStylePr w:type="firstRow">
       <w:rPr>
+        <w:rFonts w:eastAsia="黑体"/>
         <w:b/>
         <w:bCs/>
         <w:color w:themeColor="background1" w:val="FFFFFF"/>
@@ -13912,6 +14452,7 @@
     </w:tblStylePr>
     <w:tblStylePr w:type="lastRow">
       <w:rPr>
+        <w:rFonts w:eastAsia="黑体"/>
         <w:b/>
         <w:bCs/>
         <w:color w:themeColor="accent5" w:themeShade="CC" w:val="348DA5"/>
@@ -13926,12 +14467,14 @@
     </w:tblStylePr>
     <w:tblStylePr w:type="firstCol">
       <w:rPr>
+        <w:rFonts w:eastAsia="黑体"/>
         <w:b/>
         <w:bCs/>
       </w:rPr>
     </w:tblStylePr>
     <w:tblStylePr w:type="lastCol">
       <w:rPr>
+        <w:rFonts w:eastAsia="黑体"/>
         <w:b/>
         <w:bCs/>
       </w:rPr>
@@ -13966,6 +14509,7 @@
       <w:spacing w:after="0" w:line="240" w:lineRule="auto"/>
     </w:pPr>
     <w:rPr>
+      <w:rFonts w:eastAsia="黑体"/>
       <w:color w:themeColor="text1" w:val="000000"/>
     </w:rPr>
     <w:tblPr>
@@ -13987,6 +14531,7 @@
     </w:tcPr>
     <w:tblStylePr w:type="firstRow">
       <w:rPr>
+        <w:rFonts w:eastAsia="黑体"/>
         <w:b/>
         <w:bCs/>
       </w:rPr>
@@ -13997,6 +14542,7 @@
     </w:tblStylePr>
     <w:tblStylePr w:type="lastRow">
       <w:rPr>
+        <w:rFonts w:eastAsia="黑体"/>
         <w:b/>
         <w:bCs/>
         <w:color w:themeColor="text1" w:val="000000"/>
@@ -14008,6 +14554,7 @@
     </w:tblStylePr>
     <w:tblStylePr w:type="firstCol">
       <w:rPr>
+        <w:rFonts w:eastAsia="黑体"/>
         <w:color w:themeColor="background1" w:val="FFFFFF"/>
       </w:rPr>
       <w:tblPr/>
@@ -14017,6 +14564,7 @@
     </w:tblStylePr>
     <w:tblStylePr w:type="lastCol">
       <w:rPr>
+        <w:rFonts w:eastAsia="黑体"/>
         <w:color w:themeColor="background1" w:val="FFFFFF"/>
       </w:rPr>
       <w:tblPr/>
@@ -14046,6 +14594,7 @@
       <w:spacing w:after="0" w:line="240" w:lineRule="auto"/>
     </w:pPr>
     <w:rPr>
+      <w:rFonts w:eastAsia="黑体"/>
       <w:color w:themeColor="text1" w:val="000000"/>
     </w:rPr>
     <w:tblPr>
@@ -14067,6 +14616,7 @@
     </w:tcPr>
     <w:tblStylePr w:type="firstRow">
       <w:rPr>
+        <w:rFonts w:eastAsia="黑体"/>
         <w:b/>
         <w:bCs/>
       </w:rPr>
@@ -14077,6 +14627,7 @@
     </w:tblStylePr>
     <w:tblStylePr w:type="lastRow">
       <w:rPr>
+        <w:rFonts w:eastAsia="黑体"/>
         <w:b/>
         <w:bCs/>
         <w:color w:themeColor="text1" w:val="000000"/>
@@ -14088,6 +14639,7 @@
     </w:tblStylePr>
     <w:tblStylePr w:type="firstCol">
       <w:rPr>
+        <w:rFonts w:eastAsia="黑体"/>
         <w:color w:themeColor="background1" w:val="FFFFFF"/>
       </w:rPr>
       <w:tblPr/>
@@ -14097,6 +14649,7 @@
     </w:tblStylePr>
     <w:tblStylePr w:type="lastCol">
       <w:rPr>
+        <w:rFonts w:eastAsia="黑体"/>
         <w:color w:themeColor="background1" w:val="FFFFFF"/>
       </w:rPr>
       <w:tblPr/>
@@ -14126,6 +14679,7 @@
       <w:spacing w:after="0" w:line="240" w:lineRule="auto"/>
     </w:pPr>
     <w:rPr>
+      <w:rFonts w:eastAsia="黑体"/>
       <w:color w:themeColor="text1" w:val="000000"/>
     </w:rPr>
     <w:tblPr>
@@ -14147,6 +14701,7 @@
     </w:tcPr>
     <w:tblStylePr w:type="firstRow">
       <w:rPr>
+        <w:rFonts w:eastAsia="黑体"/>
         <w:b/>
         <w:bCs/>
       </w:rPr>
@@ -14157,6 +14712,7 @@
     </w:tblStylePr>
     <w:tblStylePr w:type="lastRow">
       <w:rPr>
+        <w:rFonts w:eastAsia="黑体"/>
         <w:b/>
         <w:bCs/>
         <w:color w:themeColor="text1" w:val="000000"/>
@@ -14168,6 +14724,7 @@
     </w:tblStylePr>
     <w:tblStylePr w:type="firstCol">
       <w:rPr>
+        <w:rFonts w:eastAsia="黑体"/>
         <w:color w:themeColor="background1" w:val="FFFFFF"/>
       </w:rPr>
       <w:tblPr/>
@@ -14177,6 +14734,7 @@
     </w:tblStylePr>
     <w:tblStylePr w:type="lastCol">
       <w:rPr>
+        <w:rFonts w:eastAsia="黑体"/>
         <w:color w:themeColor="background1" w:val="FFFFFF"/>
       </w:rPr>
       <w:tblPr/>
@@ -14206,6 +14764,7 @@
       <w:spacing w:after="0" w:line="240" w:lineRule="auto"/>
     </w:pPr>
     <w:rPr>
+      <w:rFonts w:eastAsia="黑体"/>
       <w:color w:themeColor="text1" w:val="000000"/>
     </w:rPr>
     <w:tblPr>
@@ -14227,6 +14786,7 @@
     </w:tcPr>
     <w:tblStylePr w:type="firstRow">
       <w:rPr>
+        <w:rFonts w:eastAsia="黑体"/>
         <w:b/>
         <w:bCs/>
       </w:rPr>
@@ -14237,6 +14797,7 @@
     </w:tblStylePr>
     <w:tblStylePr w:type="lastRow">
       <w:rPr>
+        <w:rFonts w:eastAsia="黑体"/>
         <w:b/>
         <w:bCs/>
         <w:color w:themeColor="text1" w:val="000000"/>
@@ -14248,6 +14809,7 @@
     </w:tblStylePr>
     <w:tblStylePr w:type="firstCol">
       <w:rPr>
+        <w:rFonts w:eastAsia="黑体"/>
         <w:color w:themeColor="background1" w:val="FFFFFF"/>
       </w:rPr>
       <w:tblPr/>
@@ -14257,6 +14819,7 @@
     </w:tblStylePr>
     <w:tblStylePr w:type="lastCol">
       <w:rPr>
+        <w:rFonts w:eastAsia="黑体"/>
         <w:color w:themeColor="background1" w:val="FFFFFF"/>
       </w:rPr>
       <w:tblPr/>
@@ -14286,6 +14849,7 @@
       <w:spacing w:after="0" w:line="240" w:lineRule="auto"/>
     </w:pPr>
     <w:rPr>
+      <w:rFonts w:eastAsia="黑体"/>
       <w:color w:themeColor="text1" w:val="000000"/>
     </w:rPr>
     <w:tblPr>
@@ -14307,6 +14871,7 @@
     </w:tcPr>
     <w:tblStylePr w:type="firstRow">
       <w:rPr>
+        <w:rFonts w:eastAsia="黑体"/>
         <w:b/>
         <w:bCs/>
       </w:rPr>
@@ -14317,6 +14882,7 @@
     </w:tblStylePr>
     <w:tblStylePr w:type="lastRow">
       <w:rPr>
+        <w:rFonts w:eastAsia="黑体"/>
         <w:b/>
         <w:bCs/>
         <w:color w:themeColor="text1" w:val="000000"/>
@@ -14328,6 +14894,7 @@
     </w:tblStylePr>
     <w:tblStylePr w:type="firstCol">
       <w:rPr>
+        <w:rFonts w:eastAsia="黑体"/>
         <w:color w:themeColor="background1" w:val="FFFFFF"/>
       </w:rPr>
       <w:tblPr/>
@@ -14337,6 +14904,7 @@
     </w:tblStylePr>
     <w:tblStylePr w:type="lastCol">
       <w:rPr>
+        <w:rFonts w:eastAsia="黑体"/>
         <w:color w:themeColor="background1" w:val="FFFFFF"/>
       </w:rPr>
       <w:tblPr/>
@@ -14366,6 +14934,7 @@
       <w:spacing w:after="0" w:line="240" w:lineRule="auto"/>
     </w:pPr>
     <w:rPr>
+      <w:rFonts w:eastAsia="黑体"/>
       <w:color w:themeColor="text1" w:val="000000"/>
     </w:rPr>
     <w:tblPr>
@@ -14387,6 +14956,7 @@
     </w:tcPr>
     <w:tblStylePr w:type="firstRow">
       <w:rPr>
+        <w:rFonts w:eastAsia="黑体"/>
         <w:b/>
         <w:bCs/>
       </w:rPr>
@@ -14397,6 +14967,7 @@
     </w:tblStylePr>
     <w:tblStylePr w:type="lastRow">
       <w:rPr>
+        <w:rFonts w:eastAsia="黑体"/>
         <w:b/>
         <w:bCs/>
         <w:color w:themeColor="text1" w:val="000000"/>
@@ -14408,6 +14979,7 @@
     </w:tblStylePr>
     <w:tblStylePr w:type="firstCol">
       <w:rPr>
+        <w:rFonts w:eastAsia="黑体"/>
         <w:color w:themeColor="background1" w:val="FFFFFF"/>
       </w:rPr>
       <w:tblPr/>
@@ -14417,6 +14989,7 @@
     </w:tblStylePr>
     <w:tblStylePr w:type="lastCol">
       <w:rPr>
+        <w:rFonts w:eastAsia="黑体"/>
         <w:color w:themeColor="background1" w:val="FFFFFF"/>
       </w:rPr>
       <w:tblPr/>
@@ -14446,6 +15019,7 @@
       <w:spacing w:after="0" w:line="240" w:lineRule="auto"/>
     </w:pPr>
     <w:rPr>
+      <w:rFonts w:eastAsia="黑体"/>
       <w:color w:themeColor="text1" w:val="000000"/>
     </w:rPr>
     <w:tblPr>
@@ -14467,6 +15041,7 @@
     </w:tcPr>
     <w:tblStylePr w:type="firstRow">
       <w:rPr>
+        <w:rFonts w:eastAsia="黑体"/>
         <w:b/>
         <w:bCs/>
       </w:rPr>
@@ -14477,6 +15052,7 @@
     </w:tblStylePr>
     <w:tblStylePr w:type="lastRow">
       <w:rPr>
+        <w:rFonts w:eastAsia="黑体"/>
         <w:b/>
         <w:bCs/>
         <w:color w:themeColor="text1" w:val="000000"/>
@@ -14488,6 +15064,7 @@
     </w:tblStylePr>
     <w:tblStylePr w:type="firstCol">
       <w:rPr>
+        <w:rFonts w:eastAsia="黑体"/>
         <w:color w:themeColor="background1" w:val="FFFFFF"/>
       </w:rPr>
       <w:tblPr/>
@@ -14497,6 +15074,7 @@
     </w:tblStylePr>
     <w:tblStylePr w:type="lastCol">
       <w:rPr>
+        <w:rFonts w:eastAsia="黑体"/>
         <w:color w:themeColor="background1" w:val="FFFFFF"/>
       </w:rPr>
       <w:tblPr/>
@@ -14529,6 +15107,7 @@
     <w:name w:val="KeywordTok"/>
     <w:basedOn w:val="VerbatimChar"/>
     <w:rPr>
+      <w:rFonts w:eastAsia="黑体"/>
       <w:b/>
       <w:color w:val="007020"/>
     </w:rPr>
@@ -14537,6 +15116,7 @@
     <w:name w:val="DataTypeTok"/>
     <w:basedOn w:val="VerbatimChar"/>
     <w:rPr>
+      <w:rFonts w:eastAsia="黑体"/>
       <w:color w:val="902000"/>
     </w:rPr>
   </w:style>
@@ -14544,6 +15124,7 @@
     <w:name w:val="DecValTok"/>
     <w:basedOn w:val="VerbatimChar"/>
     <w:rPr>
+      <w:rFonts w:eastAsia="黑体"/>
       <w:color w:val="40a070"/>
     </w:rPr>
   </w:style>
@@ -14551,6 +15132,7 @@
     <w:name w:val="BaseNTok"/>
     <w:basedOn w:val="VerbatimChar"/>
     <w:rPr>
+      <w:rFonts w:eastAsia="黑体"/>
       <w:color w:val="40a070"/>
     </w:rPr>
   </w:style>
@@ -14558,6 +15140,7 @@
     <w:name w:val="FloatTok"/>
     <w:basedOn w:val="VerbatimChar"/>
     <w:rPr>
+      <w:rFonts w:eastAsia="黑体"/>
       <w:color w:val="40a070"/>
     </w:rPr>
   </w:style>
@@ -14565,6 +15148,7 @@
     <w:name w:val="ConstantTok"/>
     <w:basedOn w:val="VerbatimChar"/>
     <w:rPr>
+      <w:rFonts w:eastAsia="黑体"/>
       <w:color w:val="880000"/>
     </w:rPr>
   </w:style>
@@ -14572,6 +15156,7 @@
     <w:name w:val="CharTok"/>
     <w:basedOn w:val="VerbatimChar"/>
     <w:rPr>
+      <w:rFonts w:eastAsia="黑体"/>
       <w:color w:val="4070a0"/>
     </w:rPr>
   </w:style>
@@ -14579,6 +15164,7 @@
     <w:name w:val="SpecialCharTok"/>
     <w:basedOn w:val="VerbatimChar"/>
     <w:rPr>
+      <w:rFonts w:eastAsia="黑体"/>
       <w:color w:val="4070a0"/>
     </w:rPr>
   </w:style>
@@ -14586,6 +15172,7 @@
     <w:name w:val="StringTok"/>
     <w:basedOn w:val="VerbatimChar"/>
     <w:rPr>
+      <w:rFonts w:eastAsia="黑体"/>
       <w:color w:val="4070a0"/>
     </w:rPr>
   </w:style>
@@ -14593,6 +15180,7 @@
     <w:name w:val="VerbatimStringTok"/>
     <w:basedOn w:val="VerbatimChar"/>
     <w:rPr>
+      <w:rFonts w:eastAsia="黑体"/>
       <w:color w:val="4070a0"/>
     </w:rPr>
   </w:style>
@@ -14600,6 +15188,7 @@
     <w:name w:val="SpecialStringTok"/>
     <w:basedOn w:val="VerbatimChar"/>
     <w:rPr>
+      <w:rFonts w:eastAsia="黑体"/>
       <w:color w:val="bb6688"/>
     </w:rPr>
   </w:style>
@@ -14607,6 +15196,7 @@
     <w:name w:val="ImportTok"/>
     <w:basedOn w:val="VerbatimChar"/>
     <w:rPr>
+      <w:rFonts w:eastAsia="黑体"/>
       <w:b/>
       <w:color w:val="008000"/>
     </w:rPr>
@@ -14615,6 +15205,7 @@
     <w:name w:val="CommentTok"/>
     <w:basedOn w:val="VerbatimChar"/>
     <w:rPr>
+      <w:rFonts w:eastAsia="黑体"/>
       <w:i/>
       <w:color w:val="60a0b0"/>
     </w:rPr>
@@ -14623,6 +15214,7 @@
     <w:name w:val="DocumentationTok"/>
     <w:basedOn w:val="VerbatimChar"/>
     <w:rPr>
+      <w:rFonts w:eastAsia="黑体"/>
       <w:i/>
       <w:color w:val="ba2121"/>
     </w:rPr>
@@ -14631,6 +15223,7 @@
     <w:name w:val="AnnotationTok"/>
     <w:basedOn w:val="VerbatimChar"/>
     <w:rPr>
+      <w:rFonts w:eastAsia="黑体"/>
       <w:b/>
       <w:i/>
       <w:color w:val="60a0b0"/>
@@ -14640,6 +15233,7 @@
     <w:name w:val="CommentVarTok"/>
     <w:basedOn w:val="VerbatimChar"/>
     <w:rPr>
+      <w:rFonts w:eastAsia="黑体"/>
       <w:b/>
       <w:i/>
       <w:color w:val="60a0b0"/>
@@ -14649,6 +15243,7 @@
     <w:name w:val="OtherTok"/>
     <w:basedOn w:val="VerbatimChar"/>
     <w:rPr>
+      <w:rFonts w:eastAsia="黑体"/>
       <w:color w:val="007020"/>
     </w:rPr>
   </w:style>
@@ -14656,6 +15251,7 @@
     <w:name w:val="FunctionTok"/>
     <w:basedOn w:val="VerbatimChar"/>
     <w:rPr>
+      <w:rFonts w:eastAsia="黑体"/>
       <w:color w:val="06287e"/>
     </w:rPr>
   </w:style>
@@ -14663,6 +15259,7 @@
     <w:name w:val="VariableTok"/>
     <w:basedOn w:val="VerbatimChar"/>
     <w:rPr>
+      <w:rFonts w:eastAsia="黑体"/>
       <w:color w:val="19177c"/>
     </w:rPr>
   </w:style>
@@ -14670,6 +15267,7 @@
     <w:name w:val="ControlFlowTok"/>
     <w:basedOn w:val="VerbatimChar"/>
     <w:rPr>
+      <w:rFonts w:eastAsia="黑体"/>
       <w:b/>
       <w:color w:val="007020"/>
     </w:rPr>
@@ -14678,6 +15276,7 @@
     <w:name w:val="OperatorTok"/>
     <w:basedOn w:val="VerbatimChar"/>
     <w:rPr>
+      <w:rFonts w:eastAsia="黑体"/>
       <w:color w:val="666666"/>
     </w:rPr>
   </w:style>
@@ -14685,18 +15284,22 @@
     <w:name w:val="BuiltInTok"/>
     <w:basedOn w:val="VerbatimChar"/>
     <w:rPr>
+      <w:rFonts w:eastAsia="黑体"/>
       <w:color w:val="008000"/>
     </w:rPr>
   </w:style>
   <w:style w:type="character" w:customStyle="1" w:styleId="ExtensionTok">
     <w:name w:val="ExtensionTok"/>
     <w:basedOn w:val="VerbatimChar"/>
-    <w:rPr/>
+    <w:rPr>
+      <w:rFonts w:eastAsia="黑体"/>
+    </w:rPr>
   </w:style>
   <w:style w:type="character" w:customStyle="1" w:styleId="PreprocessorTok">
     <w:name w:val="PreprocessorTok"/>
     <w:basedOn w:val="VerbatimChar"/>
     <w:rPr>
+      <w:rFonts w:eastAsia="黑体"/>
       <w:color w:val="bc7a00"/>
     </w:rPr>
   </w:style>
@@ -14704,18 +15307,22 @@
     <w:name w:val="AttributeTok"/>
     <w:basedOn w:val="VerbatimChar"/>
     <w:rPr>
+      <w:rFonts w:eastAsia="黑体"/>
       <w:color w:val="7d9029"/>
     </w:rPr>
   </w:style>
   <w:style w:type="character" w:customStyle="1" w:styleId="RegionMarkerTok">
     <w:name w:val="RegionMarkerTok"/>
     <w:basedOn w:val="VerbatimChar"/>
-    <w:rPr/>
+    <w:rPr>
+      <w:rFonts w:eastAsia="黑体"/>
+    </w:rPr>
   </w:style>
   <w:style w:type="character" w:customStyle="1" w:styleId="InformationTok">
     <w:name w:val="InformationTok"/>
     <w:basedOn w:val="VerbatimChar"/>
     <w:rPr>
+      <w:rFonts w:eastAsia="黑体"/>
       <w:b/>
       <w:i/>
       <w:color w:val="60a0b0"/>
@@ -14725,6 +15332,7 @@
     <w:name w:val="WarningTok"/>
     <w:basedOn w:val="VerbatimChar"/>
     <w:rPr>
+      <w:rFonts w:eastAsia="黑体"/>
       <w:b/>
       <w:i/>
       <w:color w:val="60a0b0"/>
@@ -14734,6 +15342,7 @@
     <w:name w:val="AlertTok"/>
     <w:basedOn w:val="VerbatimChar"/>
     <w:rPr>
+      <w:rFonts w:eastAsia="黑体"/>
       <w:b/>
       <w:color w:val="ff0000"/>
     </w:rPr>
@@ -14742,6 +15351,7 @@
     <w:name w:val="ErrorTok"/>
     <w:basedOn w:val="VerbatimChar"/>
     <w:rPr>
+      <w:rFonts w:eastAsia="黑体"/>
       <w:b/>
       <w:color w:val="ff0000"/>
     </w:rPr>
@@ -14749,7 +15359,9 @@
   <w:style w:type="character" w:customStyle="1" w:styleId="NormalTok">
     <w:name w:val="NormalTok"/>
     <w:basedOn w:val="VerbatimChar"/>
-    <w:rPr/>
+    <w:rPr>
+      <w:rFonts w:eastAsia="黑体"/>
+    </w:rPr>
   </w:style>
 </w:styles>
 </file>
@@ -14798,12 +15410,12 @@
     <a:fontScheme name="Office">
       <a:majorFont>
         <a:latin typeface="Calibri"/>
-        <a:ea typeface=""/>
+        <a:ea typeface="黑体"/>
         <a:cs typeface=""/>
         <a:font script="Jpan" typeface="ＭＳ ゴシック"/>
         <a:font script="Hang" typeface="맑은 고딕"/>
-        <a:font script="Hans" typeface="宋体"/>
-        <a:font script="Hant" typeface="新細明體"/>
+        <a:font script="Hans" typeface="黑体"/>
+        <a:font script="Hant" typeface="黑体"/>
         <a:font script="Arab" typeface="Times New Roman"/>
         <a:font script="Hebr" typeface="Times New Roman"/>
         <a:font script="Thai" typeface="Angsana New"/>
@@ -14833,12 +15445,12 @@
       </a:majorFont>
       <a:minorFont>
         <a:latin typeface="Cambria"/>
-        <a:ea typeface=""/>
+        <a:ea typeface="黑体"/>
         <a:cs typeface=""/>
         <a:font script="Jpan" typeface="ＭＳ 明朝"/>
         <a:font script="Hang" typeface="맑은 고딕"/>
-        <a:font script="Hans" typeface="宋体"/>
-        <a:font script="Hant" typeface="新細明體"/>
+        <a:font script="Hans" typeface="黑体"/>
+        <a:font script="Hant" typeface="黑体"/>
         <a:font script="Arab" typeface="Arial"/>
         <a:font script="Hebr" typeface="Arial"/>
         <a:font script="Thai" typeface="Cordia New"/>

--- a/06-转换电路/04-电压基准源/可编程基准源电路/可编程基准源电路.docx
+++ b/06-转换电路/04-电压基准源/可编程基准源电路/可编程基准源电路.docx
@@ -2339,7 +2339,7 @@
           <w:color w:val="555555"/>
           <w:sz w:val="21"/>
         </w:rPr>
-        <w:t>材料收集者：杜文杰，WX手机：19519196569，QQ:3478827729</w:t>
+        <w:t>材料收集者：杜文杰，微信/手机：19519196569，QQ:3478827729</w:t>
       </w:r>
     </w:p>
     <w:sectPr>
